--- a/Alexey_Shvechkov_CV.docx
+++ b/Alexey_Shvechkov_CV.docx
@@ -1,65 +1,48 @@
 
 <file path=word/document.xml><?xml version="1.0" encoding="utf-8"?>
-<w:document xmlns:wpc="http://schemas.microsoft.com/office/word/2010/wordprocessingCanvas" xmlns:mc="http://schemas.openxmlformats.org/markup-compatibility/2006" xmlns:o="urn:schemas-microsoft-com:office:office" xmlns:r="http://schemas.openxmlformats.org/officeDocument/2006/relationships" xmlns:m="http://schemas.openxmlformats.org/officeDocument/2006/math" xmlns:v="urn:schemas-microsoft-com:vml" xmlns:wp14="http://schemas.microsoft.com/office/word/2010/wordprocessingDrawing" xmlns:wp="http://schemas.openxmlformats.org/drawingml/2006/wordprocessingDrawing" xmlns:w10="urn:schemas-microsoft-com:office:word" xmlns:w="http://schemas.openxmlformats.org/wordprocessingml/2006/main" xmlns:w14="http://schemas.microsoft.com/office/word/2010/wordml" xmlns:w15="http://schemas.microsoft.com/office/word/2012/wordml" xmlns:wpg="http://schemas.microsoft.com/office/word/2010/wordprocessingGroup" xmlns:wpi="http://schemas.microsoft.com/office/word/2010/wordprocessingInk" xmlns:wne="http://schemas.microsoft.com/office/word/2006/wordml" xmlns:wps="http://schemas.microsoft.com/office/word/2010/wordprocessingShape" xmlns:w16se="http://schemas.microsoft.com/office/word/2015/wordml/symex" xmlns:w16cid="http://schemas.microsoft.com/office/word/2016/wordml/cid" xmlns:w16="http://schemas.microsoft.com/office/word/2018/wordml" xmlns:w16cex="http://schemas.microsoft.com/office/word/2018/wordml/cex" xmlns:w16sdtdh="http://schemas.microsoft.com/office/word/2020/wordml/sdtdatahash" xmlns:w16sdtfl="http://schemas.microsoft.com/office/word/2024/wordml/sdtformatlock" mc:Ignorable="w14 w15 wp14 w16se w16cid w16 w16cex w16sdtdh w16sdtfl">
+<w:document xmlns:wpc="http://schemas.microsoft.com/office/word/2010/wordprocessingCanvas" xmlns:mc="http://schemas.openxmlformats.org/markup-compatibility/2006" xmlns:o="urn:schemas-microsoft-com:office:office" xmlns:r="http://schemas.openxmlformats.org/officeDocument/2006/relationships" xmlns:m="http://schemas.openxmlformats.org/officeDocument/2006/math" xmlns:v="urn:schemas-microsoft-com:vml" xmlns:wp14="http://schemas.microsoft.com/office/word/2010/wordprocessingDrawing" xmlns:wp="http://schemas.openxmlformats.org/drawingml/2006/wordprocessingDrawing" xmlns:w10="urn:schemas-microsoft-com:office:word" xmlns:w="http://schemas.openxmlformats.org/wordprocessingml/2006/main" xmlns:w14="http://schemas.microsoft.com/office/word/2010/wordml" xmlns:w15="http://schemas.microsoft.com/office/word/2012/wordml" xmlns:wpg="http://schemas.microsoft.com/office/word/2010/wordprocessingGroup" xmlns:wpi="http://schemas.microsoft.com/office/word/2010/wordprocessingInk" xmlns:wne="http://schemas.microsoft.com/office/word/2006/wordml" xmlns:wps="http://schemas.microsoft.com/office/word/2010/wordprocessingShape" xmlns:w16se="http://schemas.microsoft.com/office/word/2015/wordml/symex" xmlns:w16cid="http://schemas.microsoft.com/office/word/2016/wordml/cid" xmlns:w16="http://schemas.microsoft.com/office/word/2018/wordml" xmlns:w16cex="http://schemas.microsoft.com/office/word/2018/wordml/cex" xmlns:w16sdtdh="http://schemas.microsoft.com/office/word/2020/wordml/sdtdatahash" xmlns:w16sdtfl="http://schemas.microsoft.com/office/word/2024/wordml/sdtformatlock" xmlns:a="http://schemas.openxmlformats.org/drawingml/2006/main" xmlns:pic="http://schemas.openxmlformats.org/drawingml/2006/picture" xmlns:a14="http://schemas.microsoft.com/office/drawing/2010/main" mc:Ignorable="w14 w15 wp14 w16se w16cid w16 w16cex w16sdtdh w16sdtfl">
   <w:body>
     <w:p>
       <w:pPr>
+        <w:pStyle w:val="Normal"/>
+      </w:pPr>
+      <w:r>
         <w:rPr>
           <w:rFonts w:ascii="Calibri" w:hAnsi="Calibri" w:eastAsia="Calibri" w:cs="Calibri"/>
           <w:b w:val="1"/>
           <w:bCs w:val="1"/>
-          <w:sz w:val="36"/>
-          <w:szCs w:val="36"/>
-        </w:rPr>
-      </w:pPr>
+          <w:sz w:val="40"/>
+          <w:szCs w:val="40"/>
+        </w:rPr>
+        <w:t xml:space="preserve">Alexey </w:t>
+      </w:r>
       <w:r>
         <w:rPr>
           <w:rFonts w:ascii="Calibri" w:hAnsi="Calibri" w:eastAsia="Calibri" w:cs="Calibri"/>
           <w:b w:val="1"/>
           <w:bCs w:val="1"/>
-          <w:sz w:val="36"/>
-          <w:szCs w:val="36"/>
-        </w:rPr>
-        <w:t xml:space="preserve">Alexey </w:t>
-      </w:r>
-      <w:r>
-        <w:rPr>
-          <w:rFonts w:ascii="Calibri" w:hAnsi="Calibri" w:eastAsia="Calibri" w:cs="Calibri"/>
-          <w:b w:val="1"/>
-          <w:bCs w:val="1"/>
-          <w:sz w:val="36"/>
-          <w:szCs w:val="36"/>
+          <w:sz w:val="40"/>
+          <w:szCs w:val="40"/>
         </w:rPr>
         <w:t>Shvechkov</w:t>
       </w:r>
     </w:p>
     <w:p>
       <w:pPr>
-        <w:pStyle w:val="Normal"/>
-        <w:rPr>
-          <w:rFonts w:ascii="Calibri" w:hAnsi="Calibri" w:eastAsia="Calibri" w:cs="Calibri"/>
-          <w:b w:val="0"/>
-          <w:bCs w:val="0"/>
-          <w:i w:val="0"/>
-          <w:iCs w:val="0"/>
-          <w:strike w:val="0"/>
-          <w:dstrike w:val="0"/>
-          <w:noProof w:val="0"/>
-          <w:sz w:val="20"/>
-          <w:szCs w:val="20"/>
-          <w:u w:val="none"/>
-          <w:lang w:val="en-US"/>
-        </w:rPr>
-      </w:pPr>
-      <w:r>
-        <w:rPr>
-          <w:rFonts w:ascii="Calibri" w:hAnsi="Calibri" w:eastAsia="Calibri" w:cs="Calibri"/>
-          <w:sz w:val="18"/>
-          <w:szCs w:val="18"/>
-        </w:rPr>
-        <w:t xml:space="preserve">Greater Boston, MA | +1.774.278.1743 | GitHub: </w:t>
-      </w:r>
-      <w:hyperlink r:id="Race9f5e81ba842c1">
+        <w:pStyle w:val="Header"/>
+        <w:spacing w:after="120" w:afterAutospacing="off"/>
+        <w:ind w:left="-115"/>
+        <w:jc w:val="left"/>
+      </w:pPr>
+      <w:r>
+        <w:rPr>
+          <w:rFonts w:ascii="Calibri" w:hAnsi="Calibri" w:eastAsia="Calibri" w:cs="Calibri"/>
+          <w:sz w:val="18"/>
+          <w:szCs w:val="18"/>
+        </w:rPr>
+        <w:t xml:space="preserve">   Greater Boston, MA|+1(774)278-1743 |  </w:t>
+      </w:r>
+      <w:hyperlink r:id="Raa42ee92ac5c4c39">
         <w:r>
           <w:rPr>
             <w:rStyle w:val="Hyperlink"/>
@@ -75,7 +58,7 @@
             <w:szCs w:val="18"/>
             <w:lang w:val="en-US"/>
           </w:rPr>
-          <w:t>github.com/shvechkov</w:t>
+          <w:t>jobs@shvechkov.com</w:t>
         </w:r>
       </w:hyperlink>
       <w:r>
@@ -84,9 +67,9 @@
           <w:sz w:val="18"/>
           <w:szCs w:val="18"/>
         </w:rPr>
-        <w:t xml:space="preserve"> | LinkedIn: </w:t>
-      </w:r>
-      <w:hyperlink r:id="R6e323234496a4f36">
+        <w:t xml:space="preserve">  |  </w:t>
+      </w:r>
+      <w:hyperlink r:id="R21239b98dcc44e30">
         <w:r>
           <w:rPr>
             <w:rStyle w:val="Hyperlink"/>
@@ -102,56 +85,775 @@
             <w:szCs w:val="18"/>
             <w:lang w:val="en-US"/>
           </w:rPr>
-          <w:t>www.linkedin.com/in/alexey-shvechkov</w:t>
+          <w:t>https://github.com/shvechkov</w:t>
         </w:r>
       </w:hyperlink>
       <w:r>
         <w:rPr>
           <w:rFonts w:ascii="Calibri" w:hAnsi="Calibri" w:eastAsia="Calibri" w:cs="Calibri"/>
+          <w:sz w:val="18"/>
+          <w:szCs w:val="18"/>
+        </w:rPr>
+        <w:t xml:space="preserve">  | </w:t>
+      </w:r>
+      <w:hyperlink r:id="Rca2ccce338414a1f">
+        <w:r>
+          <w:rPr>
+            <w:rStyle w:val="Hyperlink"/>
+            <w:rFonts w:ascii="Calibri" w:hAnsi="Calibri" w:eastAsia="Calibri" w:cs="Calibri"/>
+            <w:b w:val="0"/>
+            <w:bCs w:val="0"/>
+            <w:i w:val="0"/>
+            <w:iCs w:val="0"/>
+            <w:strike w:val="0"/>
+            <w:dstrike w:val="0"/>
+            <w:noProof w:val="0"/>
+            <w:sz w:val="18"/>
+            <w:szCs w:val="18"/>
+            <w:lang w:val="en-US"/>
+          </w:rPr>
+          <w:t>https://www.linkedin.com/in/alexey-shvechkov</w:t>
+        </w:r>
+        <w:r>
+          <w:tab/>
+        </w:r>
+      </w:hyperlink>
+    </w:p>
+    <w:p>
+      <w:pPr>
+        <w:pStyle w:val="Normal"/>
+        <w:spacing w:after="0" w:afterAutospacing="off"/>
+        <w:rPr>
+          <w:rFonts w:ascii="Calibri" w:hAnsi="Calibri" w:eastAsia="Calibri" w:cs="Calibri"/>
+          <w:b w:val="1"/>
+          <w:bCs w:val="1"/>
+        </w:rPr>
+      </w:pPr>
+      <w:r>
+        <w:rPr>
+          <w:rFonts w:ascii="Calibri" w:hAnsi="Calibri" w:eastAsia="Calibri" w:cs="Calibri"/>
+          <w:b w:val="1"/>
+          <w:bCs w:val="1"/>
+        </w:rPr>
+        <w:t>Summary</w:t>
+      </w:r>
+    </w:p>
+    <w:p>
+      <w:pPr>
+        <w:pStyle w:val="Normal"/>
+        <w:spacing w:before="0" w:beforeAutospacing="off" w:after="160" w:afterAutospacing="off"/>
+        <w:rPr>
+          <w:rFonts w:ascii="Calibri" w:hAnsi="Calibri" w:eastAsia="Calibri" w:cs="Calibri"/>
+          <w:noProof w:val="0"/>
+          <w:color w:val="000000" w:themeColor="text1" w:themeTint="FF" w:themeShade="FF"/>
+          <w:sz w:val="18"/>
+          <w:szCs w:val="18"/>
+          <w:lang w:val="en-US"/>
+        </w:rPr>
+      </w:pPr>
+      <w:r>
+        <w:rPr>
+          <w:rFonts w:ascii="Calibri" w:hAnsi="Calibri" w:eastAsia="Calibri" w:cs="Calibri"/>
+          <w:noProof w:val="0"/>
+          <w:color w:val="000000" w:themeColor="text1" w:themeTint="FF" w:themeShade="FF"/>
+          <w:sz w:val="18"/>
+          <w:szCs w:val="18"/>
+          <w:lang w:val="en-US"/>
+        </w:rPr>
+        <w:t xml:space="preserve">Principal Software Engineer with 20+ years architecting resilient systems—from Linux kernel drivers to cloud-native AI platforms. Recent focus: ML-powered ransomware detection (70% faster recovery), agentic RAG chatbot (15% support reduction), and Kubernetes-based Azure protection SaaS. Deep </w:t>
+      </w:r>
+      <w:r>
+        <w:rPr>
+          <w:rFonts w:ascii="Calibri" w:hAnsi="Calibri" w:eastAsia="Calibri" w:cs="Calibri"/>
+          <w:noProof w:val="0"/>
+          <w:color w:val="000000" w:themeColor="text1" w:themeTint="FF" w:themeShade="FF"/>
+          <w:sz w:val="18"/>
+          <w:szCs w:val="18"/>
+          <w:lang w:val="en-US"/>
+        </w:rPr>
+        <w:t>exp</w:t>
+      </w:r>
+      <w:r>
+        <w:rPr>
+          <w:rFonts w:ascii="Calibri" w:hAnsi="Calibri" w:eastAsia="Calibri" w:cs="Calibri"/>
+          <w:noProof w:val="0"/>
+          <w:color w:val="000000" w:themeColor="text1" w:themeTint="FF" w:themeShade="FF"/>
+          <w:sz w:val="18"/>
+          <w:szCs w:val="18"/>
+          <w:lang w:val="en-US"/>
+        </w:rPr>
+        <w:t>ertise</w:t>
+      </w:r>
+      <w:r>
+        <w:rPr>
+          <w:rFonts w:ascii="Calibri" w:hAnsi="Calibri" w:eastAsia="Calibri" w:cs="Calibri"/>
+          <w:noProof w:val="0"/>
+          <w:color w:val="000000" w:themeColor="text1" w:themeTint="FF" w:themeShade="FF"/>
+          <w:sz w:val="18"/>
+          <w:szCs w:val="18"/>
+          <w:lang w:val="en-US"/>
+        </w:rPr>
+        <w:t xml:space="preserve"> in</w:t>
+      </w:r>
+      <w:r>
+        <w:rPr>
+          <w:rFonts w:ascii="Calibri" w:hAnsi="Calibri" w:eastAsia="Calibri" w:cs="Calibri"/>
+          <w:noProof w:val="0"/>
+          <w:color w:val="000000" w:themeColor="text1" w:themeTint="FF" w:themeShade="FF"/>
+          <w:sz w:val="18"/>
+          <w:szCs w:val="18"/>
+          <w:lang w:val="en-US"/>
+        </w:rPr>
+        <w:t xml:space="preserve"> C++, Go, Python, PyT</w:t>
+      </w:r>
+      <w:r>
+        <w:rPr>
+          <w:rFonts w:ascii="Calibri" w:hAnsi="Calibri" w:eastAsia="Calibri" w:cs="Calibri"/>
+          <w:noProof w:val="0"/>
+          <w:color w:val="000000" w:themeColor="text1" w:themeTint="FF" w:themeShade="FF"/>
+          <w:sz w:val="18"/>
+          <w:szCs w:val="18"/>
+          <w:lang w:val="en-US"/>
+        </w:rPr>
+        <w:t>orch. L</w:t>
+      </w:r>
+      <w:r>
+        <w:rPr>
+          <w:rFonts w:ascii="Calibri" w:hAnsi="Calibri" w:eastAsia="Calibri" w:cs="Calibri"/>
+          <w:noProof w:val="0"/>
+          <w:color w:val="000000" w:themeColor="text1" w:themeTint="FF" w:themeShade="FF"/>
+          <w:sz w:val="18"/>
+          <w:szCs w:val="18"/>
+          <w:lang w:val="en-US"/>
+        </w:rPr>
+        <w:t>ed distributed engineering teams while prototyping and delivering production systems at enterprise scale. Patent holder and open-source contributor.</w:t>
+      </w:r>
+    </w:p>
+    <w:p>
+      <w:pPr>
+        <w:pStyle w:val="Normal"/>
+        <w:spacing w:before="40" w:beforeAutospacing="off" w:after="100" w:afterAutospacing="off"/>
+        <w:rPr>
+          <w:rFonts w:ascii="Calibri" w:hAnsi="Calibri" w:eastAsia="Calibri" w:cs="Calibri"/>
+          <w:b w:val="1"/>
+          <w:bCs w:val="1"/>
+        </w:rPr>
+      </w:pPr>
+      <w:r>
+        <w:rPr>
+          <w:rFonts w:ascii="Calibri" w:hAnsi="Calibri" w:eastAsia="Calibri" w:cs="Calibri"/>
+          <w:b w:val="1"/>
+          <w:bCs w:val="1"/>
+        </w:rPr>
+        <w:t xml:space="preserve">Core Competencies /Skills </w:t>
+      </w:r>
+    </w:p>
+    <w:p>
+      <w:pPr>
+        <w:spacing w:before="0" w:beforeAutospacing="off" w:after="0" w:afterAutospacing="off"/>
+        <w:ind w:left="0"/>
+        <w:rPr>
+          <w:rFonts w:ascii="Calibri" w:hAnsi="Calibri" w:eastAsia="Calibri" w:cs="Calibri"/>
+          <w:noProof w:val="0"/>
+          <w:color w:val="000000" w:themeColor="text1" w:themeTint="FF" w:themeShade="FF"/>
+          <w:sz w:val="18"/>
+          <w:szCs w:val="18"/>
+          <w:lang w:val="en-US"/>
+        </w:rPr>
+      </w:pPr>
+      <w:r>
+        <w:rPr>
+          <w:rFonts w:ascii="Calibri" w:hAnsi="Calibri" w:eastAsia="Calibri" w:cs="Calibri"/>
+          <w:b w:val="1"/>
+          <w:bCs w:val="1"/>
+          <w:noProof w:val="0"/>
+          <w:color w:val="000000" w:themeColor="text1" w:themeTint="FF" w:themeShade="FF"/>
+          <w:sz w:val="18"/>
+          <w:szCs w:val="18"/>
+          <w:lang w:val="en-US"/>
+        </w:rPr>
+        <w:t>Leadership &amp; Strategy:</w:t>
+      </w:r>
+      <w:r>
+        <w:rPr>
+          <w:rFonts w:ascii="Calibri" w:hAnsi="Calibri" w:eastAsia="Calibri" w:cs="Calibri"/>
+          <w:noProof w:val="0"/>
+          <w:color w:val="000000" w:themeColor="text1" w:themeTint="FF" w:themeShade="FF"/>
+          <w:sz w:val="18"/>
+          <w:szCs w:val="18"/>
+          <w:lang w:val="en-US"/>
+        </w:rPr>
+        <w:t xml:space="preserve"> Technical strategy, agile execution, product ownership, cross-functional influence, managing &amp; mentoring </w:t>
+      </w:r>
+      <w:r>
+        <w:rPr>
+          <w:rFonts w:ascii="Calibri" w:hAnsi="Calibri" w:eastAsia="Calibri" w:cs="Calibri"/>
+          <w:noProof w:val="0"/>
+          <w:color w:val="000000" w:themeColor="text1" w:themeTint="FF" w:themeShade="FF"/>
+          <w:sz w:val="18"/>
+          <w:szCs w:val="18"/>
+          <w:lang w:val="en-US"/>
+        </w:rPr>
+        <w:t>teams (</w:t>
+      </w:r>
+      <w:r>
+        <w:rPr>
+          <w:rFonts w:ascii="Calibri" w:hAnsi="Calibri" w:eastAsia="Calibri" w:cs="Calibri"/>
+          <w:noProof w:val="0"/>
+          <w:color w:val="000000" w:themeColor="text1" w:themeTint="FF" w:themeShade="FF"/>
+          <w:sz w:val="18"/>
+          <w:szCs w:val="18"/>
+          <w:lang w:val="en-US"/>
+        </w:rPr>
+        <w:t>10+ years), roadmap planning, cost optimization</w:t>
+      </w:r>
+    </w:p>
+    <w:p>
+      <w:pPr>
+        <w:spacing w:before="0" w:beforeAutospacing="off" w:after="0" w:afterAutospacing="off"/>
+        <w:ind w:left="0"/>
+        <w:rPr>
+          <w:rFonts w:ascii="Calibri" w:hAnsi="Calibri" w:eastAsia="Calibri" w:cs="Calibri"/>
+          <w:noProof w:val="0"/>
+          <w:color w:val="000000" w:themeColor="text1" w:themeTint="FF" w:themeShade="FF"/>
+          <w:sz w:val="18"/>
+          <w:szCs w:val="18"/>
+          <w:lang w:val="en-US"/>
+        </w:rPr>
+      </w:pPr>
+      <w:r>
+        <w:rPr>
+          <w:rFonts w:ascii="Calibri" w:hAnsi="Calibri" w:eastAsia="Calibri" w:cs="Calibri"/>
+          <w:b w:val="1"/>
+          <w:bCs w:val="1"/>
+          <w:noProof w:val="0"/>
+          <w:color w:val="000000" w:themeColor="text1" w:themeTint="FF" w:themeShade="FF"/>
+          <w:sz w:val="18"/>
+          <w:szCs w:val="18"/>
+          <w:lang w:val="en-US"/>
+        </w:rPr>
+        <w:t>Cloud &amp; Distributed Systems:</w:t>
+      </w:r>
+      <w:r>
+        <w:rPr>
+          <w:rFonts w:ascii="Calibri" w:hAnsi="Calibri" w:eastAsia="Calibri" w:cs="Calibri"/>
+          <w:noProof w:val="0"/>
+          <w:color w:val="000000" w:themeColor="text1" w:themeTint="FF" w:themeShade="FF"/>
+          <w:sz w:val="18"/>
+          <w:szCs w:val="18"/>
+          <w:lang w:val="en-US"/>
+        </w:rPr>
+        <w:t xml:space="preserve"> AWS (EC2, S3, Lambda, API Gateway), Kubernetes, Docker, Terraform, scalable microservices, high-availability architectures, CI/CD pipelines, fault tolerance</w:t>
+      </w:r>
+      <w:r>
+        <w:br/>
+      </w:r>
+      <w:r>
+        <w:rPr>
+          <w:rFonts w:ascii="Calibri" w:hAnsi="Calibri" w:eastAsia="Calibri" w:cs="Calibri"/>
+          <w:b w:val="1"/>
+          <w:bCs w:val="1"/>
+          <w:noProof w:val="0"/>
+          <w:color w:val="000000" w:themeColor="text1" w:themeTint="FF" w:themeShade="FF"/>
+          <w:sz w:val="18"/>
+          <w:szCs w:val="18"/>
+          <w:lang w:val="en-US"/>
+        </w:rPr>
+        <w:t>Programming Languages:</w:t>
+      </w:r>
+      <w:r>
+        <w:rPr>
+          <w:rFonts w:ascii="Calibri" w:hAnsi="Calibri" w:eastAsia="Calibri" w:cs="Calibri"/>
+          <w:noProof w:val="0"/>
+          <w:color w:val="000000" w:themeColor="text1" w:themeTint="FF" w:themeShade="FF"/>
+          <w:sz w:val="18"/>
+          <w:szCs w:val="18"/>
+          <w:lang w:val="en-US"/>
+        </w:rPr>
+        <w:t xml:space="preserve"> C++, Go, Python, </w:t>
+      </w:r>
+      <w:r>
+        <w:rPr>
+          <w:rFonts w:ascii="Calibri" w:hAnsi="Calibri" w:eastAsia="Calibri" w:cs="Calibri"/>
+          <w:noProof w:val="0"/>
+          <w:color w:val="000000" w:themeColor="text1" w:themeTint="FF" w:themeShade="FF"/>
+          <w:sz w:val="18"/>
+          <w:szCs w:val="18"/>
+          <w:lang w:val="en-US"/>
+        </w:rPr>
+        <w:t xml:space="preserve">Rust, </w:t>
+      </w:r>
+      <w:r>
+        <w:rPr>
+          <w:rFonts w:ascii="Calibri" w:hAnsi="Calibri" w:eastAsia="Calibri" w:cs="Calibri"/>
+          <w:noProof w:val="0"/>
+          <w:color w:val="000000" w:themeColor="text1" w:themeTint="FF" w:themeShade="FF"/>
+          <w:sz w:val="18"/>
+          <w:szCs w:val="18"/>
+          <w:lang w:val="en-US"/>
+        </w:rPr>
+        <w:t>Perl, Bash</w:t>
+      </w:r>
+      <w:r>
+        <w:br/>
+      </w:r>
+      <w:r>
+        <w:rPr>
+          <w:rFonts w:ascii="Calibri" w:hAnsi="Calibri" w:eastAsia="Calibri" w:cs="Calibri"/>
+          <w:b w:val="1"/>
+          <w:bCs w:val="1"/>
+          <w:noProof w:val="0"/>
+          <w:color w:val="000000" w:themeColor="text1" w:themeTint="FF" w:themeShade="FF"/>
+          <w:sz w:val="18"/>
+          <w:szCs w:val="18"/>
+          <w:lang w:val="en-US"/>
+        </w:rPr>
+        <w:t>AI/ML:</w:t>
+      </w:r>
+      <w:r>
+        <w:rPr>
+          <w:rFonts w:ascii="Calibri" w:hAnsi="Calibri" w:eastAsia="Calibri" w:cs="Calibri"/>
+          <w:noProof w:val="0"/>
+          <w:color w:val="000000" w:themeColor="text1" w:themeTint="FF" w:themeShade="FF"/>
+          <w:sz w:val="18"/>
+          <w:szCs w:val="18"/>
+          <w:lang w:val="en-US"/>
+        </w:rPr>
+        <w:t xml:space="preserve"> Generative AI, RAG, transformers (</w:t>
+      </w:r>
+      <w:r>
+        <w:rPr>
+          <w:rFonts w:ascii="Calibri" w:hAnsi="Calibri" w:eastAsia="Calibri" w:cs="Calibri"/>
+          <w:noProof w:val="0"/>
+          <w:color w:val="000000" w:themeColor="text1" w:themeTint="FF" w:themeShade="FF"/>
+          <w:sz w:val="18"/>
+          <w:szCs w:val="18"/>
+          <w:lang w:val="en-US"/>
+        </w:rPr>
+        <w:t>LoRA</w:t>
+      </w:r>
+      <w:r>
+        <w:rPr>
+          <w:rFonts w:ascii="Calibri" w:hAnsi="Calibri" w:eastAsia="Calibri" w:cs="Calibri"/>
+          <w:noProof w:val="0"/>
+          <w:color w:val="000000" w:themeColor="text1" w:themeTint="FF" w:themeShade="FF"/>
+          <w:sz w:val="18"/>
+          <w:szCs w:val="18"/>
+          <w:lang w:val="en-US"/>
+        </w:rPr>
+        <w:t xml:space="preserve"> fine-tuning), </w:t>
+      </w:r>
+      <w:r>
+        <w:rPr>
+          <w:rFonts w:ascii="Calibri" w:hAnsi="Calibri" w:eastAsia="Calibri" w:cs="Calibri"/>
+          <w:noProof w:val="0"/>
+          <w:color w:val="000000" w:themeColor="text1" w:themeTint="FF" w:themeShade="FF"/>
+          <w:sz w:val="18"/>
+          <w:szCs w:val="18"/>
+          <w:lang w:val="en-US"/>
+        </w:rPr>
+        <w:t>PyTorch</w:t>
+      </w:r>
+      <w:r>
+        <w:rPr>
+          <w:rFonts w:ascii="Calibri" w:hAnsi="Calibri" w:eastAsia="Calibri" w:cs="Calibri"/>
+          <w:noProof w:val="0"/>
+          <w:color w:val="000000" w:themeColor="text1" w:themeTint="FF" w:themeShade="FF"/>
+          <w:sz w:val="18"/>
+          <w:szCs w:val="18"/>
+          <w:lang w:val="en-US"/>
+        </w:rPr>
+        <w:t xml:space="preserve">, TensorFlow, Hugging Face, </w:t>
+      </w:r>
+      <w:r>
+        <w:rPr>
+          <w:rFonts w:ascii="Calibri" w:hAnsi="Calibri" w:eastAsia="Calibri" w:cs="Calibri"/>
+          <w:noProof w:val="0"/>
+          <w:color w:val="000000" w:themeColor="text1" w:themeTint="FF" w:themeShade="FF"/>
+          <w:sz w:val="18"/>
+          <w:szCs w:val="18"/>
+          <w:lang w:val="en-US"/>
+        </w:rPr>
+        <w:t>LangChain</w:t>
+      </w:r>
+      <w:r>
+        <w:rPr>
+          <w:rFonts w:ascii="Calibri" w:hAnsi="Calibri" w:eastAsia="Calibri" w:cs="Calibri"/>
+          <w:noProof w:val="0"/>
+          <w:color w:val="000000" w:themeColor="text1" w:themeTint="FF" w:themeShade="FF"/>
+          <w:sz w:val="18"/>
+          <w:szCs w:val="18"/>
+          <w:lang w:val="en-US"/>
+        </w:rPr>
+        <w:t>, ONNX Runtime, distributed training, anomaly detection</w:t>
+      </w:r>
+      <w:r>
+        <w:br/>
+      </w:r>
+      <w:r>
+        <w:rPr>
+          <w:rFonts w:ascii="Calibri" w:hAnsi="Calibri" w:eastAsia="Calibri" w:cs="Calibri"/>
+          <w:b w:val="1"/>
+          <w:bCs w:val="1"/>
+          <w:noProof w:val="0"/>
+          <w:color w:val="000000" w:themeColor="text1" w:themeTint="FF" w:themeShade="FF"/>
+          <w:sz w:val="18"/>
+          <w:szCs w:val="18"/>
+          <w:lang w:val="en-US"/>
+        </w:rPr>
+        <w:t>Systems Programming:</w:t>
+      </w:r>
+      <w:r>
+        <w:rPr>
+          <w:rFonts w:ascii="Calibri" w:hAnsi="Calibri" w:eastAsia="Calibri" w:cs="Calibri"/>
+          <w:noProof w:val="0"/>
+          <w:color w:val="000000" w:themeColor="text1" w:themeTint="FF" w:themeShade="FF"/>
+          <w:sz w:val="18"/>
+          <w:szCs w:val="18"/>
+          <w:lang w:val="en-US"/>
+        </w:rPr>
+        <w:t xml:space="preserve"> Linux/Windows kernel drivers (</w:t>
+      </w:r>
+      <w:r>
+        <w:rPr>
+          <w:rFonts w:ascii="Calibri" w:hAnsi="Calibri" w:eastAsia="Calibri" w:cs="Calibri"/>
+          <w:noProof w:val="0"/>
+          <w:color w:val="000000" w:themeColor="text1" w:themeTint="FF" w:themeShade="FF"/>
+          <w:sz w:val="18"/>
+          <w:szCs w:val="18"/>
+          <w:lang w:val="en-US"/>
+        </w:rPr>
+        <w:t>eBPF</w:t>
+      </w:r>
+      <w:r>
+        <w:rPr>
+          <w:rFonts w:ascii="Calibri" w:hAnsi="Calibri" w:eastAsia="Calibri" w:cs="Calibri"/>
+          <w:noProof w:val="0"/>
+          <w:color w:val="000000" w:themeColor="text1" w:themeTint="FF" w:themeShade="FF"/>
+          <w:sz w:val="18"/>
+          <w:szCs w:val="18"/>
+          <w:lang w:val="en-US"/>
+        </w:rPr>
+        <w:t>, KMDF/WDM, minifilters), file systems</w:t>
+      </w:r>
+      <w:r>
+        <w:rPr>
+          <w:rFonts w:ascii="Calibri" w:hAnsi="Calibri" w:eastAsia="Calibri" w:cs="Calibri"/>
+          <w:noProof w:val="0"/>
+          <w:color w:val="000000" w:themeColor="text1" w:themeTint="FF" w:themeShade="FF"/>
+          <w:sz w:val="18"/>
+          <w:szCs w:val="18"/>
+          <w:lang w:val="en-US"/>
+        </w:rPr>
+        <w:t>, network programming, performance tuning</w:t>
+      </w:r>
+      <w:r>
+        <w:br/>
+      </w:r>
+      <w:r>
+        <w:rPr>
+          <w:rFonts w:ascii="Calibri" w:hAnsi="Calibri" w:eastAsia="Calibri" w:cs="Calibri"/>
+          <w:b w:val="1"/>
+          <w:bCs w:val="1"/>
+          <w:noProof w:val="0"/>
+          <w:color w:val="000000" w:themeColor="text1" w:themeTint="FF" w:themeShade="FF"/>
+          <w:sz w:val="18"/>
+          <w:szCs w:val="18"/>
+          <w:lang w:val="en-US"/>
+        </w:rPr>
+        <w:t>Databases &amp; Storage:</w:t>
+      </w:r>
+      <w:r>
+        <w:rPr>
+          <w:rFonts w:ascii="Calibri" w:hAnsi="Calibri" w:eastAsia="Calibri" w:cs="Calibri"/>
+          <w:noProof w:val="0"/>
+          <w:color w:val="000000" w:themeColor="text1" w:themeTint="FF" w:themeShade="FF"/>
+          <w:sz w:val="18"/>
+          <w:szCs w:val="18"/>
+          <w:lang w:val="en-US"/>
+        </w:rPr>
+        <w:t xml:space="preserve"> PostgreSQL, MySQL, Redis, Cassandra, object storage systems</w:t>
+      </w:r>
+      <w:r>
+        <w:br/>
+      </w:r>
+      <w:r>
+        <w:rPr>
+          <w:rFonts w:ascii="Calibri" w:hAnsi="Calibri" w:eastAsia="Calibri" w:cs="Calibri"/>
+          <w:b w:val="1"/>
+          <w:bCs w:val="1"/>
+          <w:noProof w:val="0"/>
+          <w:color w:val="000000" w:themeColor="text1" w:themeTint="FF" w:themeShade="FF"/>
+          <w:sz w:val="18"/>
+          <w:szCs w:val="18"/>
+          <w:lang w:val="en-US"/>
+        </w:rPr>
+        <w:t>Frontend &amp; APIs:</w:t>
+      </w:r>
+      <w:r>
+        <w:rPr>
+          <w:rFonts w:ascii="Calibri" w:hAnsi="Calibri" w:eastAsia="Calibri" w:cs="Calibri"/>
+          <w:noProof w:val="0"/>
+          <w:color w:val="000000" w:themeColor="text1" w:themeTint="FF" w:themeShade="FF"/>
+          <w:sz w:val="18"/>
+          <w:szCs w:val="18"/>
+          <w:lang w:val="en-US"/>
+        </w:rPr>
+        <w:t xml:space="preserve"> React, Next.js, REST API design, rapid prototyping </w:t>
+      </w:r>
+      <w:r>
+        <w:br/>
+      </w:r>
+    </w:p>
+    <w:p>
+      <w:pPr>
+        <w:pStyle w:val="Normal"/>
+        <w:spacing w:before="100" w:beforeAutospacing="off" w:after="60" w:afterAutospacing="off"/>
+        <w:rPr>
+          <w:rFonts w:ascii="Calibri" w:hAnsi="Calibri" w:eastAsia="Calibri" w:cs="Calibri"/>
+          <w:b w:val="1"/>
+          <w:bCs w:val="1"/>
+          <w:noProof w:val="0"/>
+          <w:lang w:val="en-US"/>
+        </w:rPr>
+      </w:pPr>
+      <w:r>
+        <w:rPr>
+          <w:rFonts w:ascii="Calibri" w:hAnsi="Calibri" w:eastAsia="Calibri" w:cs="Calibri"/>
+          <w:b w:val="1"/>
+          <w:bCs w:val="1"/>
+          <w:noProof w:val="0"/>
+          <w:lang w:val="en-US"/>
+        </w:rPr>
+        <w:t>Professional Experience</w:t>
+      </w:r>
+    </w:p>
+    <w:p>
+      <w:pPr>
+        <w:spacing w:before="0" w:beforeAutospacing="off" w:after="0" w:afterAutospacing="off"/>
+        <w:rPr>
+          <w:rFonts w:ascii="Calibri" w:hAnsi="Calibri" w:eastAsia="Calibri" w:cs="Calibri"/>
           <w:b w:val="0"/>
           <w:bCs w:val="0"/>
-          <w:i w:val="0"/>
-          <w:iCs w:val="0"/>
-          <w:strike w:val="0"/>
-          <w:dstrike w:val="0"/>
-          <w:noProof w:val="0"/>
-          <w:sz w:val="18"/>
-          <w:szCs w:val="18"/>
-          <w:u w:val="none"/>
-          <w:lang w:val="en-US"/>
-        </w:rPr>
-        <w:t xml:space="preserve">  </w:t>
+          <w:noProof w:val="0"/>
+          <w:color w:val="000000" w:themeColor="text1" w:themeTint="FF" w:themeShade="FF"/>
+          <w:sz w:val="20"/>
+          <w:szCs w:val="20"/>
+          <w:lang w:val="en-US"/>
+        </w:rPr>
+      </w:pPr>
+      <w:r>
+        <w:rPr>
+          <w:rFonts w:ascii="Calibri" w:hAnsi="Calibri" w:eastAsia="Calibri" w:cs="Calibri"/>
+          <w:b w:val="1"/>
+          <w:bCs w:val="1"/>
+          <w:i w:val="0"/>
+          <w:iCs w:val="0"/>
+          <w:noProof w:val="0"/>
+          <w:color w:val="000000" w:themeColor="text1" w:themeTint="FF" w:themeShade="FF"/>
+          <w:sz w:val="21"/>
+          <w:szCs w:val="21"/>
+          <w:lang w:val="en-US"/>
+        </w:rPr>
+        <w:t xml:space="preserve">Arcserve </w:t>
       </w:r>
       <w:r>
         <w:rPr>
           <w:rFonts w:ascii="Calibri" w:hAnsi="Calibri" w:eastAsia="Calibri" w:cs="Calibri"/>
           <w:b w:val="0"/>
           <w:bCs w:val="0"/>
-          <w:i w:val="0"/>
-          <w:iCs w:val="0"/>
-          <w:strike w:val="0"/>
-          <w:dstrike w:val="0"/>
-          <w:noProof w:val="0"/>
+          <w:noProof w:val="0"/>
+          <w:color w:val="000000" w:themeColor="text1" w:themeTint="FF" w:themeShade="FF"/>
+          <w:sz w:val="21"/>
+          <w:szCs w:val="21"/>
+          <w:lang w:val="en-US"/>
+        </w:rPr>
+        <w:t>—</w:t>
+      </w:r>
+      <w:r>
+        <w:rPr>
+          <w:rFonts w:ascii="Calibri" w:hAnsi="Calibri" w:eastAsia="Calibri" w:cs="Calibri"/>
+          <w:b w:val="0"/>
+          <w:bCs w:val="0"/>
+          <w:noProof w:val="0"/>
+          <w:color w:val="000000" w:themeColor="text1" w:themeTint="FF" w:themeShade="FF"/>
+          <w:sz w:val="21"/>
+          <w:szCs w:val="21"/>
+          <w:lang w:val="en-US"/>
+        </w:rPr>
+        <w:t xml:space="preserve"> </w:t>
+      </w:r>
+      <w:r>
+        <w:rPr>
+          <w:rFonts w:ascii="Calibri" w:hAnsi="Calibri" w:eastAsia="Calibri" w:cs="Calibri"/>
+          <w:b w:val="1"/>
+          <w:bCs w:val="1"/>
+          <w:noProof w:val="0"/>
+          <w:color w:val="000000" w:themeColor="text1" w:themeTint="FF" w:themeShade="FF"/>
           <w:sz w:val="20"/>
           <w:szCs w:val="20"/>
-          <w:u w:val="none"/>
-          <w:lang w:val="en-US"/>
-        </w:rPr>
-        <w:t xml:space="preserve">  </w:t>
+          <w:lang w:val="en-US"/>
+        </w:rPr>
+        <w:t xml:space="preserve">Technical Director, Software Engineering </w:t>
       </w:r>
       <w:r>
         <w:rPr>
           <w:rFonts w:ascii="Calibri" w:hAnsi="Calibri" w:eastAsia="Calibri" w:cs="Calibri"/>
           <w:b w:val="0"/>
           <w:bCs w:val="0"/>
-          <w:i w:val="0"/>
-          <w:iCs w:val="0"/>
-          <w:strike w:val="0"/>
-          <w:dstrike w:val="0"/>
-          <w:noProof w:val="0"/>
+          <w:noProof w:val="0"/>
+          <w:color w:val="000000" w:themeColor="text1" w:themeTint="FF" w:themeShade="FF"/>
           <w:sz w:val="20"/>
           <w:szCs w:val="20"/>
-          <w:u w:val="none"/>
+          <w:lang w:val="en-US"/>
+        </w:rPr>
+        <w:t>| 2014</w:t>
+      </w:r>
+      <w:r>
+        <w:rPr>
+          <w:rFonts w:ascii="Calibri" w:hAnsi="Calibri" w:eastAsia="Calibri" w:cs="Calibri"/>
+          <w:b w:val="0"/>
+          <w:bCs w:val="0"/>
+          <w:noProof w:val="0"/>
+          <w:color w:val="000000" w:themeColor="text1" w:themeTint="FF" w:themeShade="FF"/>
+          <w:sz w:val="20"/>
+          <w:szCs w:val="20"/>
+          <w:lang w:val="en-US"/>
+        </w:rPr>
+        <w:t xml:space="preserve"> </w:t>
+      </w:r>
+      <w:r>
+        <w:rPr>
+          <w:rFonts w:ascii="Calibri" w:hAnsi="Calibri" w:eastAsia="Calibri" w:cs="Calibri"/>
+          <w:b w:val="0"/>
+          <w:bCs w:val="0"/>
+          <w:noProof w:val="0"/>
+          <w:color w:val="000000" w:themeColor="text1" w:themeTint="FF" w:themeShade="FF"/>
+          <w:sz w:val="20"/>
+          <w:szCs w:val="20"/>
+          <w:lang w:val="en-US"/>
+        </w:rPr>
+        <w:t>–</w:t>
+      </w:r>
+      <w:r>
+        <w:rPr>
+          <w:rFonts w:ascii="Calibri" w:hAnsi="Calibri" w:eastAsia="Calibri" w:cs="Calibri"/>
+          <w:b w:val="0"/>
+          <w:bCs w:val="0"/>
+          <w:noProof w:val="0"/>
+          <w:color w:val="000000" w:themeColor="text1" w:themeTint="FF" w:themeShade="FF"/>
+          <w:sz w:val="20"/>
+          <w:szCs w:val="20"/>
+          <w:lang w:val="en-US"/>
+        </w:rPr>
+        <w:t xml:space="preserve"> </w:t>
+      </w:r>
+      <w:r>
+        <w:rPr>
+          <w:rFonts w:ascii="Calibri" w:hAnsi="Calibri" w:eastAsia="Calibri" w:cs="Calibri"/>
+          <w:b w:val="0"/>
+          <w:bCs w:val="0"/>
+          <w:noProof w:val="0"/>
+          <w:color w:val="000000" w:themeColor="text1" w:themeTint="FF" w:themeShade="FF"/>
+          <w:sz w:val="20"/>
+          <w:szCs w:val="20"/>
+          <w:lang w:val="en-US"/>
+        </w:rPr>
+        <w:t xml:space="preserve">Present — </w:t>
+      </w:r>
+      <w:r>
+        <w:rPr>
+          <w:rFonts w:ascii="Calibri" w:hAnsi="Calibri" w:eastAsia="Calibri" w:cs="Calibri"/>
+          <w:b w:val="0"/>
+          <w:bCs w:val="0"/>
+          <w:noProof w:val="0"/>
+          <w:color w:val="000000" w:themeColor="text1" w:themeTint="FF" w:themeShade="FF"/>
+          <w:sz w:val="21"/>
+          <w:szCs w:val="21"/>
+          <w:lang w:val="en-US"/>
+        </w:rPr>
+        <w:t>Greater Boston, MA</w:t>
+      </w:r>
+      <w:r>
+        <w:br/>
+      </w:r>
+      <w:r>
+        <w:rPr>
+          <w:rFonts w:ascii="Calibri" w:hAnsi="Calibri" w:eastAsia="Calibri" w:cs="Calibri"/>
+          <w:i w:val="1"/>
+          <w:iCs w:val="1"/>
+          <w:noProof w:val="0"/>
+          <w:color w:val="000000" w:themeColor="text1" w:themeTint="FF" w:themeShade="FF"/>
+          <w:sz w:val="18"/>
+          <w:szCs w:val="18"/>
+          <w:lang w:val="en-US"/>
+        </w:rPr>
+        <w:t xml:space="preserve">** </w:t>
+      </w:r>
+      <w:r>
+        <w:rPr>
+          <w:rFonts w:ascii="Calibri" w:hAnsi="Calibri" w:eastAsia="Calibri" w:cs="Calibri"/>
+          <w:i w:val="1"/>
+          <w:iCs w:val="1"/>
+          <w:noProof w:val="0"/>
+          <w:color w:val="000000" w:themeColor="text1" w:themeTint="FF" w:themeShade="FF"/>
+          <w:sz w:val="18"/>
+          <w:szCs w:val="18"/>
+          <w:u w:val="single"/>
+          <w:lang w:val="en-US"/>
+        </w:rPr>
+        <w:t>highlights</w:t>
+      </w:r>
+      <w:r>
+        <w:rPr>
+          <w:rFonts w:ascii="Calibri" w:hAnsi="Calibri" w:eastAsia="Calibri" w:cs="Calibri"/>
+          <w:i w:val="1"/>
+          <w:iCs w:val="1"/>
+          <w:noProof w:val="0"/>
+          <w:color w:val="000000" w:themeColor="text1" w:themeTint="FF" w:themeShade="FF"/>
+          <w:sz w:val="18"/>
+          <w:szCs w:val="18"/>
+          <w:u w:val="single"/>
+          <w:lang w:val="en-US"/>
+        </w:rPr>
+        <w:t xml:space="preserve"> / </w:t>
+      </w:r>
+      <w:r>
+        <w:rPr>
+          <w:rFonts w:ascii="Calibri" w:hAnsi="Calibri" w:eastAsia="Calibri" w:cs="Calibri"/>
+          <w:i w:val="1"/>
+          <w:iCs w:val="1"/>
+          <w:noProof w:val="0"/>
+          <w:color w:val="000000" w:themeColor="text1" w:themeTint="FF" w:themeShade="FF"/>
+          <w:sz w:val="18"/>
+          <w:szCs w:val="18"/>
+          <w:u w:val="single"/>
+          <w:lang w:val="en-US"/>
+        </w:rPr>
+        <w:t xml:space="preserve">most recent projects from last 3 years </w:t>
+      </w:r>
+      <w:r>
+        <w:rPr>
+          <w:rFonts w:ascii="Calibri" w:hAnsi="Calibri" w:eastAsia="Calibri" w:cs="Calibri"/>
+          <w:i w:val="1"/>
+          <w:iCs w:val="1"/>
+          <w:noProof w:val="0"/>
+          <w:color w:val="000000" w:themeColor="text1" w:themeTint="FF" w:themeShade="FF"/>
+          <w:sz w:val="18"/>
+          <w:szCs w:val="18"/>
+          <w:lang w:val="en-US"/>
+        </w:rPr>
+        <w:t>**</w:t>
+      </w:r>
+      <w:r>
+        <w:rPr>
+          <w:rFonts w:ascii="Calibri" w:hAnsi="Calibri" w:eastAsia="Calibri" w:cs="Calibri"/>
+          <w:i w:val="1"/>
+          <w:iCs w:val="1"/>
+          <w:noProof w:val="0"/>
+          <w:color w:val="000000" w:themeColor="text1" w:themeTint="FF" w:themeShade="FF"/>
+          <w:sz w:val="20"/>
+          <w:szCs w:val="20"/>
           <w:lang w:val="en-US"/>
         </w:rPr>
         <w:t xml:space="preserve"> </w:t>
@@ -160,11 +862,18 @@
     <w:p>
       <w:pPr>
         <w:pStyle w:val="Normal"/>
-        <w:spacing w:after="0" w:afterAutospacing="off"/>
+        <w:spacing w:before="0" w:beforeAutospacing="off" w:after="0" w:afterAutospacing="off"/>
         <w:rPr>
           <w:rFonts w:ascii="Calibri" w:hAnsi="Calibri" w:eastAsia="Calibri" w:cs="Calibri"/>
           <w:b w:val="1"/>
           <w:bCs w:val="1"/>
+          <w:i w:val="0"/>
+          <w:iCs w:val="0"/>
+          <w:noProof w:val="0"/>
+          <w:color w:val="000000" w:themeColor="text1" w:themeTint="FF" w:themeShade="FF"/>
+          <w:sz w:val="18"/>
+          <w:szCs w:val="18"/>
+          <w:lang w:val="en-US"/>
         </w:rPr>
       </w:pPr>
       <w:r>
@@ -172,75 +881,375 @@
           <w:rFonts w:ascii="Calibri" w:hAnsi="Calibri" w:eastAsia="Calibri" w:cs="Calibri"/>
           <w:b w:val="1"/>
           <w:bCs w:val="1"/>
-        </w:rPr>
-        <w:t>Summary</w:t>
+          <w:i w:val="0"/>
+          <w:iCs w:val="0"/>
+          <w:noProof w:val="0"/>
+          <w:color w:val="000000" w:themeColor="text1" w:themeTint="FF" w:themeShade="FF"/>
+          <w:sz w:val="18"/>
+          <w:szCs w:val="18"/>
+          <w:lang w:val="en-US"/>
+        </w:rPr>
+        <w:t>Anomaly &amp; Ransomware Detection for Backup/Storage</w:t>
+      </w:r>
+      <w:r>
+        <w:rPr>
+          <w:rFonts w:ascii="Calibri" w:hAnsi="Calibri" w:eastAsia="Calibri" w:cs="Calibri"/>
+          <w:b w:val="1"/>
+          <w:bCs w:val="1"/>
+          <w:i w:val="0"/>
+          <w:iCs w:val="0"/>
+          <w:noProof w:val="0"/>
+          <w:color w:val="000000" w:themeColor="text1" w:themeTint="FF" w:themeShade="FF"/>
+          <w:sz w:val="18"/>
+          <w:szCs w:val="18"/>
+          <w:lang w:val="en-US"/>
+        </w:rPr>
+        <w:t xml:space="preserve"> </w:t>
       </w:r>
     </w:p>
     <w:p>
       <w:pPr>
-        <w:pStyle w:val="Normal"/>
-        <w:spacing w:before="0" w:beforeAutospacing="off" w:after="240" w:afterAutospacing="off"/>
-        <w:rPr>
-          <w:rFonts w:ascii="Calibri" w:hAnsi="Calibri" w:eastAsia="Calibri" w:cs="Calibri"/>
-          <w:sz w:val="18"/>
-          <w:szCs w:val="18"/>
-        </w:rPr>
-      </w:pPr>
-      <w:r>
-        <w:rPr>
-          <w:rFonts w:ascii="Calibri" w:hAnsi="Calibri" w:eastAsia="Calibri" w:cs="Calibri"/>
-          <w:noProof w:val="0"/>
-          <w:color w:val="000000" w:themeColor="text1" w:themeTint="FF" w:themeShade="FF"/>
-          <w:sz w:val="18"/>
-          <w:szCs w:val="18"/>
-          <w:lang w:val="en-US"/>
-        </w:rPr>
-        <w:t xml:space="preserve">Technical leader &amp; Principal Architect with 20+ years designing and delivering distributed systems, cloud-native platforms, and AI-driven solutions. Led $20M+ enterprise product portfolios from strategy to delivery, accelerating time-to-market by 40% and influencing architecture for teams of up to 100 engineers, QA, and support staff. Hands-on leader skilled in C++, Go, Rust, and Python, </w:t>
-      </w:r>
-      <w:r>
-        <w:rPr>
-          <w:rFonts w:ascii="Calibri" w:hAnsi="Calibri" w:eastAsia="Calibri" w:cs="Calibri"/>
-          <w:b w:val="0"/>
-          <w:bCs w:val="0"/>
-          <w:noProof w:val="0"/>
-          <w:color w:val="000000" w:themeColor="text1" w:themeTint="FF" w:themeShade="FF"/>
-          <w:sz w:val="18"/>
-          <w:szCs w:val="18"/>
-          <w:lang w:val="en-US"/>
-        </w:rPr>
-        <w:t>combining deep technical expertise with strategic vision</w:t>
-      </w:r>
-      <w:r>
-        <w:rPr>
-          <w:rFonts w:ascii="Calibri" w:hAnsi="Calibri" w:eastAsia="Calibri" w:cs="Calibri"/>
-          <w:noProof w:val="0"/>
-          <w:color w:val="000000" w:themeColor="text1" w:themeTint="FF" w:themeShade="FF"/>
-          <w:sz w:val="18"/>
-          <w:szCs w:val="18"/>
-          <w:lang w:val="en-US"/>
-        </w:rPr>
-        <w:t>. Experienced in AI/ML integration, infrastructure modernization, and mentoring global teams to deliver customer-focused, scalable solutions. Open to principal-level roles that demand direct coding contributions alongside architectural leadership, driving innovation in distributed platforms, cloud infrastructure, and AI solutions</w:t>
-      </w:r>
-      <w:r>
-        <w:rPr>
-          <w:rFonts w:ascii="Calibri" w:hAnsi="Calibri" w:eastAsia="Calibri" w:cs="Calibri"/>
-          <w:noProof w:val="0"/>
-          <w:color w:val="000000" w:themeColor="text1" w:themeTint="FF" w:themeShade="FF"/>
-          <w:sz w:val="18"/>
-          <w:szCs w:val="18"/>
-          <w:lang w:val="en-US"/>
-        </w:rPr>
-        <w:t>.</w:t>
+        <w:spacing w:before="0" w:beforeAutospacing="off" w:after="0" w:afterAutospacing="off"/>
+        <w:rPr>
+          <w:rFonts w:ascii="Calibri" w:hAnsi="Calibri" w:eastAsia="Calibri" w:cs="Calibri"/>
+          <w:i w:val="0"/>
+          <w:iCs w:val="0"/>
+          <w:noProof w:val="0"/>
+          <w:color w:val="000000" w:themeColor="text1" w:themeTint="FF" w:themeShade="FF"/>
+          <w:sz w:val="18"/>
+          <w:szCs w:val="18"/>
+          <w:lang w:val="en-US"/>
+        </w:rPr>
+      </w:pPr>
+      <w:r>
+        <w:rPr>
+          <w:rFonts w:ascii="Calibri" w:hAnsi="Calibri" w:eastAsia="Calibri" w:cs="Calibri"/>
+          <w:i w:val="0"/>
+          <w:iCs w:val="0"/>
+          <w:noProof w:val="0"/>
+          <w:color w:val="000000" w:themeColor="text1" w:themeTint="FF" w:themeShade="FF"/>
+          <w:sz w:val="18"/>
+          <w:szCs w:val="18"/>
+          <w:lang w:val="en-US"/>
+        </w:rPr>
+        <w:t xml:space="preserve">- Architected and implemented engine for detecting anomalies and traces of ransomware activities in air gapped backups/storage using ML/statistical models; Designed and trained various ML/AI models (including BERT based LLMs) for </w:t>
+      </w:r>
+      <w:r>
+        <w:rPr>
+          <w:rFonts w:ascii="Calibri" w:hAnsi="Calibri" w:eastAsia="Calibri" w:cs="Calibri"/>
+          <w:i w:val="0"/>
+          <w:iCs w:val="0"/>
+          <w:noProof w:val="0"/>
+          <w:color w:val="000000" w:themeColor="text1" w:themeTint="FF" w:themeShade="FF"/>
+          <w:sz w:val="18"/>
+          <w:szCs w:val="18"/>
+          <w:lang w:val="en-US"/>
+        </w:rPr>
+        <w:t xml:space="preserve">threat </w:t>
+      </w:r>
+      <w:r>
+        <w:rPr>
+          <w:rFonts w:ascii="Calibri" w:hAnsi="Calibri" w:eastAsia="Calibri" w:cs="Calibri"/>
+          <w:i w:val="0"/>
+          <w:iCs w:val="0"/>
+          <w:noProof w:val="0"/>
+          <w:color w:val="000000" w:themeColor="text1" w:themeTint="FF" w:themeShade="FF"/>
+          <w:sz w:val="18"/>
+          <w:szCs w:val="18"/>
+          <w:lang w:val="en-US"/>
+        </w:rPr>
+        <w:t xml:space="preserve">classifications/detection; Built automated training and telemetry processing pipelines for </w:t>
+      </w:r>
+      <w:r>
+        <w:rPr>
+          <w:rFonts w:ascii="Calibri" w:hAnsi="Calibri" w:eastAsia="Calibri" w:cs="Calibri"/>
+          <w:i w:val="0"/>
+          <w:iCs w:val="0"/>
+          <w:noProof w:val="0"/>
+          <w:color w:val="000000" w:themeColor="text1" w:themeTint="FF" w:themeShade="FF"/>
+          <w:sz w:val="18"/>
+          <w:szCs w:val="18"/>
+          <w:lang w:val="en-US"/>
+        </w:rPr>
+        <w:t>models'</w:t>
+      </w:r>
+      <w:r>
+        <w:rPr>
+          <w:rFonts w:ascii="Calibri" w:hAnsi="Calibri" w:eastAsia="Calibri" w:cs="Calibri"/>
+          <w:i w:val="0"/>
+          <w:iCs w:val="0"/>
+          <w:noProof w:val="0"/>
+          <w:color w:val="000000" w:themeColor="text1" w:themeTint="FF" w:themeShade="FF"/>
+          <w:sz w:val="18"/>
+          <w:szCs w:val="18"/>
+          <w:lang w:val="en-US"/>
+        </w:rPr>
+        <w:t xml:space="preserve"> evaluation and quality assessment. </w:t>
+      </w:r>
+      <w:r>
+        <w:rPr>
+          <w:rFonts w:ascii="Calibri" w:hAnsi="Calibri" w:eastAsia="Calibri" w:cs="Calibri"/>
+          <w:i w:val="0"/>
+          <w:iCs w:val="0"/>
+          <w:noProof w:val="0"/>
+          <w:color w:val="000000" w:themeColor="text1" w:themeTint="FF" w:themeShade="FF"/>
+          <w:sz w:val="18"/>
+          <w:szCs w:val="18"/>
+          <w:lang w:val="en-US"/>
+        </w:rPr>
+        <w:t xml:space="preserve">Technically led and managed </w:t>
+      </w:r>
+      <w:r>
+        <w:rPr>
+          <w:rFonts w:ascii="Calibri" w:hAnsi="Calibri" w:eastAsia="Calibri" w:cs="Calibri"/>
+          <w:i w:val="0"/>
+          <w:iCs w:val="0"/>
+          <w:noProof w:val="0"/>
+          <w:color w:val="000000" w:themeColor="text1" w:themeTint="FF" w:themeShade="FF"/>
+          <w:sz w:val="18"/>
+          <w:szCs w:val="18"/>
+          <w:lang w:val="en-US"/>
+        </w:rPr>
+        <w:t>team of developers</w:t>
+      </w:r>
+      <w:r>
+        <w:rPr>
+          <w:rFonts w:ascii="Calibri" w:hAnsi="Calibri" w:eastAsia="Calibri" w:cs="Calibri"/>
+          <w:i w:val="0"/>
+          <w:iCs w:val="0"/>
+          <w:noProof w:val="0"/>
+          <w:color w:val="000000" w:themeColor="text1" w:themeTint="FF" w:themeShade="FF"/>
+          <w:sz w:val="18"/>
+          <w:szCs w:val="18"/>
+          <w:lang w:val="en-US"/>
+        </w:rPr>
+        <w:t xml:space="preserve"> (“innovation group”)</w:t>
+      </w:r>
+      <w:r>
+        <w:rPr>
+          <w:rFonts w:ascii="Calibri" w:hAnsi="Calibri" w:eastAsia="Calibri" w:cs="Calibri"/>
+          <w:i w:val="0"/>
+          <w:iCs w:val="0"/>
+          <w:noProof w:val="0"/>
+          <w:color w:val="000000" w:themeColor="text1" w:themeTint="FF" w:themeShade="FF"/>
+          <w:sz w:val="18"/>
+          <w:szCs w:val="18"/>
+          <w:lang w:val="en-US"/>
+        </w:rPr>
+        <w:t xml:space="preserve">; </w:t>
+      </w:r>
+      <w:r>
+        <w:rPr>
+          <w:rFonts w:ascii="Calibri" w:hAnsi="Calibri" w:eastAsia="Calibri" w:cs="Calibri"/>
+          <w:i w:val="0"/>
+          <w:iCs w:val="0"/>
+          <w:noProof w:val="0"/>
+          <w:color w:val="000000" w:themeColor="text1" w:themeTint="FF" w:themeShade="FF"/>
+          <w:sz w:val="18"/>
+          <w:szCs w:val="18"/>
+          <w:lang w:val="en-US"/>
+        </w:rPr>
+        <w:t xml:space="preserve">According to </w:t>
+      </w:r>
+      <w:r>
+        <w:rPr>
+          <w:rFonts w:ascii="Calibri" w:hAnsi="Calibri" w:eastAsia="Calibri" w:cs="Calibri"/>
+          <w:i w:val="0"/>
+          <w:iCs w:val="0"/>
+          <w:noProof w:val="0"/>
+          <w:color w:val="000000" w:themeColor="text1" w:themeTint="FF" w:themeShade="FF"/>
+          <w:sz w:val="18"/>
+          <w:szCs w:val="18"/>
+          <w:lang w:val="en-US"/>
+        </w:rPr>
+        <w:t>initial</w:t>
+      </w:r>
+      <w:r>
+        <w:rPr>
+          <w:rFonts w:ascii="Calibri" w:hAnsi="Calibri" w:eastAsia="Calibri" w:cs="Calibri"/>
+          <w:i w:val="0"/>
+          <w:iCs w:val="0"/>
+          <w:noProof w:val="0"/>
+          <w:color w:val="000000" w:themeColor="text1" w:themeTint="FF" w:themeShade="FF"/>
+          <w:sz w:val="18"/>
+          <w:szCs w:val="18"/>
+          <w:lang w:val="en-US"/>
+        </w:rPr>
+        <w:t xml:space="preserve"> studies this feature reduced </w:t>
+      </w:r>
+      <w:r>
+        <w:rPr>
+          <w:rFonts w:ascii="Calibri" w:hAnsi="Calibri" w:eastAsia="Calibri" w:cs="Calibri"/>
+          <w:i w:val="0"/>
+          <w:iCs w:val="0"/>
+          <w:noProof w:val="0"/>
+          <w:color w:val="000000" w:themeColor="text1" w:themeTint="FF" w:themeShade="FF"/>
+          <w:sz w:val="18"/>
+          <w:szCs w:val="18"/>
+          <w:lang w:val="en-US"/>
+        </w:rPr>
+        <w:t xml:space="preserve">ransomware </w:t>
+      </w:r>
+      <w:r>
+        <w:rPr>
+          <w:rFonts w:ascii="Calibri" w:hAnsi="Calibri" w:eastAsia="Calibri" w:cs="Calibri"/>
+          <w:i w:val="0"/>
+          <w:iCs w:val="0"/>
+          <w:noProof w:val="0"/>
+          <w:color w:val="000000" w:themeColor="text1" w:themeTint="FF" w:themeShade="FF"/>
+          <w:sz w:val="18"/>
+          <w:szCs w:val="18"/>
+          <w:lang w:val="en-US"/>
+        </w:rPr>
+        <w:t>incident</w:t>
+      </w:r>
+      <w:r>
+        <w:rPr>
+          <w:rFonts w:ascii="Calibri" w:hAnsi="Calibri" w:eastAsia="Calibri" w:cs="Calibri"/>
+          <w:i w:val="0"/>
+          <w:iCs w:val="0"/>
+          <w:noProof w:val="0"/>
+          <w:color w:val="000000" w:themeColor="text1" w:themeTint="FF" w:themeShade="FF"/>
+          <w:sz w:val="18"/>
+          <w:szCs w:val="18"/>
+          <w:lang w:val="en-US"/>
+        </w:rPr>
+        <w:t xml:space="preserve"> </w:t>
+      </w:r>
+      <w:r>
+        <w:rPr>
+          <w:rFonts w:ascii="Calibri" w:hAnsi="Calibri" w:eastAsia="Calibri" w:cs="Calibri"/>
+          <w:i w:val="0"/>
+          <w:iCs w:val="0"/>
+          <w:noProof w:val="0"/>
+          <w:color w:val="000000" w:themeColor="text1" w:themeTint="FF" w:themeShade="FF"/>
+          <w:sz w:val="18"/>
+          <w:szCs w:val="18"/>
+          <w:lang w:val="en-US"/>
+        </w:rPr>
+        <w:t>response</w:t>
+      </w:r>
+      <w:r>
+        <w:rPr>
+          <w:rFonts w:ascii="Calibri" w:hAnsi="Calibri" w:eastAsia="Calibri" w:cs="Calibri"/>
+          <w:i w:val="0"/>
+          <w:iCs w:val="0"/>
+          <w:noProof w:val="0"/>
+          <w:color w:val="000000" w:themeColor="text1" w:themeTint="FF" w:themeShade="FF"/>
+          <w:sz w:val="18"/>
+          <w:szCs w:val="18"/>
+          <w:lang w:val="en-US"/>
+        </w:rPr>
+        <w:t xml:space="preserve"> &amp; recovery times </w:t>
+      </w:r>
+      <w:r>
+        <w:rPr>
+          <w:rFonts w:ascii="Calibri" w:hAnsi="Calibri" w:eastAsia="Calibri" w:cs="Calibri"/>
+          <w:i w:val="0"/>
+          <w:iCs w:val="0"/>
+          <w:noProof w:val="0"/>
+          <w:color w:val="000000" w:themeColor="text1" w:themeTint="FF" w:themeShade="FF"/>
+          <w:sz w:val="18"/>
+          <w:szCs w:val="18"/>
+          <w:lang w:val="en-US"/>
+        </w:rPr>
+        <w:t xml:space="preserve">by ~70% </w:t>
       </w:r>
     </w:p>
     <w:p>
       <w:pPr>
-        <w:pStyle w:val="Normal"/>
-        <w:spacing w:after="100" w:afterAutospacing="off"/>
+        <w:spacing w:before="0" w:beforeAutospacing="off" w:after="0" w:afterAutospacing="off"/>
+        <w:rPr>
+          <w:rFonts w:ascii="Calibri" w:hAnsi="Calibri" w:eastAsia="Calibri" w:cs="Calibri"/>
+          <w:i w:val="0"/>
+          <w:iCs w:val="0"/>
+          <w:noProof w:val="0"/>
+          <w:color w:val="000000" w:themeColor="text1" w:themeTint="FF" w:themeShade="FF"/>
+          <w:sz w:val="18"/>
+          <w:szCs w:val="18"/>
+          <w:lang w:val="en-US"/>
+        </w:rPr>
+      </w:pPr>
+      <w:r>
+        <w:rPr>
+          <w:rFonts w:ascii="Calibri" w:hAnsi="Calibri" w:eastAsia="Calibri" w:cs="Calibri"/>
+          <w:i w:val="0"/>
+          <w:iCs w:val="0"/>
+          <w:noProof w:val="0"/>
+          <w:color w:val="000000" w:themeColor="text1" w:themeTint="FF" w:themeShade="FF"/>
+          <w:sz w:val="18"/>
+          <w:szCs w:val="18"/>
+          <w:lang w:val="en-US"/>
+        </w:rPr>
+        <w:t xml:space="preserve">- Tech stack: Windows internals (MFT, </w:t>
+      </w:r>
+      <w:r>
+        <w:rPr>
+          <w:rFonts w:ascii="Calibri" w:hAnsi="Calibri" w:eastAsia="Calibri" w:cs="Calibri"/>
+          <w:i w:val="0"/>
+          <w:iCs w:val="0"/>
+          <w:noProof w:val="0"/>
+          <w:color w:val="000000" w:themeColor="text1" w:themeTint="FF" w:themeShade="FF"/>
+          <w:sz w:val="18"/>
+          <w:szCs w:val="18"/>
+          <w:lang w:val="en-US"/>
+        </w:rPr>
+        <w:t>ReFS</w:t>
+      </w:r>
+      <w:r>
+        <w:rPr>
+          <w:rFonts w:ascii="Calibri" w:hAnsi="Calibri" w:eastAsia="Calibri" w:cs="Calibri"/>
+          <w:i w:val="0"/>
+          <w:iCs w:val="0"/>
+          <w:noProof w:val="0"/>
+          <w:color w:val="000000" w:themeColor="text1" w:themeTint="FF" w:themeShade="FF"/>
+          <w:sz w:val="18"/>
+          <w:szCs w:val="18"/>
+          <w:lang w:val="en-US"/>
+        </w:rPr>
+        <w:t xml:space="preserve">, USN parsing, mini-filters), ML/AI (Random Forest, </w:t>
+      </w:r>
+      <w:r>
+        <w:rPr>
+          <w:rFonts w:ascii="Calibri" w:hAnsi="Calibri" w:eastAsia="Calibri" w:cs="Calibri"/>
+          <w:i w:val="0"/>
+          <w:iCs w:val="0"/>
+          <w:noProof w:val="0"/>
+          <w:color w:val="000000" w:themeColor="text1" w:themeTint="FF" w:themeShade="FF"/>
+          <w:sz w:val="18"/>
+          <w:szCs w:val="18"/>
+          <w:lang w:val="en-US"/>
+        </w:rPr>
+        <w:t>XGBoost</w:t>
+      </w:r>
+      <w:r>
+        <w:rPr>
+          <w:rFonts w:ascii="Calibri" w:hAnsi="Calibri" w:eastAsia="Calibri" w:cs="Calibri"/>
+          <w:i w:val="0"/>
+          <w:iCs w:val="0"/>
+          <w:noProof w:val="0"/>
+          <w:color w:val="000000" w:themeColor="text1" w:themeTint="FF" w:themeShade="FF"/>
+          <w:sz w:val="18"/>
+          <w:szCs w:val="18"/>
+          <w:lang w:val="en-US"/>
+        </w:rPr>
+        <w:t>, feature engineering), BERT based LLMs (training &amp; fine-tuning), FFT + Isolation Forest, Prophet, FAISS, ONNX Runtime, YARA, AWS Glue/SageMaker, C/C++, Python (NumPy, TensorFlow, Hugging Face).</w:t>
+      </w:r>
+    </w:p>
+    <w:p>
+      <w:pPr>
+        <w:spacing w:before="0" w:beforeAutospacing="off" w:after="0" w:afterAutospacing="off"/>
         <w:rPr>
           <w:rFonts w:ascii="Calibri" w:hAnsi="Calibri" w:eastAsia="Calibri" w:cs="Calibri"/>
           <w:b w:val="1"/>
           <w:bCs w:val="1"/>
+          <w:i w:val="0"/>
+          <w:iCs w:val="0"/>
+          <w:noProof w:val="0"/>
+          <w:color w:val="000000" w:themeColor="text1" w:themeTint="FF" w:themeShade="FF"/>
+          <w:sz w:val="18"/>
+          <w:szCs w:val="18"/>
+          <w:lang w:val="en-US"/>
         </w:rPr>
       </w:pPr>
       <w:r>
@@ -248,137 +1257,803 @@
           <w:rFonts w:ascii="Calibri" w:hAnsi="Calibri" w:eastAsia="Calibri" w:cs="Calibri"/>
           <w:b w:val="1"/>
           <w:bCs w:val="1"/>
-        </w:rPr>
-        <w:t>Core Competenc</w:t>
+          <w:i w:val="0"/>
+          <w:iCs w:val="0"/>
+          <w:noProof w:val="0"/>
+          <w:color w:val="000000" w:themeColor="text1" w:themeTint="FF" w:themeShade="FF"/>
+          <w:sz w:val="18"/>
+          <w:szCs w:val="18"/>
+          <w:lang w:val="en-US"/>
+        </w:rPr>
+        <w:t>Agentic RAG Chatbot for Troubleshooting &amp; Monitoring SaaS</w:t>
       </w:r>
       <w:r>
         <w:rPr>
           <w:rFonts w:ascii="Calibri" w:hAnsi="Calibri" w:eastAsia="Calibri" w:cs="Calibri"/>
           <w:b w:val="1"/>
           <w:bCs w:val="1"/>
-        </w:rPr>
-        <w:t>i</w:t>
+          <w:i w:val="0"/>
+          <w:iCs w:val="0"/>
+          <w:noProof w:val="0"/>
+          <w:color w:val="000000" w:themeColor="text1" w:themeTint="FF" w:themeShade="FF"/>
+          <w:sz w:val="18"/>
+          <w:szCs w:val="18"/>
+          <w:lang w:val="en-US"/>
+        </w:rPr>
+        <w:t xml:space="preserve"> and </w:t>
       </w:r>
       <w:r>
         <w:rPr>
           <w:rFonts w:ascii="Calibri" w:hAnsi="Calibri" w:eastAsia="Calibri" w:cs="Calibri"/>
           <w:b w:val="1"/>
           <w:bCs w:val="1"/>
-        </w:rPr>
-        <w:t xml:space="preserve">es </w:t>
+          <w:i w:val="0"/>
+          <w:iCs w:val="0"/>
+          <w:noProof w:val="0"/>
+          <w:color w:val="000000" w:themeColor="text1" w:themeTint="FF" w:themeShade="FF"/>
+          <w:sz w:val="18"/>
+          <w:szCs w:val="18"/>
+          <w:lang w:val="en-US"/>
+        </w:rPr>
+        <w:t xml:space="preserve">on-Prem products </w:t>
       </w:r>
     </w:p>
     <w:p>
       <w:pPr>
-        <w:ind w:left="0"/>
-        <w:rPr>
-          <w:rFonts w:ascii="Calibri" w:hAnsi="Calibri" w:eastAsia="Calibri" w:cs="Calibri"/>
-          <w:noProof w:val="0"/>
-          <w:color w:val="000000" w:themeColor="text1" w:themeTint="FF" w:themeShade="FF"/>
-          <w:sz w:val="18"/>
-          <w:szCs w:val="18"/>
-          <w:lang w:val="en-US"/>
-        </w:rPr>
-      </w:pPr>
-      <w:r>
+        <w:spacing w:before="0" w:beforeAutospacing="off" w:after="0" w:afterAutospacing="off"/>
+        <w:rPr>
+          <w:rFonts w:ascii="Calibri" w:hAnsi="Calibri" w:eastAsia="Calibri" w:cs="Calibri"/>
+          <w:i w:val="0"/>
+          <w:iCs w:val="0"/>
+          <w:noProof w:val="0"/>
+          <w:color w:val="000000" w:themeColor="text1" w:themeTint="FF" w:themeShade="FF"/>
+          <w:sz w:val="18"/>
+          <w:szCs w:val="18"/>
+          <w:lang w:val="en-US"/>
+        </w:rPr>
+      </w:pPr>
+      <w:r>
+        <w:rPr>
+          <w:rFonts w:ascii="Calibri" w:hAnsi="Calibri" w:eastAsia="Calibri" w:cs="Calibri"/>
+          <w:i w:val="0"/>
+          <w:iCs w:val="0"/>
+          <w:noProof w:val="0"/>
+          <w:color w:val="000000" w:themeColor="text1" w:themeTint="FF" w:themeShade="FF"/>
+          <w:sz w:val="18"/>
+          <w:szCs w:val="18"/>
+          <w:lang w:val="en-US"/>
+        </w:rPr>
+        <w:t>- Designed and implemented (end-to-end)</w:t>
+      </w:r>
+      <w:r>
+        <w:rPr>
+          <w:rFonts w:ascii="Calibri" w:hAnsi="Calibri" w:eastAsia="Calibri" w:cs="Calibri"/>
+          <w:i w:val="0"/>
+          <w:iCs w:val="0"/>
+          <w:noProof w:val="0"/>
+          <w:color w:val="000000" w:themeColor="text1" w:themeTint="FF" w:themeShade="FF"/>
+          <w:sz w:val="18"/>
+          <w:szCs w:val="18"/>
+          <w:lang w:val="en-US"/>
+        </w:rPr>
+        <w:t xml:space="preserve"> multimodal chatbot</w:t>
+      </w:r>
+      <w:r>
+        <w:rPr>
+          <w:rFonts w:ascii="Calibri" w:hAnsi="Calibri" w:eastAsia="Calibri" w:cs="Calibri"/>
+          <w:i w:val="0"/>
+          <w:iCs w:val="0"/>
+          <w:noProof w:val="0"/>
+          <w:color w:val="000000" w:themeColor="text1" w:themeTint="FF" w:themeShade="FF"/>
+          <w:sz w:val="18"/>
+          <w:szCs w:val="18"/>
+          <w:lang w:val="en-US"/>
+        </w:rPr>
+        <w:t xml:space="preserve"> integrated with products via APIs/MCP for </w:t>
+      </w:r>
+      <w:r>
+        <w:rPr>
+          <w:rFonts w:ascii="Calibri" w:hAnsi="Calibri" w:eastAsia="Calibri" w:cs="Calibri"/>
+          <w:i w:val="0"/>
+          <w:iCs w:val="0"/>
+          <w:noProof w:val="0"/>
+          <w:color w:val="000000" w:themeColor="text1" w:themeTint="FF" w:themeShade="FF"/>
+          <w:sz w:val="18"/>
+          <w:szCs w:val="18"/>
+          <w:lang w:val="en-US"/>
+        </w:rPr>
+        <w:t>products</w:t>
+      </w:r>
+      <w:r>
+        <w:rPr>
+          <w:rFonts w:ascii="Calibri" w:hAnsi="Calibri" w:eastAsia="Calibri" w:cs="Calibri"/>
+          <w:i w:val="0"/>
+          <w:iCs w:val="0"/>
+          <w:noProof w:val="0"/>
+          <w:color w:val="000000" w:themeColor="text1" w:themeTint="FF" w:themeShade="FF"/>
+          <w:sz w:val="18"/>
+          <w:szCs w:val="18"/>
+          <w:lang w:val="en-US"/>
+        </w:rPr>
+        <w:t>’</w:t>
+      </w:r>
+      <w:r>
+        <w:rPr>
+          <w:rFonts w:ascii="Calibri" w:hAnsi="Calibri" w:eastAsia="Calibri" w:cs="Calibri"/>
+          <w:i w:val="0"/>
+          <w:iCs w:val="0"/>
+          <w:noProof w:val="0"/>
+          <w:color w:val="000000" w:themeColor="text1" w:themeTint="FF" w:themeShade="FF"/>
+          <w:sz w:val="18"/>
+          <w:szCs w:val="18"/>
+          <w:lang w:val="en-US"/>
+        </w:rPr>
+        <w:t xml:space="preserve"> </w:t>
+      </w:r>
+      <w:r>
+        <w:rPr>
+          <w:rFonts w:ascii="Calibri" w:hAnsi="Calibri" w:eastAsia="Calibri" w:cs="Calibri"/>
+          <w:i w:val="0"/>
+          <w:iCs w:val="0"/>
+          <w:noProof w:val="0"/>
+          <w:color w:val="000000" w:themeColor="text1" w:themeTint="FF" w:themeShade="FF"/>
+          <w:sz w:val="18"/>
+          <w:szCs w:val="18"/>
+          <w:lang w:val="en-US"/>
+        </w:rPr>
+        <w:t>monitoring, troubleshooting, and documentation</w:t>
+      </w:r>
+      <w:r>
+        <w:rPr>
+          <w:rFonts w:ascii="Calibri" w:hAnsi="Calibri" w:eastAsia="Calibri" w:cs="Calibri"/>
+          <w:i w:val="0"/>
+          <w:iCs w:val="0"/>
+          <w:noProof w:val="0"/>
+          <w:color w:val="000000" w:themeColor="text1" w:themeTint="FF" w:themeShade="FF"/>
+          <w:sz w:val="18"/>
+          <w:szCs w:val="18"/>
+          <w:lang w:val="en-US"/>
+        </w:rPr>
+        <w:t xml:space="preserve">-based </w:t>
+      </w:r>
+      <w:r>
+        <w:rPr>
+          <w:rFonts w:ascii="Calibri" w:hAnsi="Calibri" w:eastAsia="Calibri" w:cs="Calibri"/>
+          <w:i w:val="0"/>
+          <w:iCs w:val="0"/>
+          <w:noProof w:val="0"/>
+          <w:color w:val="000000" w:themeColor="text1" w:themeTint="FF" w:themeShade="FF"/>
+          <w:sz w:val="18"/>
+          <w:szCs w:val="18"/>
+          <w:lang w:val="en-US"/>
+        </w:rPr>
+        <w:t xml:space="preserve">Q&amp;A. </w:t>
+      </w:r>
+      <w:r>
+        <w:rPr>
+          <w:rFonts w:ascii="Calibri" w:hAnsi="Calibri" w:eastAsia="Calibri" w:cs="Calibri"/>
+          <w:i w:val="0"/>
+          <w:iCs w:val="0"/>
+          <w:noProof w:val="0"/>
+          <w:color w:val="000000" w:themeColor="text1" w:themeTint="FF" w:themeShade="FF"/>
+          <w:sz w:val="18"/>
+          <w:szCs w:val="18"/>
+          <w:lang w:val="en-US"/>
+        </w:rPr>
+        <w:t>Also,</w:t>
+      </w:r>
+      <w:r>
+        <w:rPr>
+          <w:rFonts w:ascii="Calibri" w:hAnsi="Calibri" w:eastAsia="Calibri" w:cs="Calibri"/>
+          <w:i w:val="0"/>
+          <w:iCs w:val="0"/>
+          <w:noProof w:val="0"/>
+          <w:color w:val="000000" w:themeColor="text1" w:themeTint="FF" w:themeShade="FF"/>
+          <w:sz w:val="18"/>
+          <w:szCs w:val="18"/>
+          <w:lang w:val="en-US"/>
+        </w:rPr>
+        <w:t xml:space="preserve"> bot </w:t>
+      </w:r>
+      <w:r>
+        <w:rPr>
+          <w:rFonts w:ascii="Calibri" w:hAnsi="Calibri" w:eastAsia="Calibri" w:cs="Calibri"/>
+          <w:i w:val="0"/>
+          <w:iCs w:val="0"/>
+          <w:noProof w:val="0"/>
+          <w:color w:val="000000" w:themeColor="text1" w:themeTint="FF" w:themeShade="FF"/>
+          <w:sz w:val="18"/>
+          <w:szCs w:val="18"/>
+          <w:lang w:val="en-US"/>
+        </w:rPr>
+        <w:t>p</w:t>
+      </w:r>
+      <w:r>
+        <w:rPr>
+          <w:rFonts w:ascii="Calibri" w:hAnsi="Calibri" w:eastAsia="Calibri" w:cs="Calibri"/>
+          <w:i w:val="0"/>
+          <w:iCs w:val="0"/>
+          <w:noProof w:val="0"/>
+          <w:color w:val="000000" w:themeColor="text1" w:themeTint="FF" w:themeShade="FF"/>
+          <w:sz w:val="18"/>
+          <w:szCs w:val="18"/>
+          <w:lang w:val="en-US"/>
+        </w:rPr>
+        <w:t>rovided</w:t>
+      </w:r>
+      <w:r>
+        <w:rPr>
+          <w:rFonts w:ascii="Calibri" w:hAnsi="Calibri" w:eastAsia="Calibri" w:cs="Calibri"/>
+          <w:i w:val="0"/>
+          <w:iCs w:val="0"/>
+          <w:noProof w:val="0"/>
+          <w:color w:val="000000" w:themeColor="text1" w:themeTint="FF" w:themeShade="FF"/>
+          <w:sz w:val="18"/>
+          <w:szCs w:val="18"/>
+          <w:lang w:val="en-US"/>
+        </w:rPr>
+        <w:t xml:space="preserve"> </w:t>
+      </w:r>
+      <w:r>
+        <w:rPr>
+          <w:rFonts w:ascii="Calibri" w:hAnsi="Calibri" w:eastAsia="Calibri" w:cs="Calibri"/>
+          <w:i w:val="0"/>
+          <w:iCs w:val="0"/>
+          <w:noProof w:val="0"/>
+          <w:color w:val="000000" w:themeColor="text1" w:themeTint="FF" w:themeShade="FF"/>
+          <w:sz w:val="18"/>
+          <w:szCs w:val="18"/>
+          <w:lang w:val="en-US"/>
+        </w:rPr>
+        <w:t>UI visual guidance, detected anomalies</w:t>
+      </w:r>
+      <w:r>
+        <w:rPr>
+          <w:rFonts w:ascii="Calibri" w:hAnsi="Calibri" w:eastAsia="Calibri" w:cs="Calibri"/>
+          <w:i w:val="0"/>
+          <w:iCs w:val="0"/>
+          <w:noProof w:val="0"/>
+          <w:color w:val="000000" w:themeColor="text1" w:themeTint="FF" w:themeShade="FF"/>
+          <w:sz w:val="18"/>
+          <w:szCs w:val="18"/>
+          <w:lang w:val="en-US"/>
+        </w:rPr>
+        <w:t>, performed tasks</w:t>
+      </w:r>
+      <w:r>
+        <w:rPr>
+          <w:rFonts w:ascii="Calibri" w:hAnsi="Calibri" w:eastAsia="Calibri" w:cs="Calibri"/>
+          <w:i w:val="0"/>
+          <w:iCs w:val="0"/>
+          <w:noProof w:val="0"/>
+          <w:color w:val="000000" w:themeColor="text1" w:themeTint="FF" w:themeShade="FF"/>
+          <w:sz w:val="18"/>
+          <w:szCs w:val="18"/>
+          <w:lang w:val="en-US"/>
+        </w:rPr>
+        <w:t xml:space="preserve">, reduced support calls by </w:t>
+      </w:r>
+      <w:r>
+        <w:rPr>
+          <w:rFonts w:ascii="Calibri" w:hAnsi="Calibri" w:eastAsia="Calibri" w:cs="Calibri"/>
+          <w:i w:val="0"/>
+          <w:iCs w:val="0"/>
+          <w:noProof w:val="0"/>
+          <w:color w:val="000000" w:themeColor="text1" w:themeTint="FF" w:themeShade="FF"/>
+          <w:sz w:val="18"/>
+          <w:szCs w:val="18"/>
+          <w:lang w:val="en-US"/>
+        </w:rPr>
+        <w:t>~</w:t>
+      </w:r>
+      <w:r>
+        <w:rPr>
+          <w:rFonts w:ascii="Calibri" w:hAnsi="Calibri" w:eastAsia="Calibri" w:cs="Calibri"/>
+          <w:i w:val="0"/>
+          <w:iCs w:val="0"/>
+          <w:noProof w:val="0"/>
+          <w:color w:val="000000" w:themeColor="text1" w:themeTint="FF" w:themeShade="FF"/>
+          <w:sz w:val="18"/>
+          <w:szCs w:val="18"/>
+          <w:lang w:val="en-US"/>
+        </w:rPr>
+        <w:t>15%</w:t>
+      </w:r>
+      <w:r>
+        <w:rPr>
+          <w:rFonts w:ascii="Calibri" w:hAnsi="Calibri" w:eastAsia="Calibri" w:cs="Calibri"/>
+          <w:i w:val="0"/>
+          <w:iCs w:val="0"/>
+          <w:noProof w:val="0"/>
+          <w:color w:val="000000" w:themeColor="text1" w:themeTint="FF" w:themeShade="FF"/>
+          <w:sz w:val="18"/>
+          <w:szCs w:val="18"/>
+          <w:lang w:val="en-US"/>
+        </w:rPr>
+        <w:t xml:space="preserve">.  </w:t>
+      </w:r>
+    </w:p>
+    <w:p>
+      <w:pPr>
+        <w:spacing w:before="0" w:beforeAutospacing="off" w:after="0" w:afterAutospacing="off"/>
+        <w:rPr>
+          <w:rFonts w:ascii="Calibri" w:hAnsi="Calibri" w:eastAsia="Calibri" w:cs="Calibri"/>
+          <w:i w:val="0"/>
+          <w:iCs w:val="0"/>
+          <w:noProof w:val="0"/>
+          <w:color w:val="000000" w:themeColor="text1" w:themeTint="FF" w:themeShade="FF"/>
+          <w:sz w:val="18"/>
+          <w:szCs w:val="18"/>
+          <w:lang w:val="en-US"/>
+        </w:rPr>
+      </w:pPr>
+      <w:r>
+        <w:rPr>
+          <w:rFonts w:ascii="Calibri" w:hAnsi="Calibri" w:eastAsia="Calibri" w:cs="Calibri"/>
+          <w:i w:val="0"/>
+          <w:iCs w:val="0"/>
+          <w:noProof w:val="0"/>
+          <w:color w:val="000000" w:themeColor="text1" w:themeTint="FF" w:themeShade="FF"/>
+          <w:sz w:val="18"/>
+          <w:szCs w:val="18"/>
+          <w:lang w:val="en-US"/>
+        </w:rPr>
+        <w:t xml:space="preserve">- Tech stack: OpenAI API, </w:t>
+      </w:r>
+      <w:r>
+        <w:rPr>
+          <w:rFonts w:ascii="Calibri" w:hAnsi="Calibri" w:eastAsia="Calibri" w:cs="Calibri"/>
+          <w:i w:val="0"/>
+          <w:iCs w:val="0"/>
+          <w:noProof w:val="0"/>
+          <w:color w:val="000000" w:themeColor="text1" w:themeTint="FF" w:themeShade="FF"/>
+          <w:sz w:val="18"/>
+          <w:szCs w:val="18"/>
+          <w:lang w:val="en-US"/>
+        </w:rPr>
+        <w:t>LangChain</w:t>
+      </w:r>
+      <w:r>
+        <w:rPr>
+          <w:rFonts w:ascii="Calibri" w:hAnsi="Calibri" w:eastAsia="Calibri" w:cs="Calibri"/>
+          <w:i w:val="0"/>
+          <w:iCs w:val="0"/>
+          <w:noProof w:val="0"/>
+          <w:color w:val="000000" w:themeColor="text1" w:themeTint="FF" w:themeShade="FF"/>
+          <w:sz w:val="18"/>
+          <w:szCs w:val="18"/>
+          <w:lang w:val="en-US"/>
+        </w:rPr>
+        <w:t xml:space="preserve">, RAG, </w:t>
+      </w:r>
+      <w:r>
+        <w:rPr>
+          <w:rFonts w:ascii="Calibri" w:hAnsi="Calibri" w:eastAsia="Calibri" w:cs="Calibri"/>
+          <w:i w:val="0"/>
+          <w:iCs w:val="0"/>
+          <w:noProof w:val="0"/>
+          <w:color w:val="000000" w:themeColor="text1" w:themeTint="FF" w:themeShade="FF"/>
+          <w:sz w:val="18"/>
+          <w:szCs w:val="18"/>
+          <w:lang w:val="en-US"/>
+        </w:rPr>
+        <w:t>Ollama</w:t>
+      </w:r>
+      <w:r>
+        <w:rPr>
+          <w:rFonts w:ascii="Calibri" w:hAnsi="Calibri" w:eastAsia="Calibri" w:cs="Calibri"/>
+          <w:i w:val="0"/>
+          <w:iCs w:val="0"/>
+          <w:noProof w:val="0"/>
+          <w:color w:val="000000" w:themeColor="text1" w:themeTint="FF" w:themeShade="FF"/>
+          <w:sz w:val="18"/>
+          <w:szCs w:val="18"/>
+          <w:lang w:val="en-US"/>
+        </w:rPr>
+        <w:t xml:space="preserve">, Hugging Face, AWS Lambda (Python), </w:t>
+      </w:r>
+      <w:r>
+        <w:rPr>
+          <w:rFonts w:ascii="Calibri" w:hAnsi="Calibri" w:eastAsia="Calibri" w:cs="Calibri"/>
+          <w:i w:val="0"/>
+          <w:iCs w:val="0"/>
+          <w:noProof w:val="0"/>
+          <w:color w:val="000000" w:themeColor="text1" w:themeTint="FF" w:themeShade="FF"/>
+          <w:sz w:val="18"/>
+          <w:szCs w:val="18"/>
+          <w:lang w:val="en-US"/>
+        </w:rPr>
+        <w:t>P</w:t>
+      </w:r>
+      <w:r>
+        <w:rPr>
+          <w:rFonts w:ascii="Calibri" w:hAnsi="Calibri" w:eastAsia="Calibri" w:cs="Calibri"/>
+          <w:i w:val="0"/>
+          <w:iCs w:val="0"/>
+          <w:noProof w:val="0"/>
+          <w:color w:val="000000" w:themeColor="text1" w:themeTint="FF" w:themeShade="FF"/>
+          <w:sz w:val="18"/>
+          <w:szCs w:val="18"/>
+          <w:lang w:val="en-US"/>
+        </w:rPr>
+        <w:t xml:space="preserve">ython </w:t>
+      </w:r>
+      <w:r>
+        <w:rPr>
+          <w:rFonts w:ascii="Calibri" w:hAnsi="Calibri" w:eastAsia="Calibri" w:cs="Calibri"/>
+          <w:i w:val="0"/>
+          <w:iCs w:val="0"/>
+          <w:noProof w:val="0"/>
+          <w:color w:val="000000" w:themeColor="text1" w:themeTint="FF" w:themeShade="FF"/>
+          <w:sz w:val="18"/>
+          <w:szCs w:val="18"/>
+          <w:lang w:val="en-US"/>
+        </w:rPr>
+        <w:t>FastAPI</w:t>
+      </w:r>
+      <w:r>
+        <w:rPr>
+          <w:rFonts w:ascii="Calibri" w:hAnsi="Calibri" w:eastAsia="Calibri" w:cs="Calibri"/>
+          <w:i w:val="0"/>
+          <w:iCs w:val="0"/>
+          <w:noProof w:val="0"/>
+          <w:color w:val="000000" w:themeColor="text1" w:themeTint="FF" w:themeShade="FF"/>
+          <w:sz w:val="18"/>
+          <w:szCs w:val="18"/>
+          <w:lang w:val="en-US"/>
+        </w:rPr>
+        <w:t xml:space="preserve"> &amp; </w:t>
+      </w:r>
+      <w:r>
+        <w:rPr>
+          <w:rFonts w:ascii="Calibri" w:hAnsi="Calibri" w:eastAsia="Calibri" w:cs="Calibri"/>
+          <w:i w:val="0"/>
+          <w:iCs w:val="0"/>
+          <w:noProof w:val="0"/>
+          <w:color w:val="000000" w:themeColor="text1" w:themeTint="FF" w:themeShade="FF"/>
+          <w:sz w:val="18"/>
+          <w:szCs w:val="18"/>
+          <w:lang w:val="en-US"/>
+        </w:rPr>
+        <w:t>FastMCP</w:t>
+      </w:r>
+      <w:r>
+        <w:rPr>
+          <w:rFonts w:ascii="Calibri" w:hAnsi="Calibri" w:eastAsia="Calibri" w:cs="Calibri"/>
+          <w:i w:val="0"/>
+          <w:iCs w:val="0"/>
+          <w:noProof w:val="0"/>
+          <w:color w:val="000000" w:themeColor="text1" w:themeTint="FF" w:themeShade="FF"/>
+          <w:sz w:val="18"/>
+          <w:szCs w:val="18"/>
+          <w:lang w:val="en-US"/>
+        </w:rPr>
+        <w:t>, React, HTML/CSS.</w:t>
+      </w:r>
+    </w:p>
+    <w:p>
+      <w:pPr>
+        <w:pStyle w:val="Normal"/>
+        <w:spacing w:before="0" w:beforeAutospacing="off" w:after="0" w:afterAutospacing="off"/>
         <w:rPr>
           <w:rFonts w:ascii="Calibri" w:hAnsi="Calibri" w:eastAsia="Calibri" w:cs="Calibri"/>
           <w:b w:val="1"/>
           <w:bCs w:val="1"/>
-          <w:noProof w:val="0"/>
-          <w:color w:val="000000" w:themeColor="text1" w:themeTint="FF" w:themeShade="FF"/>
-          <w:sz w:val="18"/>
-          <w:szCs w:val="18"/>
-          <w:lang w:val="en-US"/>
-        </w:rPr>
-        <w:t>Cloud &amp; Distributed Systems:</w:t>
-      </w:r>
-      <w:r>
-        <w:rPr>
-          <w:rFonts w:ascii="Calibri" w:hAnsi="Calibri" w:eastAsia="Calibri" w:cs="Calibri"/>
-          <w:noProof w:val="0"/>
-          <w:color w:val="000000" w:themeColor="text1" w:themeTint="FF" w:themeShade="FF"/>
-          <w:sz w:val="18"/>
-          <w:szCs w:val="18"/>
-          <w:lang w:val="en-US"/>
-        </w:rPr>
-        <w:t xml:space="preserve"> AWS (EC2, S3, Lambda, API Gateway), Kubernetes, Docker, Terraform, scalable microservices, high-availability architectures, CI/CD pipelines, fault</w:t>
-      </w:r>
-      <w:r>
-        <w:rPr>
-          <w:rFonts w:ascii="Calibri" w:hAnsi="Calibri" w:eastAsia="Calibri" w:cs="Calibri"/>
-          <w:noProof w:val="0"/>
-          <w:color w:val="000000" w:themeColor="text1" w:themeTint="FF" w:themeShade="FF"/>
-          <w:sz w:val="18"/>
-          <w:szCs w:val="18"/>
-          <w:lang w:val="en-US"/>
-        </w:rPr>
-        <w:t xml:space="preserve"> </w:t>
-      </w:r>
-      <w:r>
-        <w:rPr>
-          <w:rFonts w:ascii="Calibri" w:hAnsi="Calibri" w:eastAsia="Calibri" w:cs="Calibri"/>
-          <w:noProof w:val="0"/>
-          <w:color w:val="000000" w:themeColor="text1" w:themeTint="FF" w:themeShade="FF"/>
-          <w:sz w:val="18"/>
-          <w:szCs w:val="18"/>
-          <w:lang w:val="en-US"/>
-        </w:rPr>
-        <w:t>tolerance</w:t>
-      </w:r>
-      <w:r>
-        <w:br/>
-      </w:r>
+          <w:i w:val="0"/>
+          <w:iCs w:val="0"/>
+          <w:noProof w:val="0"/>
+          <w:color w:val="000000" w:themeColor="text1" w:themeTint="FF" w:themeShade="FF"/>
+          <w:sz w:val="18"/>
+          <w:szCs w:val="18"/>
+          <w:lang w:val="en-US"/>
+        </w:rPr>
+      </w:pPr>
       <w:r>
         <w:rPr>
           <w:rFonts w:ascii="Calibri" w:hAnsi="Calibri" w:eastAsia="Calibri" w:cs="Calibri"/>
           <w:b w:val="1"/>
           <w:bCs w:val="1"/>
-          <w:noProof w:val="0"/>
-          <w:color w:val="000000" w:themeColor="text1" w:themeTint="FF" w:themeShade="FF"/>
-          <w:sz w:val="18"/>
-          <w:szCs w:val="18"/>
-          <w:lang w:val="en-US"/>
-        </w:rPr>
-        <w:t>Programming Languages:</w:t>
-      </w:r>
-      <w:r>
-        <w:rPr>
-          <w:rFonts w:ascii="Calibri" w:hAnsi="Calibri" w:eastAsia="Calibri" w:cs="Calibri"/>
-          <w:noProof w:val="0"/>
-          <w:color w:val="000000" w:themeColor="text1" w:themeTint="FF" w:themeShade="FF"/>
-          <w:sz w:val="18"/>
-          <w:szCs w:val="18"/>
-          <w:lang w:val="en-US"/>
-        </w:rPr>
-        <w:t xml:space="preserve"> C++, Go, Rust, Python, Perl, Bash</w:t>
-      </w:r>
-      <w:r>
-        <w:br/>
-      </w:r>
-      <w:r>
+          <w:i w:val="0"/>
+          <w:iCs w:val="0"/>
+          <w:noProof w:val="0"/>
+          <w:color w:val="000000" w:themeColor="text1" w:themeTint="FF" w:themeShade="FF"/>
+          <w:sz w:val="18"/>
+          <w:szCs w:val="18"/>
+          <w:lang w:val="en-US"/>
+        </w:rPr>
+        <w:t>Azure Workloads Protection (Backup &amp; Replication)</w:t>
+      </w:r>
+    </w:p>
+    <w:p>
+      <w:pPr>
+        <w:spacing w:before="0" w:beforeAutospacing="off" w:after="0" w:afterAutospacing="off"/>
+        <w:rPr>
+          <w:rFonts w:ascii="Calibri" w:hAnsi="Calibri" w:eastAsia="Calibri" w:cs="Calibri"/>
+          <w:i w:val="0"/>
+          <w:iCs w:val="0"/>
+          <w:noProof w:val="0"/>
+          <w:color w:val="000000" w:themeColor="text1" w:themeTint="FF" w:themeShade="FF"/>
+          <w:sz w:val="18"/>
+          <w:szCs w:val="18"/>
+          <w:lang w:val="en-US"/>
+        </w:rPr>
+      </w:pPr>
+      <w:r>
+        <w:rPr>
+          <w:rFonts w:ascii="Calibri" w:hAnsi="Calibri" w:eastAsia="Calibri" w:cs="Calibri"/>
+          <w:i w:val="0"/>
+          <w:iCs w:val="0"/>
+          <w:noProof w:val="0"/>
+          <w:color w:val="000000" w:themeColor="text1" w:themeTint="FF" w:themeShade="FF"/>
+          <w:sz w:val="18"/>
+          <w:szCs w:val="18"/>
+          <w:lang w:val="en-US"/>
+        </w:rPr>
+        <w:t>- Architected and prototyped a</w:t>
+      </w:r>
+      <w:r>
+        <w:rPr>
+          <w:rFonts w:ascii="Calibri" w:hAnsi="Calibri" w:eastAsia="Calibri" w:cs="Calibri"/>
+          <w:i w:val="0"/>
+          <w:iCs w:val="0"/>
+          <w:noProof w:val="0"/>
+          <w:color w:val="000000" w:themeColor="text1" w:themeTint="FF" w:themeShade="FF"/>
+          <w:sz w:val="18"/>
+          <w:szCs w:val="18"/>
+          <w:lang w:val="en-US"/>
+        </w:rPr>
+        <w:t xml:space="preserve"> massively parallel/scalable </w:t>
+      </w:r>
+      <w:r>
+        <w:rPr>
+          <w:rFonts w:ascii="Calibri" w:hAnsi="Calibri" w:eastAsia="Calibri" w:cs="Calibri"/>
+          <w:i w:val="0"/>
+          <w:iCs w:val="0"/>
+          <w:noProof w:val="0"/>
+          <w:color w:val="000000" w:themeColor="text1" w:themeTint="FF" w:themeShade="FF"/>
+          <w:sz w:val="18"/>
+          <w:szCs w:val="18"/>
+          <w:lang w:val="en-US"/>
+        </w:rPr>
+        <w:t>Kubernetes</w:t>
+      </w:r>
+      <w:r>
+        <w:rPr>
+          <w:rFonts w:ascii="Calibri" w:hAnsi="Calibri" w:eastAsia="Calibri" w:cs="Calibri"/>
+          <w:i w:val="0"/>
+          <w:iCs w:val="0"/>
+          <w:noProof w:val="0"/>
+          <w:color w:val="000000" w:themeColor="text1" w:themeTint="FF" w:themeShade="FF"/>
+          <w:sz w:val="18"/>
+          <w:szCs w:val="18"/>
+          <w:lang w:val="en-US"/>
+        </w:rPr>
+        <w:t>-</w:t>
+      </w:r>
+      <w:r>
+        <w:rPr>
+          <w:rFonts w:ascii="Calibri" w:hAnsi="Calibri" w:eastAsia="Calibri" w:cs="Calibri"/>
+          <w:i w:val="0"/>
+          <w:iCs w:val="0"/>
+          <w:noProof w:val="0"/>
+          <w:color w:val="000000" w:themeColor="text1" w:themeTint="FF" w:themeShade="FF"/>
+          <w:sz w:val="18"/>
+          <w:szCs w:val="18"/>
+          <w:lang w:val="en-US"/>
+        </w:rPr>
+        <w:t xml:space="preserve">based </w:t>
+      </w:r>
+      <w:r>
+        <w:rPr>
+          <w:rFonts w:ascii="Calibri" w:hAnsi="Calibri" w:eastAsia="Calibri" w:cs="Calibri"/>
+          <w:i w:val="0"/>
+          <w:iCs w:val="0"/>
+          <w:noProof w:val="0"/>
+          <w:color w:val="000000" w:themeColor="text1" w:themeTint="FF" w:themeShade="FF"/>
+          <w:sz w:val="18"/>
+          <w:szCs w:val="18"/>
+          <w:lang w:val="en-US"/>
+        </w:rPr>
+        <w:t xml:space="preserve">SaaS solution to protect and restore Azure workloads (VMs, containers, k8s, blob storage); </w:t>
+      </w:r>
+      <w:r>
+        <w:rPr>
+          <w:rFonts w:ascii="Calibri" w:hAnsi="Calibri" w:eastAsia="Calibri" w:cs="Calibri"/>
+          <w:i w:val="0"/>
+          <w:iCs w:val="0"/>
+          <w:noProof w:val="0"/>
+          <w:color w:val="000000" w:themeColor="text1" w:themeTint="FF" w:themeShade="FF"/>
+          <w:sz w:val="18"/>
+          <w:szCs w:val="18"/>
+          <w:lang w:val="en-US"/>
+        </w:rPr>
+        <w:t xml:space="preserve">Implemented critical parts </w:t>
+      </w:r>
+      <w:r>
+        <w:rPr>
+          <w:rFonts w:ascii="Calibri" w:hAnsi="Calibri" w:eastAsia="Calibri" w:cs="Calibri"/>
+          <w:i w:val="0"/>
+          <w:iCs w:val="0"/>
+          <w:noProof w:val="0"/>
+          <w:color w:val="000000" w:themeColor="text1" w:themeTint="FF" w:themeShade="FF"/>
+          <w:sz w:val="18"/>
+          <w:szCs w:val="18"/>
+          <w:lang w:val="en-US"/>
+        </w:rPr>
+        <w:t xml:space="preserve">of the </w:t>
+      </w:r>
+      <w:r>
+        <w:rPr>
+          <w:rFonts w:ascii="Calibri" w:hAnsi="Calibri" w:eastAsia="Calibri" w:cs="Calibri"/>
+          <w:i w:val="0"/>
+          <w:iCs w:val="0"/>
+          <w:noProof w:val="0"/>
+          <w:color w:val="000000" w:themeColor="text1" w:themeTint="FF" w:themeShade="FF"/>
+          <w:sz w:val="18"/>
+          <w:szCs w:val="18"/>
+          <w:lang w:val="en-US"/>
+        </w:rPr>
+        <w:t>system; Led a team of developers through</w:t>
+      </w:r>
+      <w:r>
+        <w:rPr>
+          <w:rFonts w:ascii="Calibri" w:hAnsi="Calibri" w:eastAsia="Calibri" w:cs="Calibri"/>
+          <w:i w:val="0"/>
+          <w:iCs w:val="0"/>
+          <w:noProof w:val="0"/>
+          <w:color w:val="000000" w:themeColor="text1" w:themeTint="FF" w:themeShade="FF"/>
+          <w:sz w:val="18"/>
+          <w:szCs w:val="18"/>
+          <w:lang w:val="en-US"/>
+        </w:rPr>
+        <w:t>out</w:t>
+      </w:r>
+      <w:r>
+        <w:rPr>
+          <w:rFonts w:ascii="Calibri" w:hAnsi="Calibri" w:eastAsia="Calibri" w:cs="Calibri"/>
+          <w:i w:val="0"/>
+          <w:iCs w:val="0"/>
+          <w:noProof w:val="0"/>
+          <w:color w:val="000000" w:themeColor="text1" w:themeTint="FF" w:themeShade="FF"/>
+          <w:sz w:val="18"/>
+          <w:szCs w:val="18"/>
+          <w:lang w:val="en-US"/>
+        </w:rPr>
+        <w:t xml:space="preserve"> design and implementation</w:t>
+      </w:r>
+      <w:r>
+        <w:rPr>
+          <w:rFonts w:ascii="Calibri" w:hAnsi="Calibri" w:eastAsia="Calibri" w:cs="Calibri"/>
+          <w:i w:val="0"/>
+          <w:iCs w:val="0"/>
+          <w:noProof w:val="0"/>
+          <w:color w:val="000000" w:themeColor="text1" w:themeTint="FF" w:themeShade="FF"/>
+          <w:sz w:val="18"/>
+          <w:szCs w:val="18"/>
+          <w:lang w:val="en-US"/>
+        </w:rPr>
+        <w:t xml:space="preserve"> phases</w:t>
+      </w:r>
+      <w:r>
+        <w:rPr>
+          <w:rFonts w:ascii="Calibri" w:hAnsi="Calibri" w:eastAsia="Calibri" w:cs="Calibri"/>
+          <w:i w:val="0"/>
+          <w:iCs w:val="0"/>
+          <w:noProof w:val="0"/>
+          <w:color w:val="000000" w:themeColor="text1" w:themeTint="FF" w:themeShade="FF"/>
+          <w:sz w:val="18"/>
+          <w:szCs w:val="18"/>
+          <w:lang w:val="en-US"/>
+        </w:rPr>
+        <w:t xml:space="preserve">.  </w:t>
+      </w:r>
+    </w:p>
+    <w:p>
+      <w:pPr>
+        <w:spacing w:before="0" w:beforeAutospacing="off" w:after="0" w:afterAutospacing="off"/>
         <w:rPr>
           <w:rFonts w:ascii="Calibri" w:hAnsi="Calibri" w:eastAsia="Calibri" w:cs="Calibri"/>
           <w:b w:val="1"/>
           <w:bCs w:val="1"/>
-          <w:noProof w:val="0"/>
-          <w:color w:val="000000" w:themeColor="text1" w:themeTint="FF" w:themeShade="FF"/>
-          <w:sz w:val="18"/>
-          <w:szCs w:val="18"/>
-          <w:lang w:val="en-US"/>
-        </w:rPr>
-        <w:t>AI/ML:</w:t>
-      </w:r>
-      <w:r>
-        <w:rPr>
-          <w:rFonts w:ascii="Calibri" w:hAnsi="Calibri" w:eastAsia="Calibri" w:cs="Calibri"/>
-          <w:noProof w:val="0"/>
-          <w:color w:val="000000" w:themeColor="text1" w:themeTint="FF" w:themeShade="FF"/>
-          <w:sz w:val="18"/>
-          <w:szCs w:val="18"/>
-          <w:lang w:val="en-US"/>
-        </w:rPr>
-        <w:t xml:space="preserve"> Generative AI, RAG, transformers (LoRA fine-tuning), PyTorch, TensorFlow, Hugging Face, LangChain, ONNX Runtime, distributed training, anomaly detection</w:t>
+          <w:i w:val="0"/>
+          <w:iCs w:val="0"/>
+          <w:noProof w:val="0"/>
+          <w:color w:val="000000" w:themeColor="text1" w:themeTint="FF" w:themeShade="FF"/>
+          <w:sz w:val="18"/>
+          <w:szCs w:val="18"/>
+          <w:lang w:val="en-US"/>
+        </w:rPr>
+      </w:pPr>
+      <w:r>
+        <w:rPr>
+          <w:rFonts w:ascii="Calibri" w:hAnsi="Calibri" w:eastAsia="Calibri" w:cs="Calibri"/>
+          <w:i w:val="0"/>
+          <w:iCs w:val="0"/>
+          <w:noProof w:val="0"/>
+          <w:color w:val="000000" w:themeColor="text1" w:themeTint="FF" w:themeShade="FF"/>
+          <w:sz w:val="18"/>
+          <w:szCs w:val="18"/>
+          <w:lang w:val="en-US"/>
+        </w:rPr>
+        <w:t>- Tech stack: Golang, Azure APIs</w:t>
+      </w:r>
+      <w:r>
+        <w:rPr>
+          <w:rFonts w:ascii="Calibri" w:hAnsi="Calibri" w:eastAsia="Calibri" w:cs="Calibri"/>
+          <w:i w:val="0"/>
+          <w:iCs w:val="0"/>
+          <w:noProof w:val="0"/>
+          <w:color w:val="000000" w:themeColor="text1" w:themeTint="FF" w:themeShade="FF"/>
+          <w:sz w:val="18"/>
+          <w:szCs w:val="18"/>
+          <w:lang w:val="en-US"/>
+        </w:rPr>
+        <w:t>/Golang SDK</w:t>
+      </w:r>
+      <w:r>
+        <w:rPr>
+          <w:rFonts w:ascii="Calibri" w:hAnsi="Calibri" w:eastAsia="Calibri" w:cs="Calibri"/>
+          <w:i w:val="0"/>
+          <w:iCs w:val="0"/>
+          <w:noProof w:val="0"/>
+          <w:color w:val="000000" w:themeColor="text1" w:themeTint="FF" w:themeShade="FF"/>
+          <w:sz w:val="18"/>
+          <w:szCs w:val="18"/>
+          <w:lang w:val="en-US"/>
+        </w:rPr>
+        <w:t xml:space="preserve">, k8s, containers, Terraform, </w:t>
+      </w:r>
+      <w:r>
+        <w:rPr>
+          <w:rFonts w:ascii="Calibri" w:hAnsi="Calibri" w:eastAsia="Calibri" w:cs="Calibri"/>
+          <w:i w:val="0"/>
+          <w:iCs w:val="0"/>
+          <w:noProof w:val="0"/>
+          <w:color w:val="000000" w:themeColor="text1" w:themeTint="FF" w:themeShade="FF"/>
+          <w:sz w:val="18"/>
+          <w:szCs w:val="18"/>
+          <w:lang w:val="en-US"/>
+        </w:rPr>
+        <w:t>gRPC</w:t>
+      </w:r>
+      <w:r>
+        <w:rPr>
+          <w:rFonts w:ascii="Calibri" w:hAnsi="Calibri" w:eastAsia="Calibri" w:cs="Calibri"/>
+          <w:i w:val="0"/>
+          <w:iCs w:val="0"/>
+          <w:noProof w:val="0"/>
+          <w:color w:val="000000" w:themeColor="text1" w:themeTint="FF" w:themeShade="FF"/>
+          <w:sz w:val="18"/>
+          <w:szCs w:val="18"/>
+          <w:lang w:val="en-US"/>
+        </w:rPr>
+        <w:t>/</w:t>
+      </w:r>
+      <w:r>
+        <w:rPr>
+          <w:rFonts w:ascii="Calibri" w:hAnsi="Calibri" w:eastAsia="Calibri" w:cs="Calibri"/>
+          <w:i w:val="0"/>
+          <w:iCs w:val="0"/>
+          <w:noProof w:val="0"/>
+          <w:color w:val="000000" w:themeColor="text1" w:themeTint="FF" w:themeShade="FF"/>
+          <w:sz w:val="18"/>
+          <w:szCs w:val="18"/>
+          <w:lang w:val="en-US"/>
+        </w:rPr>
+        <w:t>Protobuf</w:t>
+      </w:r>
+      <w:r>
+        <w:rPr>
+          <w:rFonts w:ascii="Calibri" w:hAnsi="Calibri" w:eastAsia="Calibri" w:cs="Calibri"/>
+          <w:i w:val="0"/>
+          <w:iCs w:val="0"/>
+          <w:noProof w:val="0"/>
+          <w:color w:val="000000" w:themeColor="text1" w:themeTint="FF" w:themeShade="FF"/>
+          <w:sz w:val="18"/>
+          <w:szCs w:val="18"/>
+          <w:lang w:val="en-US"/>
+        </w:rPr>
+        <w:t>, Redis (KV store, pub/sub).</w:t>
       </w:r>
       <w:r>
         <w:br/>
@@ -388,252 +2063,1253 @@
           <w:rFonts w:ascii="Calibri" w:hAnsi="Calibri" w:eastAsia="Calibri" w:cs="Calibri"/>
           <w:b w:val="1"/>
           <w:bCs w:val="1"/>
-          <w:noProof w:val="0"/>
-          <w:color w:val="000000" w:themeColor="text1" w:themeTint="FF" w:themeShade="FF"/>
-          <w:sz w:val="18"/>
-          <w:szCs w:val="18"/>
-          <w:lang w:val="en-US"/>
-        </w:rPr>
-        <w:t>Systems Programming:</w:t>
-      </w:r>
-      <w:r>
-        <w:rPr>
-          <w:rFonts w:ascii="Calibri" w:hAnsi="Calibri" w:eastAsia="Calibri" w:cs="Calibri"/>
-          <w:noProof w:val="0"/>
-          <w:color w:val="000000" w:themeColor="text1" w:themeTint="FF" w:themeShade="FF"/>
-          <w:sz w:val="18"/>
-          <w:szCs w:val="18"/>
-          <w:lang w:val="en-US"/>
-        </w:rPr>
-        <w:t xml:space="preserve"> Linux/Windows kernel drivers (eBPF, KMDF/WDM, minifilters), file systems, </w:t>
-      </w:r>
-      <w:r>
-        <w:rPr>
-          <w:rFonts w:ascii="Calibri" w:hAnsi="Calibri" w:eastAsia="Calibri" w:cs="Calibri"/>
-          <w:noProof w:val="0"/>
-          <w:color w:val="000000" w:themeColor="text1" w:themeTint="FF" w:themeShade="FF"/>
-          <w:sz w:val="18"/>
-          <w:szCs w:val="18"/>
-          <w:lang w:val="en-US"/>
-        </w:rPr>
-        <w:t xml:space="preserve">network programming, </w:t>
-      </w:r>
-      <w:r>
-        <w:rPr>
-          <w:rFonts w:ascii="Calibri" w:hAnsi="Calibri" w:eastAsia="Calibri" w:cs="Calibri"/>
-          <w:noProof w:val="0"/>
-          <w:color w:val="000000" w:themeColor="text1" w:themeTint="FF" w:themeShade="FF"/>
-          <w:sz w:val="18"/>
-          <w:szCs w:val="18"/>
-          <w:lang w:val="en-US"/>
-        </w:rPr>
-        <w:t>performance tuning</w:t>
-      </w:r>
-      <w:r>
-        <w:br/>
-      </w:r>
-      <w:r>
+          <w:i w:val="0"/>
+          <w:iCs w:val="0"/>
+          <w:noProof w:val="0"/>
+          <w:color w:val="000000" w:themeColor="text1" w:themeTint="FF" w:themeShade="FF"/>
+          <w:sz w:val="18"/>
+          <w:szCs w:val="18"/>
+          <w:lang w:val="en-US"/>
+        </w:rPr>
+        <w:t>Cyber-Resilient Storage Appliance</w:t>
+      </w:r>
+    </w:p>
+    <w:p>
+      <w:pPr>
+        <w:spacing w:before="0" w:beforeAutospacing="off" w:after="0" w:afterAutospacing="off"/>
+        <w:rPr>
+          <w:rFonts w:ascii="Calibri" w:hAnsi="Calibri" w:eastAsia="Calibri" w:cs="Calibri"/>
+          <w:i w:val="0"/>
+          <w:iCs w:val="0"/>
+          <w:noProof w:val="0"/>
+          <w:color w:val="000000" w:themeColor="text1" w:themeTint="FF" w:themeShade="FF"/>
+          <w:sz w:val="18"/>
+          <w:szCs w:val="18"/>
+          <w:lang w:val="en-US"/>
+        </w:rPr>
+      </w:pPr>
+      <w:r>
+        <w:rPr>
+          <w:rFonts w:ascii="Calibri" w:hAnsi="Calibri" w:eastAsia="Calibri" w:cs="Calibri"/>
+          <w:i w:val="0"/>
+          <w:iCs w:val="0"/>
+          <w:noProof w:val="0"/>
+          <w:color w:val="000000" w:themeColor="text1" w:themeTint="FF" w:themeShade="FF"/>
+          <w:sz w:val="18"/>
+          <w:szCs w:val="18"/>
+          <w:lang w:val="en-US"/>
+        </w:rPr>
+        <w:t xml:space="preserve">- Architected and prototyped an immutable storage appliance with hardened Linux + </w:t>
+      </w:r>
+      <w:r>
+        <w:rPr>
+          <w:rFonts w:ascii="Calibri" w:hAnsi="Calibri" w:eastAsia="Calibri" w:cs="Calibri"/>
+          <w:i w:val="0"/>
+          <w:iCs w:val="0"/>
+          <w:noProof w:val="0"/>
+          <w:color w:val="000000" w:themeColor="text1" w:themeTint="FF" w:themeShade="FF"/>
+          <w:sz w:val="18"/>
+          <w:szCs w:val="18"/>
+          <w:lang w:val="en-US"/>
+        </w:rPr>
+        <w:t>OpenZFS</w:t>
+      </w:r>
+      <w:r>
+        <w:rPr>
+          <w:rFonts w:ascii="Calibri" w:hAnsi="Calibri" w:eastAsia="Calibri" w:cs="Calibri"/>
+          <w:i w:val="0"/>
+          <w:iCs w:val="0"/>
+          <w:noProof w:val="0"/>
+          <w:color w:val="000000" w:themeColor="text1" w:themeTint="FF" w:themeShade="FF"/>
+          <w:sz w:val="18"/>
+          <w:szCs w:val="18"/>
+          <w:lang w:val="en-US"/>
+        </w:rPr>
+        <w:t>, supporting self-healing storage, immutable snapshots, and backup integration; Accelerated product delivery by 30–40% via reusable prototypes and code contributions</w:t>
+      </w:r>
+      <w:r>
+        <w:rPr>
+          <w:rFonts w:ascii="Calibri" w:hAnsi="Calibri" w:eastAsia="Calibri" w:cs="Calibri"/>
+          <w:i w:val="0"/>
+          <w:iCs w:val="0"/>
+          <w:noProof w:val="0"/>
+          <w:color w:val="000000" w:themeColor="text1" w:themeTint="FF" w:themeShade="FF"/>
+          <w:sz w:val="18"/>
+          <w:szCs w:val="18"/>
+          <w:lang w:val="en-US"/>
+        </w:rPr>
+        <w:t xml:space="preserve">.  </w:t>
+      </w:r>
+    </w:p>
+    <w:p>
+      <w:pPr>
+        <w:spacing w:before="0" w:beforeAutospacing="off" w:after="0" w:afterAutospacing="off"/>
+        <w:rPr>
+          <w:rFonts w:ascii="Calibri" w:hAnsi="Calibri" w:eastAsia="Calibri" w:cs="Calibri"/>
+          <w:i w:val="0"/>
+          <w:iCs w:val="0"/>
+          <w:noProof w:val="0"/>
+          <w:color w:val="000000" w:themeColor="text1" w:themeTint="FF" w:themeShade="FF"/>
+          <w:sz w:val="18"/>
+          <w:szCs w:val="18"/>
+          <w:lang w:val="en-US"/>
+        </w:rPr>
+      </w:pPr>
+      <w:r>
+        <w:rPr>
+          <w:rFonts w:ascii="Calibri" w:hAnsi="Calibri" w:eastAsia="Calibri" w:cs="Calibri"/>
+          <w:i w:val="0"/>
+          <w:iCs w:val="0"/>
+          <w:noProof w:val="0"/>
+          <w:color w:val="000000" w:themeColor="text1" w:themeTint="FF" w:themeShade="FF"/>
+          <w:sz w:val="18"/>
+          <w:szCs w:val="18"/>
+          <w:lang w:val="en-US"/>
+        </w:rPr>
+        <w:t xml:space="preserve">- Tech stack: Linux internals, </w:t>
+      </w:r>
+      <w:r>
+        <w:rPr>
+          <w:rFonts w:ascii="Calibri" w:hAnsi="Calibri" w:eastAsia="Calibri" w:cs="Calibri"/>
+          <w:i w:val="0"/>
+          <w:iCs w:val="0"/>
+          <w:noProof w:val="0"/>
+          <w:color w:val="000000" w:themeColor="text1" w:themeTint="FF" w:themeShade="FF"/>
+          <w:sz w:val="18"/>
+          <w:szCs w:val="18"/>
+          <w:lang w:val="en-US"/>
+        </w:rPr>
+        <w:t>OpenZFS</w:t>
+      </w:r>
+      <w:r>
+        <w:rPr>
+          <w:rFonts w:ascii="Calibri" w:hAnsi="Calibri" w:eastAsia="Calibri" w:cs="Calibri"/>
+          <w:i w:val="0"/>
+          <w:iCs w:val="0"/>
+          <w:noProof w:val="0"/>
+          <w:color w:val="000000" w:themeColor="text1" w:themeTint="FF" w:themeShade="FF"/>
+          <w:sz w:val="18"/>
+          <w:szCs w:val="18"/>
+          <w:lang w:val="en-US"/>
+        </w:rPr>
+        <w:t>, Python (backend/CLI), Golang (S3-compatible connector).</w:t>
+      </w:r>
+    </w:p>
+    <w:p>
+      <w:pPr>
+        <w:spacing w:before="0" w:beforeAutospacing="off" w:after="0" w:afterAutospacing="off"/>
         <w:rPr>
           <w:rFonts w:ascii="Calibri" w:hAnsi="Calibri" w:eastAsia="Calibri" w:cs="Calibri"/>
           <w:b w:val="1"/>
           <w:bCs w:val="1"/>
-          <w:noProof w:val="0"/>
-          <w:color w:val="000000" w:themeColor="text1" w:themeTint="FF" w:themeShade="FF"/>
-          <w:sz w:val="18"/>
-          <w:szCs w:val="18"/>
-          <w:lang w:val="en-US"/>
-        </w:rPr>
-        <w:t>Databases &amp; Storage:</w:t>
-      </w:r>
-      <w:r>
-        <w:rPr>
-          <w:rFonts w:ascii="Calibri" w:hAnsi="Calibri" w:eastAsia="Calibri" w:cs="Calibri"/>
-          <w:noProof w:val="0"/>
-          <w:color w:val="000000" w:themeColor="text1" w:themeTint="FF" w:themeShade="FF"/>
-          <w:sz w:val="18"/>
-          <w:szCs w:val="18"/>
-          <w:lang w:val="en-US"/>
-        </w:rPr>
-        <w:t xml:space="preserve"> PostgreSQL, MySQL, Redis, Cassandra, object storage systems</w:t>
-      </w:r>
-      <w:r>
-        <w:br/>
-      </w:r>
+          <w:i w:val="0"/>
+          <w:iCs w:val="0"/>
+          <w:noProof w:val="0"/>
+          <w:color w:val="000000" w:themeColor="text1" w:themeTint="FF" w:themeShade="FF"/>
+          <w:sz w:val="18"/>
+          <w:szCs w:val="18"/>
+          <w:lang w:val="en-US"/>
+        </w:rPr>
+      </w:pPr>
       <w:r>
         <w:rPr>
           <w:rFonts w:ascii="Calibri" w:hAnsi="Calibri" w:eastAsia="Calibri" w:cs="Calibri"/>
           <w:b w:val="1"/>
           <w:bCs w:val="1"/>
-          <w:noProof w:val="0"/>
-          <w:color w:val="000000" w:themeColor="text1" w:themeTint="FF" w:themeShade="FF"/>
-          <w:sz w:val="18"/>
-          <w:szCs w:val="18"/>
-          <w:lang w:val="en-US"/>
-        </w:rPr>
-        <w:t>Leadership &amp; Strategy:</w:t>
-      </w:r>
-      <w:r>
-        <w:rPr>
-          <w:rFonts w:ascii="Calibri" w:hAnsi="Calibri" w:eastAsia="Calibri" w:cs="Calibri"/>
-          <w:noProof w:val="0"/>
-          <w:color w:val="000000" w:themeColor="text1" w:themeTint="FF" w:themeShade="FF"/>
-          <w:sz w:val="18"/>
-          <w:szCs w:val="18"/>
-          <w:lang w:val="en-US"/>
-        </w:rPr>
-        <w:t xml:space="preserve"> Technical strategy, agile execution, product ownership, cross-functional influence, mentoring (10+ years), roadmap planning, cost optimization</w:t>
-      </w:r>
-      <w:r>
-        <w:br/>
-      </w:r>
-      <w:r>
+          <w:i w:val="0"/>
+          <w:iCs w:val="0"/>
+          <w:noProof w:val="0"/>
+          <w:color w:val="000000" w:themeColor="text1" w:themeTint="FF" w:themeShade="FF"/>
+          <w:sz w:val="18"/>
+          <w:szCs w:val="18"/>
+          <w:lang w:val="en-US"/>
+        </w:rPr>
+        <w:t>Ransomware Protection Module for Windows Storage product</w:t>
+      </w:r>
+    </w:p>
+    <w:p>
+      <w:pPr>
+        <w:spacing w:before="0" w:beforeAutospacing="off" w:after="0" w:afterAutospacing="off"/>
+        <w:rPr>
+          <w:rFonts w:ascii="Calibri" w:hAnsi="Calibri" w:eastAsia="Calibri" w:cs="Calibri"/>
+          <w:i w:val="0"/>
+          <w:iCs w:val="0"/>
+          <w:noProof w:val="0"/>
+          <w:color w:val="000000" w:themeColor="text1" w:themeTint="FF" w:themeShade="FF"/>
+          <w:sz w:val="18"/>
+          <w:szCs w:val="18"/>
+          <w:lang w:val="en-US"/>
+        </w:rPr>
+      </w:pPr>
+      <w:r>
+        <w:rPr>
+          <w:rFonts w:ascii="Calibri" w:hAnsi="Calibri" w:eastAsia="Calibri" w:cs="Calibri"/>
+          <w:i w:val="0"/>
+          <w:iCs w:val="0"/>
+          <w:noProof w:val="0"/>
+          <w:color w:val="000000" w:themeColor="text1" w:themeTint="FF" w:themeShade="FF"/>
+          <w:sz w:val="18"/>
+          <w:szCs w:val="18"/>
+          <w:lang w:val="en-US"/>
+        </w:rPr>
+        <w:t xml:space="preserve">- Developed Windows minifilter driver and user-mode service to protect backup product services/data from ransomware tampering (Windows equivalent of </w:t>
+      </w:r>
+      <w:r>
+        <w:rPr>
+          <w:rFonts w:ascii="Calibri" w:hAnsi="Calibri" w:eastAsia="Calibri" w:cs="Calibri"/>
+          <w:i w:val="0"/>
+          <w:iCs w:val="0"/>
+          <w:noProof w:val="0"/>
+          <w:color w:val="000000" w:themeColor="text1" w:themeTint="FF" w:themeShade="FF"/>
+          <w:sz w:val="18"/>
+          <w:szCs w:val="18"/>
+          <w:lang w:val="en-US"/>
+        </w:rPr>
+        <w:t>AppArmor</w:t>
+      </w:r>
+      <w:r>
+        <w:rPr>
+          <w:rFonts w:ascii="Calibri" w:hAnsi="Calibri" w:eastAsia="Calibri" w:cs="Calibri"/>
+          <w:i w:val="0"/>
+          <w:iCs w:val="0"/>
+          <w:noProof w:val="0"/>
+          <w:color w:val="000000" w:themeColor="text1" w:themeTint="FF" w:themeShade="FF"/>
+          <w:sz w:val="18"/>
+          <w:szCs w:val="18"/>
+          <w:lang w:val="en-US"/>
+        </w:rPr>
+        <w:t>)</w:t>
+      </w:r>
+      <w:r>
+        <w:rPr>
+          <w:rFonts w:ascii="Calibri" w:hAnsi="Calibri" w:eastAsia="Calibri" w:cs="Calibri"/>
+          <w:i w:val="0"/>
+          <w:iCs w:val="0"/>
+          <w:noProof w:val="0"/>
+          <w:color w:val="000000" w:themeColor="text1" w:themeTint="FF" w:themeShade="FF"/>
+          <w:sz w:val="18"/>
+          <w:szCs w:val="18"/>
+          <w:lang w:val="en-US"/>
+        </w:rPr>
+        <w:t xml:space="preserve">.  </w:t>
+      </w:r>
+    </w:p>
+    <w:p>
+      <w:pPr>
+        <w:spacing w:before="0" w:beforeAutospacing="off" w:after="0" w:afterAutospacing="off"/>
+        <w:rPr>
+          <w:rFonts w:ascii="Calibri" w:hAnsi="Calibri" w:eastAsia="Calibri" w:cs="Calibri"/>
+          <w:i w:val="0"/>
+          <w:iCs w:val="0"/>
+          <w:noProof w:val="0"/>
+          <w:color w:val="000000" w:themeColor="text1" w:themeTint="FF" w:themeShade="FF"/>
+          <w:sz w:val="18"/>
+          <w:szCs w:val="18"/>
+          <w:lang w:val="en-US"/>
+        </w:rPr>
+      </w:pPr>
+      <w:r>
+        <w:rPr>
+          <w:rFonts w:ascii="Calibri" w:hAnsi="Calibri" w:eastAsia="Calibri" w:cs="Calibri"/>
+          <w:i w:val="0"/>
+          <w:iCs w:val="0"/>
+          <w:noProof w:val="0"/>
+          <w:color w:val="000000" w:themeColor="text1" w:themeTint="FF" w:themeShade="FF"/>
+          <w:sz w:val="18"/>
+          <w:szCs w:val="18"/>
+          <w:lang w:val="en-US"/>
+        </w:rPr>
+        <w:t>- Tech stack:  Windows internals, minifilters (IFS/WDK).</w:t>
+      </w:r>
+    </w:p>
+    <w:p>
+      <w:pPr>
+        <w:spacing w:before="0" w:beforeAutospacing="off" w:after="0" w:afterAutospacing="off"/>
         <w:rPr>
           <w:rFonts w:ascii="Calibri" w:hAnsi="Calibri" w:eastAsia="Calibri" w:cs="Calibri"/>
           <w:b w:val="1"/>
           <w:bCs w:val="1"/>
-          <w:noProof w:val="0"/>
-          <w:color w:val="000000" w:themeColor="text1" w:themeTint="FF" w:themeShade="FF"/>
-          <w:sz w:val="18"/>
-          <w:szCs w:val="18"/>
-          <w:lang w:val="en-US"/>
-        </w:rPr>
-        <w:t>Frontend &amp; APIs:</w:t>
-      </w:r>
-      <w:r>
-        <w:rPr>
-          <w:rFonts w:ascii="Calibri" w:hAnsi="Calibri" w:eastAsia="Calibri" w:cs="Calibri"/>
-          <w:noProof w:val="0"/>
-          <w:color w:val="000000" w:themeColor="text1" w:themeTint="FF" w:themeShade="FF"/>
-          <w:sz w:val="18"/>
-          <w:szCs w:val="18"/>
-          <w:lang w:val="en-US"/>
-        </w:rPr>
-        <w:t xml:space="preserve"> React, Next.js, REST API design, rapid prototyping</w:t>
+          <w:i w:val="0"/>
+          <w:iCs w:val="0"/>
+          <w:noProof w:val="0"/>
+          <w:color w:val="000000" w:themeColor="text1" w:themeTint="FF" w:themeShade="FF"/>
+          <w:sz w:val="18"/>
+          <w:szCs w:val="18"/>
+          <w:lang w:val="en-US"/>
+        </w:rPr>
+      </w:pPr>
+      <w:r>
+        <w:rPr>
+          <w:rFonts w:ascii="Calibri" w:hAnsi="Calibri" w:eastAsia="Calibri" w:cs="Calibri"/>
+          <w:b w:val="1"/>
+          <w:bCs w:val="1"/>
+          <w:i w:val="0"/>
+          <w:iCs w:val="0"/>
+          <w:noProof w:val="0"/>
+          <w:color w:val="000000" w:themeColor="text1" w:themeTint="FF" w:themeShade="FF"/>
+          <w:sz w:val="18"/>
+          <w:szCs w:val="18"/>
+          <w:lang w:val="en-US"/>
+        </w:rPr>
+        <w:t>Additional Contributions</w:t>
       </w:r>
     </w:p>
     <w:p>
       <w:pPr>
+        <w:spacing w:before="0" w:beforeAutospacing="off" w:after="0" w:afterAutospacing="off"/>
+        <w:rPr>
+          <w:rFonts w:ascii="Calibri" w:hAnsi="Calibri" w:eastAsia="Calibri" w:cs="Calibri"/>
+          <w:i w:val="0"/>
+          <w:iCs w:val="0"/>
+          <w:noProof w:val="0"/>
+          <w:color w:val="000000" w:themeColor="text1" w:themeTint="FF" w:themeShade="FF"/>
+          <w:sz w:val="18"/>
+          <w:szCs w:val="18"/>
+          <w:lang w:val="en-US"/>
+        </w:rPr>
+      </w:pPr>
+      <w:r>
+        <w:rPr>
+          <w:rFonts w:ascii="Calibri" w:hAnsi="Calibri" w:eastAsia="Calibri" w:cs="Calibri"/>
+          <w:i w:val="0"/>
+          <w:iCs w:val="0"/>
+          <w:noProof w:val="0"/>
+          <w:color w:val="000000" w:themeColor="text1" w:themeTint="FF" w:themeShade="FF"/>
+          <w:sz w:val="18"/>
+          <w:szCs w:val="18"/>
+          <w:lang w:val="en-US"/>
+        </w:rPr>
+        <w:t xml:space="preserve">- Managed </w:t>
+      </w:r>
+      <w:r>
+        <w:rPr>
+          <w:rFonts w:ascii="Calibri" w:hAnsi="Calibri" w:eastAsia="Calibri" w:cs="Calibri"/>
+          <w:i w:val="0"/>
+          <w:iCs w:val="0"/>
+          <w:noProof w:val="0"/>
+          <w:color w:val="000000" w:themeColor="text1" w:themeTint="FF" w:themeShade="FF"/>
+          <w:sz w:val="18"/>
+          <w:szCs w:val="18"/>
+          <w:lang w:val="en-US"/>
+        </w:rPr>
+        <w:t xml:space="preserve">small/medium sized </w:t>
+      </w:r>
+      <w:r>
+        <w:rPr>
+          <w:rFonts w:ascii="Calibri" w:hAnsi="Calibri" w:eastAsia="Calibri" w:cs="Calibri"/>
+          <w:i w:val="0"/>
+          <w:iCs w:val="0"/>
+          <w:noProof w:val="0"/>
+          <w:color w:val="000000" w:themeColor="text1" w:themeTint="FF" w:themeShade="FF"/>
+          <w:sz w:val="18"/>
+          <w:szCs w:val="18"/>
+          <w:lang w:val="en-US"/>
+        </w:rPr>
+        <w:t>distributed teams (</w:t>
+      </w:r>
+      <w:r>
+        <w:rPr>
+          <w:rFonts w:ascii="Calibri" w:hAnsi="Calibri" w:eastAsia="Calibri" w:cs="Calibri"/>
+          <w:i w:val="0"/>
+          <w:iCs w:val="0"/>
+          <w:noProof w:val="0"/>
+          <w:color w:val="000000" w:themeColor="text1" w:themeTint="FF" w:themeShade="FF"/>
+          <w:sz w:val="18"/>
+          <w:szCs w:val="18"/>
+          <w:lang w:val="en-US"/>
+        </w:rPr>
+        <w:t>5</w:t>
+      </w:r>
+      <w:r>
+        <w:rPr>
+          <w:rFonts w:ascii="Calibri" w:hAnsi="Calibri" w:eastAsia="Calibri" w:cs="Calibri"/>
+          <w:i w:val="0"/>
+          <w:iCs w:val="0"/>
+          <w:noProof w:val="0"/>
+          <w:color w:val="000000" w:themeColor="text1" w:themeTint="FF" w:themeShade="FF"/>
+          <w:sz w:val="18"/>
+          <w:szCs w:val="18"/>
+          <w:lang w:val="en-US"/>
+        </w:rPr>
+        <w:t>-</w:t>
+      </w:r>
+      <w:r>
+        <w:rPr>
+          <w:rFonts w:ascii="Calibri" w:hAnsi="Calibri" w:eastAsia="Calibri" w:cs="Calibri"/>
+          <w:i w:val="0"/>
+          <w:iCs w:val="0"/>
+          <w:noProof w:val="0"/>
+          <w:color w:val="000000" w:themeColor="text1" w:themeTint="FF" w:themeShade="FF"/>
+          <w:sz w:val="18"/>
+          <w:szCs w:val="18"/>
+          <w:lang w:val="en-US"/>
+        </w:rPr>
+        <w:t>1</w:t>
+      </w:r>
+      <w:r>
+        <w:rPr>
+          <w:rFonts w:ascii="Calibri" w:hAnsi="Calibri" w:eastAsia="Calibri" w:cs="Calibri"/>
+          <w:i w:val="0"/>
+          <w:iCs w:val="0"/>
+          <w:noProof w:val="0"/>
+          <w:color w:val="000000" w:themeColor="text1" w:themeTint="FF" w:themeShade="FF"/>
+          <w:sz w:val="18"/>
+          <w:szCs w:val="18"/>
+          <w:lang w:val="en-US"/>
+        </w:rPr>
+        <w:t>5</w:t>
+      </w:r>
+      <w:r>
+        <w:rPr>
+          <w:rFonts w:ascii="Calibri" w:hAnsi="Calibri" w:eastAsia="Calibri" w:cs="Calibri"/>
+          <w:i w:val="0"/>
+          <w:iCs w:val="0"/>
+          <w:noProof w:val="0"/>
+          <w:color w:val="000000" w:themeColor="text1" w:themeTint="FF" w:themeShade="FF"/>
+          <w:sz w:val="18"/>
+          <w:szCs w:val="18"/>
+          <w:lang w:val="en-US"/>
+        </w:rPr>
+        <w:t xml:space="preserve">) </w:t>
+      </w:r>
+      <w:r>
+        <w:rPr>
+          <w:rFonts w:ascii="Calibri" w:hAnsi="Calibri" w:eastAsia="Calibri" w:cs="Calibri"/>
+          <w:i w:val="0"/>
+          <w:iCs w:val="0"/>
+          <w:noProof w:val="0"/>
+          <w:color w:val="000000" w:themeColor="text1" w:themeTint="FF" w:themeShade="FF"/>
+          <w:sz w:val="18"/>
+          <w:szCs w:val="18"/>
+          <w:lang w:val="en-US"/>
+        </w:rPr>
+        <w:t xml:space="preserve">developing &amp; </w:t>
+      </w:r>
+      <w:r>
+        <w:rPr>
+          <w:rFonts w:ascii="Calibri" w:hAnsi="Calibri" w:eastAsia="Calibri" w:cs="Calibri"/>
+          <w:i w:val="0"/>
+          <w:iCs w:val="0"/>
+          <w:noProof w:val="0"/>
+          <w:color w:val="000000" w:themeColor="text1" w:themeTint="FF" w:themeShade="FF"/>
+          <w:sz w:val="18"/>
+          <w:szCs w:val="18"/>
+          <w:lang w:val="en-US"/>
+        </w:rPr>
+        <w:t>maintaining</w:t>
+      </w:r>
+      <w:r>
+        <w:rPr>
+          <w:rFonts w:ascii="Calibri" w:hAnsi="Calibri" w:eastAsia="Calibri" w:cs="Calibri"/>
+          <w:i w:val="0"/>
+          <w:iCs w:val="0"/>
+          <w:noProof w:val="0"/>
+          <w:color w:val="000000" w:themeColor="text1" w:themeTint="FF" w:themeShade="FF"/>
+          <w:sz w:val="18"/>
+          <w:szCs w:val="18"/>
+          <w:lang w:val="en-US"/>
+        </w:rPr>
+        <w:t xml:space="preserve"> following products</w:t>
+      </w:r>
+      <w:r>
+        <w:rPr>
+          <w:rFonts w:ascii="Calibri" w:hAnsi="Calibri" w:eastAsia="Calibri" w:cs="Calibri"/>
+          <w:i w:val="0"/>
+          <w:iCs w:val="0"/>
+          <w:noProof w:val="0"/>
+          <w:color w:val="000000" w:themeColor="text1" w:themeTint="FF" w:themeShade="FF"/>
+          <w:sz w:val="18"/>
+          <w:szCs w:val="18"/>
+          <w:lang w:val="en-US"/>
+        </w:rPr>
+        <w:t xml:space="preserve">:  </w:t>
+      </w:r>
+    </w:p>
+    <w:p>
+      <w:pPr>
+        <w:spacing w:before="0" w:beforeAutospacing="off" w:after="0" w:afterAutospacing="off"/>
+        <w:rPr>
+          <w:rFonts w:ascii="Calibri" w:hAnsi="Calibri" w:eastAsia="Calibri" w:cs="Calibri"/>
+          <w:i w:val="0"/>
+          <w:iCs w:val="0"/>
+          <w:noProof w:val="0"/>
+          <w:color w:val="000000" w:themeColor="text1" w:themeTint="FF" w:themeShade="FF"/>
+          <w:sz w:val="18"/>
+          <w:szCs w:val="18"/>
+          <w:lang w:val="en-US"/>
+        </w:rPr>
+      </w:pPr>
+      <w:r>
+        <w:rPr>
+          <w:rFonts w:ascii="Calibri" w:hAnsi="Calibri" w:eastAsia="Calibri" w:cs="Calibri"/>
+          <w:i w:val="0"/>
+          <w:iCs w:val="0"/>
+          <w:noProof w:val="0"/>
+          <w:color w:val="000000" w:themeColor="text1" w:themeTint="FF" w:themeShade="FF"/>
+          <w:sz w:val="18"/>
+          <w:szCs w:val="18"/>
+          <w:lang w:val="en-US"/>
+        </w:rPr>
+        <w:t xml:space="preserve"> </w:t>
+      </w:r>
+      <w:r>
+        <w:rPr>
+          <w:rFonts w:ascii="Calibri" w:hAnsi="Calibri" w:eastAsia="Calibri" w:cs="Calibri"/>
+          <w:i w:val="0"/>
+          <w:iCs w:val="0"/>
+          <w:noProof w:val="0"/>
+          <w:color w:val="000000" w:themeColor="text1" w:themeTint="FF" w:themeShade="FF"/>
+          <w:sz w:val="18"/>
+          <w:szCs w:val="18"/>
+          <w:lang w:val="en-US"/>
+        </w:rPr>
+        <w:t xml:space="preserve">  </w:t>
+      </w:r>
+      <w:r>
+        <w:rPr>
+          <w:rFonts w:ascii="Calibri" w:hAnsi="Calibri" w:eastAsia="Calibri" w:cs="Calibri"/>
+          <w:i w:val="0"/>
+          <w:iCs w:val="0"/>
+          <w:noProof w:val="0"/>
+          <w:color w:val="000000" w:themeColor="text1" w:themeTint="FF" w:themeShade="FF"/>
+          <w:sz w:val="18"/>
+          <w:szCs w:val="18"/>
+          <w:lang w:val="en-US"/>
+        </w:rPr>
+        <w:t xml:space="preserve">  </w:t>
+      </w:r>
+      <w:r>
+        <w:rPr>
+          <w:rFonts w:ascii="Calibri" w:hAnsi="Calibri" w:eastAsia="Calibri" w:cs="Calibri"/>
+          <w:i w:val="0"/>
+          <w:iCs w:val="0"/>
+          <w:noProof w:val="0"/>
+          <w:color w:val="000000" w:themeColor="text1" w:themeTint="FF" w:themeShade="FF"/>
+          <w:sz w:val="18"/>
+          <w:szCs w:val="18"/>
+          <w:lang w:val="en-US"/>
+        </w:rPr>
+        <w:t xml:space="preserve">- High availability &amp; real-time </w:t>
+      </w:r>
+      <w:r>
+        <w:rPr>
+          <w:rFonts w:ascii="Calibri" w:hAnsi="Calibri" w:eastAsia="Calibri" w:cs="Calibri"/>
+          <w:i w:val="0"/>
+          <w:iCs w:val="0"/>
+          <w:noProof w:val="0"/>
+          <w:color w:val="000000" w:themeColor="text1" w:themeTint="FF" w:themeShade="FF"/>
+          <w:sz w:val="18"/>
+          <w:szCs w:val="18"/>
+          <w:lang w:val="en-US"/>
+        </w:rPr>
+        <w:t xml:space="preserve">full </w:t>
+      </w:r>
+      <w:r>
+        <w:rPr>
+          <w:rFonts w:ascii="Calibri" w:hAnsi="Calibri" w:eastAsia="Calibri" w:cs="Calibri"/>
+          <w:i w:val="0"/>
+          <w:iCs w:val="0"/>
+          <w:noProof w:val="0"/>
+          <w:color w:val="000000" w:themeColor="text1" w:themeTint="FF" w:themeShade="FF"/>
+          <w:sz w:val="18"/>
+          <w:szCs w:val="18"/>
+          <w:lang w:val="en-US"/>
+        </w:rPr>
+        <w:t>host/VM replication product (aka RHA)</w:t>
+      </w:r>
+      <w:r>
+        <w:rPr>
+          <w:rFonts w:ascii="Calibri" w:hAnsi="Calibri" w:eastAsia="Calibri" w:cs="Calibri"/>
+          <w:i w:val="0"/>
+          <w:iCs w:val="0"/>
+          <w:noProof w:val="0"/>
+          <w:color w:val="000000" w:themeColor="text1" w:themeTint="FF" w:themeShade="FF"/>
+          <w:sz w:val="18"/>
+          <w:szCs w:val="18"/>
+          <w:lang w:val="en-US"/>
+        </w:rPr>
+        <w:t xml:space="preserve">.  </w:t>
+      </w:r>
+    </w:p>
+    <w:p>
+      <w:pPr>
+        <w:spacing w:before="0" w:beforeAutospacing="off" w:after="0" w:afterAutospacing="off"/>
+        <w:rPr>
+          <w:rFonts w:ascii="Calibri" w:hAnsi="Calibri" w:eastAsia="Calibri" w:cs="Calibri"/>
+          <w:i w:val="0"/>
+          <w:iCs w:val="0"/>
+          <w:noProof w:val="0"/>
+          <w:color w:val="000000" w:themeColor="text1" w:themeTint="FF" w:themeShade="FF"/>
+          <w:sz w:val="18"/>
+          <w:szCs w:val="18"/>
+          <w:lang w:val="en-US"/>
+        </w:rPr>
+      </w:pPr>
+      <w:r>
+        <w:rPr>
+          <w:rFonts w:ascii="Calibri" w:hAnsi="Calibri" w:eastAsia="Calibri" w:cs="Calibri"/>
+          <w:i w:val="0"/>
+          <w:iCs w:val="0"/>
+          <w:noProof w:val="0"/>
+          <w:color w:val="000000" w:themeColor="text1" w:themeTint="FF" w:themeShade="FF"/>
+          <w:sz w:val="18"/>
+          <w:szCs w:val="18"/>
+          <w:lang w:val="en-US"/>
+        </w:rPr>
+        <w:t xml:space="preserve"> </w:t>
+      </w:r>
+      <w:r>
+        <w:rPr>
+          <w:rFonts w:ascii="Calibri" w:hAnsi="Calibri" w:eastAsia="Calibri" w:cs="Calibri"/>
+          <w:i w:val="0"/>
+          <w:iCs w:val="0"/>
+          <w:noProof w:val="0"/>
+          <w:color w:val="000000" w:themeColor="text1" w:themeTint="FF" w:themeShade="FF"/>
+          <w:sz w:val="18"/>
+          <w:szCs w:val="18"/>
+          <w:lang w:val="en-US"/>
+        </w:rPr>
+        <w:t xml:space="preserve">  </w:t>
+      </w:r>
+      <w:r>
+        <w:rPr>
+          <w:rFonts w:ascii="Calibri" w:hAnsi="Calibri" w:eastAsia="Calibri" w:cs="Calibri"/>
+          <w:i w:val="0"/>
+          <w:iCs w:val="0"/>
+          <w:noProof w:val="0"/>
+          <w:color w:val="000000" w:themeColor="text1" w:themeTint="FF" w:themeShade="FF"/>
+          <w:sz w:val="18"/>
+          <w:szCs w:val="18"/>
+          <w:lang w:val="en-US"/>
+        </w:rPr>
+        <w:t xml:space="preserve">  </w:t>
+      </w:r>
+      <w:r>
+        <w:rPr>
+          <w:rFonts w:ascii="Calibri" w:hAnsi="Calibri" w:eastAsia="Calibri" w:cs="Calibri"/>
+          <w:i w:val="0"/>
+          <w:iCs w:val="0"/>
+          <w:noProof w:val="0"/>
+          <w:color w:val="000000" w:themeColor="text1" w:themeTint="FF" w:themeShade="FF"/>
+          <w:sz w:val="18"/>
+          <w:szCs w:val="18"/>
+          <w:lang w:val="en-US"/>
+        </w:rPr>
+        <w:t xml:space="preserve">- </w:t>
+      </w:r>
+      <w:r>
+        <w:rPr>
+          <w:rFonts w:ascii="Calibri" w:hAnsi="Calibri" w:eastAsia="Calibri" w:cs="Calibri"/>
+          <w:i w:val="0"/>
+          <w:iCs w:val="0"/>
+          <w:noProof w:val="0"/>
+          <w:color w:val="000000" w:themeColor="text1" w:themeTint="FF" w:themeShade="FF"/>
+          <w:sz w:val="18"/>
+          <w:szCs w:val="18"/>
+          <w:lang w:val="en-US"/>
+        </w:rPr>
+        <w:t>Highly s</w:t>
+      </w:r>
+      <w:r>
+        <w:rPr>
+          <w:rFonts w:ascii="Calibri" w:hAnsi="Calibri" w:eastAsia="Calibri" w:cs="Calibri"/>
+          <w:i w:val="0"/>
+          <w:iCs w:val="0"/>
+          <w:noProof w:val="0"/>
+          <w:color w:val="000000" w:themeColor="text1" w:themeTint="FF" w:themeShade="FF"/>
+          <w:sz w:val="18"/>
+          <w:szCs w:val="18"/>
+          <w:lang w:val="en-US"/>
+        </w:rPr>
+        <w:t>calable archival storage appliance with distributed fault-tolerant FS (aka OneXafe)</w:t>
+      </w:r>
+      <w:r>
+        <w:rPr>
+          <w:rFonts w:ascii="Calibri" w:hAnsi="Calibri" w:eastAsia="Calibri" w:cs="Calibri"/>
+          <w:i w:val="0"/>
+          <w:iCs w:val="0"/>
+          <w:noProof w:val="0"/>
+          <w:color w:val="000000" w:themeColor="text1" w:themeTint="FF" w:themeShade="FF"/>
+          <w:sz w:val="18"/>
+          <w:szCs w:val="18"/>
+          <w:lang w:val="en-US"/>
+        </w:rPr>
+        <w:t xml:space="preserve">.  </w:t>
+      </w:r>
+    </w:p>
+    <w:p>
+      <w:pPr>
+        <w:spacing w:before="0" w:beforeAutospacing="off" w:after="0" w:afterAutospacing="off"/>
+        <w:rPr>
+          <w:rFonts w:ascii="Calibri" w:hAnsi="Calibri" w:eastAsia="Calibri" w:cs="Calibri"/>
+          <w:i w:val="0"/>
+          <w:iCs w:val="0"/>
+          <w:noProof w:val="0"/>
+          <w:color w:val="000000" w:themeColor="text1" w:themeTint="FF" w:themeShade="FF"/>
+          <w:sz w:val="18"/>
+          <w:szCs w:val="18"/>
+          <w:lang w:val="en-US"/>
+        </w:rPr>
+      </w:pPr>
+      <w:r>
+        <w:rPr>
+          <w:rFonts w:ascii="Calibri" w:hAnsi="Calibri" w:eastAsia="Calibri" w:cs="Calibri"/>
+          <w:i w:val="0"/>
+          <w:iCs w:val="0"/>
+          <w:noProof w:val="0"/>
+          <w:color w:val="000000" w:themeColor="text1" w:themeTint="FF" w:themeShade="FF"/>
+          <w:sz w:val="18"/>
+          <w:szCs w:val="18"/>
+          <w:lang w:val="en-US"/>
+        </w:rPr>
+        <w:t xml:space="preserve"> </w:t>
+      </w:r>
+      <w:r>
+        <w:rPr>
+          <w:rFonts w:ascii="Calibri" w:hAnsi="Calibri" w:eastAsia="Calibri" w:cs="Calibri"/>
+          <w:i w:val="0"/>
+          <w:iCs w:val="0"/>
+          <w:noProof w:val="0"/>
+          <w:color w:val="000000" w:themeColor="text1" w:themeTint="FF" w:themeShade="FF"/>
+          <w:sz w:val="18"/>
+          <w:szCs w:val="18"/>
+          <w:lang w:val="en-US"/>
+        </w:rPr>
+        <w:t xml:space="preserve">    </w:t>
+      </w:r>
+      <w:r>
+        <w:rPr>
+          <w:rFonts w:ascii="Calibri" w:hAnsi="Calibri" w:eastAsia="Calibri" w:cs="Calibri"/>
+          <w:i w:val="0"/>
+          <w:iCs w:val="0"/>
+          <w:noProof w:val="0"/>
+          <w:color w:val="000000" w:themeColor="text1" w:themeTint="FF" w:themeShade="FF"/>
+          <w:sz w:val="18"/>
+          <w:szCs w:val="18"/>
+          <w:lang w:val="en-US"/>
+        </w:rPr>
+        <w:t>-</w:t>
+      </w:r>
+      <w:r>
+        <w:rPr>
+          <w:rFonts w:ascii="Calibri" w:hAnsi="Calibri" w:eastAsia="Calibri" w:cs="Calibri"/>
+          <w:i w:val="0"/>
+          <w:iCs w:val="0"/>
+          <w:noProof w:val="0"/>
+          <w:color w:val="000000" w:themeColor="text1" w:themeTint="FF" w:themeShade="FF"/>
+          <w:sz w:val="18"/>
+          <w:szCs w:val="18"/>
+          <w:lang w:val="en-US"/>
+        </w:rPr>
+        <w:t xml:space="preserve"> </w:t>
+      </w:r>
+      <w:r>
+        <w:rPr>
+          <w:rFonts w:ascii="Calibri" w:hAnsi="Calibri" w:eastAsia="Calibri" w:cs="Calibri"/>
+          <w:i w:val="0"/>
+          <w:iCs w:val="0"/>
+          <w:noProof w:val="0"/>
+          <w:color w:val="000000" w:themeColor="text1" w:themeTint="FF" w:themeShade="FF"/>
+          <w:sz w:val="18"/>
+          <w:szCs w:val="18"/>
+          <w:lang w:val="en-US"/>
+        </w:rPr>
+        <w:t>SaaS-based backup of on-prem data (aka Cloud Direct).</w:t>
+      </w:r>
+    </w:p>
+    <w:p>
+      <w:pPr>
+        <w:spacing w:before="0" w:beforeAutospacing="off" w:after="0" w:afterAutospacing="off"/>
+        <w:rPr>
+          <w:rFonts w:ascii="Calibri" w:hAnsi="Calibri" w:eastAsia="Calibri" w:cs="Calibri"/>
+          <w:i w:val="0"/>
+          <w:iCs w:val="0"/>
+          <w:noProof w:val="0"/>
+          <w:color w:val="000000" w:themeColor="text1" w:themeTint="FF" w:themeShade="FF"/>
+          <w:sz w:val="18"/>
+          <w:szCs w:val="18"/>
+          <w:lang w:val="en-US"/>
+        </w:rPr>
+      </w:pPr>
+      <w:r>
+        <w:rPr>
+          <w:rFonts w:ascii="Calibri" w:hAnsi="Calibri" w:eastAsia="Calibri" w:cs="Calibri"/>
+          <w:i w:val="0"/>
+          <w:iCs w:val="0"/>
+          <w:noProof w:val="0"/>
+          <w:color w:val="000000" w:themeColor="text1" w:themeTint="FF" w:themeShade="FF"/>
+          <w:sz w:val="18"/>
+          <w:szCs w:val="18"/>
+          <w:lang w:val="en-US"/>
+        </w:rPr>
+        <w:t xml:space="preserve"> - Contributed as IC fixing bugs in legacy products and as domain expert/architect on new feature development</w:t>
+      </w:r>
+      <w:r>
+        <w:rPr>
+          <w:rFonts w:ascii="Calibri" w:hAnsi="Calibri" w:eastAsia="Calibri" w:cs="Calibri"/>
+          <w:i w:val="0"/>
+          <w:iCs w:val="0"/>
+          <w:noProof w:val="0"/>
+          <w:color w:val="000000" w:themeColor="text1" w:themeTint="FF" w:themeShade="FF"/>
+          <w:sz w:val="18"/>
+          <w:szCs w:val="18"/>
+          <w:lang w:val="en-US"/>
+        </w:rPr>
+        <w:t xml:space="preserve">.  </w:t>
+      </w:r>
+    </w:p>
+    <w:p>
+      <w:pPr>
         <w:pStyle w:val="Normal"/>
-        <w:spacing w:after="140" w:afterAutospacing="off"/>
+        <w:spacing w:before="0" w:beforeAutospacing="off" w:after="0" w:afterAutospacing="off" w:line="240" w:lineRule="auto"/>
+        <w:rPr>
+          <w:rFonts w:ascii="Calibri" w:hAnsi="Calibri" w:eastAsia="Calibri" w:cs="Calibri"/>
+          <w:i w:val="0"/>
+          <w:iCs w:val="0"/>
+          <w:noProof w:val="0"/>
+          <w:color w:val="000000" w:themeColor="text1" w:themeTint="FF" w:themeShade="FF"/>
+          <w:sz w:val="18"/>
+          <w:szCs w:val="18"/>
+          <w:lang w:val="en-US"/>
+        </w:rPr>
+      </w:pPr>
+      <w:r>
+        <w:rPr>
+          <w:rFonts w:ascii="Calibri" w:hAnsi="Calibri" w:eastAsia="Calibri" w:cs="Calibri"/>
+          <w:i w:val="0"/>
+          <w:iCs w:val="0"/>
+          <w:noProof w:val="0"/>
+          <w:color w:val="000000" w:themeColor="text1" w:themeTint="FF" w:themeShade="FF"/>
+          <w:sz w:val="18"/>
+          <w:szCs w:val="18"/>
+          <w:lang w:val="en-US"/>
+        </w:rPr>
+        <w:t xml:space="preserve"> - Actively </w:t>
+      </w:r>
+      <w:r>
+        <w:rPr>
+          <w:rFonts w:ascii="Calibri" w:hAnsi="Calibri" w:eastAsia="Calibri" w:cs="Calibri"/>
+          <w:i w:val="0"/>
+          <w:iCs w:val="0"/>
+          <w:noProof w:val="0"/>
+          <w:color w:val="000000" w:themeColor="text1" w:themeTint="FF" w:themeShade="FF"/>
+          <w:sz w:val="18"/>
+          <w:szCs w:val="18"/>
+          <w:lang w:val="en-US"/>
+        </w:rPr>
+        <w:t>participated</w:t>
+      </w:r>
+      <w:r>
+        <w:rPr>
+          <w:rFonts w:ascii="Calibri" w:hAnsi="Calibri" w:eastAsia="Calibri" w:cs="Calibri"/>
+          <w:i w:val="0"/>
+          <w:iCs w:val="0"/>
+          <w:noProof w:val="0"/>
+          <w:color w:val="000000" w:themeColor="text1" w:themeTint="FF" w:themeShade="FF"/>
+          <w:sz w:val="18"/>
+          <w:szCs w:val="18"/>
+          <w:lang w:val="en-US"/>
+        </w:rPr>
+        <w:t xml:space="preserve"> in hackathons</w:t>
+      </w:r>
+      <w:r>
+        <w:rPr>
+          <w:rFonts w:ascii="Calibri" w:hAnsi="Calibri" w:eastAsia="Calibri" w:cs="Calibri"/>
+          <w:i w:val="0"/>
+          <w:iCs w:val="0"/>
+          <w:noProof w:val="0"/>
+          <w:color w:val="000000" w:themeColor="text1" w:themeTint="FF" w:themeShade="FF"/>
+          <w:sz w:val="18"/>
+          <w:szCs w:val="18"/>
+          <w:lang w:val="en-US"/>
+        </w:rPr>
+        <w:t xml:space="preserve"> (winning awards)</w:t>
+      </w:r>
+      <w:r>
+        <w:rPr>
+          <w:rFonts w:ascii="Calibri" w:hAnsi="Calibri" w:eastAsia="Calibri" w:cs="Calibri"/>
+          <w:i w:val="0"/>
+          <w:iCs w:val="0"/>
+          <w:noProof w:val="0"/>
+          <w:color w:val="000000" w:themeColor="text1" w:themeTint="FF" w:themeShade="FF"/>
+          <w:sz w:val="18"/>
+          <w:szCs w:val="18"/>
+          <w:lang w:val="en-US"/>
+        </w:rPr>
+        <w:t>;</w:t>
+      </w:r>
+      <w:r>
+        <w:rPr>
+          <w:rFonts w:ascii="Calibri" w:hAnsi="Calibri" w:eastAsia="Calibri" w:cs="Calibri"/>
+          <w:i w:val="0"/>
+          <w:iCs w:val="0"/>
+          <w:noProof w:val="0"/>
+          <w:color w:val="000000" w:themeColor="text1" w:themeTint="FF" w:themeShade="FF"/>
+          <w:sz w:val="18"/>
+          <w:szCs w:val="18"/>
+          <w:lang w:val="en-US"/>
+        </w:rPr>
+        <w:t xml:space="preserve"> </w:t>
+      </w:r>
+      <w:r>
+        <w:rPr>
+          <w:rFonts w:ascii="Calibri" w:hAnsi="Calibri" w:eastAsia="Calibri" w:cs="Calibri"/>
+          <w:i w:val="0"/>
+          <w:iCs w:val="0"/>
+          <w:noProof w:val="0"/>
+          <w:color w:val="000000" w:themeColor="text1" w:themeTint="FF" w:themeShade="FF"/>
+          <w:sz w:val="18"/>
+          <w:szCs w:val="18"/>
+          <w:lang w:val="en-US"/>
+        </w:rPr>
+        <w:t>P</w:t>
+      </w:r>
+      <w:r>
+        <w:rPr>
+          <w:rFonts w:ascii="Calibri" w:hAnsi="Calibri" w:eastAsia="Calibri" w:cs="Calibri"/>
+          <w:i w:val="0"/>
+          <w:iCs w:val="0"/>
+          <w:noProof w:val="0"/>
+          <w:color w:val="000000" w:themeColor="text1" w:themeTint="FF" w:themeShade="FF"/>
+          <w:sz w:val="18"/>
+          <w:szCs w:val="18"/>
+          <w:lang w:val="en-US"/>
+        </w:rPr>
+        <w:t>rototy</w:t>
+      </w:r>
+      <w:r>
+        <w:rPr>
+          <w:rFonts w:ascii="Calibri" w:hAnsi="Calibri" w:eastAsia="Calibri" w:cs="Calibri"/>
+          <w:i w:val="0"/>
+          <w:iCs w:val="0"/>
+          <w:noProof w:val="0"/>
+          <w:color w:val="000000" w:themeColor="text1" w:themeTint="FF" w:themeShade="FF"/>
+          <w:sz w:val="18"/>
+          <w:szCs w:val="18"/>
+          <w:lang w:val="en-US"/>
+        </w:rPr>
+        <w:t xml:space="preserve">ped </w:t>
+      </w:r>
+      <w:r>
+        <w:rPr>
+          <w:rFonts w:ascii="Calibri" w:hAnsi="Calibri" w:eastAsia="Calibri" w:cs="Calibri"/>
+          <w:i w:val="0"/>
+          <w:iCs w:val="0"/>
+          <w:noProof w:val="0"/>
+          <w:color w:val="000000" w:themeColor="text1" w:themeTint="FF" w:themeShade="FF"/>
+          <w:sz w:val="18"/>
+          <w:szCs w:val="18"/>
+          <w:lang w:val="en-US"/>
+        </w:rPr>
+        <w:t>innovative product features</w:t>
+      </w:r>
+      <w:r>
+        <w:rPr>
+          <w:rFonts w:ascii="Calibri" w:hAnsi="Calibri" w:eastAsia="Calibri" w:cs="Calibri"/>
+          <w:i w:val="0"/>
+          <w:iCs w:val="0"/>
+          <w:noProof w:val="0"/>
+          <w:color w:val="000000" w:themeColor="text1" w:themeTint="FF" w:themeShade="FF"/>
+          <w:sz w:val="18"/>
+          <w:szCs w:val="18"/>
+          <w:lang w:val="en-US"/>
+        </w:rPr>
+        <w:t xml:space="preserve">; </w:t>
+      </w:r>
+      <w:r>
+        <w:rPr>
+          <w:rFonts w:ascii="Calibri" w:hAnsi="Calibri" w:eastAsia="Calibri" w:cs="Calibri"/>
+          <w:i w:val="0"/>
+          <w:iCs w:val="0"/>
+          <w:noProof w:val="0"/>
+          <w:color w:val="000000" w:themeColor="text1" w:themeTint="FF" w:themeShade="FF"/>
+          <w:sz w:val="18"/>
+          <w:szCs w:val="18"/>
+          <w:lang w:val="en-US"/>
+        </w:rPr>
+        <w:t xml:space="preserve">Technically </w:t>
+      </w:r>
+      <w:r>
+        <w:rPr>
+          <w:rFonts w:ascii="Calibri" w:hAnsi="Calibri" w:eastAsia="Calibri" w:cs="Calibri"/>
+          <w:i w:val="0"/>
+          <w:iCs w:val="0"/>
+          <w:noProof w:val="0"/>
+          <w:color w:val="000000" w:themeColor="text1" w:themeTint="FF" w:themeShade="FF"/>
+          <w:sz w:val="18"/>
+          <w:szCs w:val="18"/>
+          <w:lang w:val="en-US"/>
+        </w:rPr>
+        <w:t>l</w:t>
+      </w:r>
+      <w:r>
+        <w:rPr>
+          <w:rFonts w:ascii="Calibri" w:hAnsi="Calibri" w:eastAsia="Calibri" w:cs="Calibri"/>
+          <w:i w:val="0"/>
+          <w:iCs w:val="0"/>
+          <w:noProof w:val="0"/>
+          <w:color w:val="000000" w:themeColor="text1" w:themeTint="FF" w:themeShade="FF"/>
+          <w:sz w:val="18"/>
+          <w:szCs w:val="18"/>
+          <w:lang w:val="en-US"/>
+        </w:rPr>
+        <w:t xml:space="preserve">ead </w:t>
+      </w:r>
+      <w:r>
+        <w:rPr>
+          <w:rFonts w:ascii="Calibri" w:hAnsi="Calibri" w:eastAsia="Calibri" w:cs="Calibri"/>
+          <w:i w:val="0"/>
+          <w:iCs w:val="0"/>
+          <w:noProof w:val="0"/>
+          <w:color w:val="000000" w:themeColor="text1" w:themeTint="FF" w:themeShade="FF"/>
+          <w:sz w:val="18"/>
+          <w:szCs w:val="18"/>
+          <w:lang w:val="en-US"/>
+        </w:rPr>
+        <w:t>and ma</w:t>
+      </w:r>
+      <w:r>
+        <w:rPr>
+          <w:rFonts w:ascii="Calibri" w:hAnsi="Calibri" w:eastAsia="Calibri" w:cs="Calibri"/>
+          <w:i w:val="0"/>
+          <w:iCs w:val="0"/>
+          <w:noProof w:val="0"/>
+          <w:color w:val="000000" w:themeColor="text1" w:themeTint="FF" w:themeShade="FF"/>
+          <w:sz w:val="18"/>
+          <w:szCs w:val="18"/>
+          <w:lang w:val="en-US"/>
+        </w:rPr>
+        <w:t>na</w:t>
+      </w:r>
+      <w:r>
+        <w:rPr>
+          <w:rFonts w:ascii="Calibri" w:hAnsi="Calibri" w:eastAsia="Calibri" w:cs="Calibri"/>
+          <w:i w:val="0"/>
+          <w:iCs w:val="0"/>
+          <w:noProof w:val="0"/>
+          <w:color w:val="000000" w:themeColor="text1" w:themeTint="FF" w:themeShade="FF"/>
+          <w:sz w:val="18"/>
+          <w:szCs w:val="18"/>
+          <w:lang w:val="en-US"/>
+        </w:rPr>
+        <w:t>ge team</w:t>
+      </w:r>
+      <w:r>
+        <w:rPr>
+          <w:rFonts w:ascii="Calibri" w:hAnsi="Calibri" w:eastAsia="Calibri" w:cs="Calibri"/>
+          <w:i w:val="0"/>
+          <w:iCs w:val="0"/>
+          <w:noProof w:val="0"/>
+          <w:color w:val="000000" w:themeColor="text1" w:themeTint="FF" w:themeShade="FF"/>
+          <w:sz w:val="18"/>
+          <w:szCs w:val="18"/>
+          <w:lang w:val="en-US"/>
+        </w:rPr>
+        <w:t xml:space="preserve"> responsible for </w:t>
+      </w:r>
+      <w:r>
+        <w:rPr>
+          <w:rFonts w:ascii="Calibri" w:hAnsi="Calibri" w:eastAsia="Calibri" w:cs="Calibri"/>
+          <w:i w:val="0"/>
+          <w:iCs w:val="0"/>
+          <w:noProof w:val="0"/>
+          <w:color w:val="000000" w:themeColor="text1" w:themeTint="FF" w:themeShade="FF"/>
+          <w:sz w:val="18"/>
+          <w:szCs w:val="18"/>
+          <w:lang w:val="en-US"/>
+        </w:rPr>
+        <w:t xml:space="preserve">company’s </w:t>
+      </w:r>
+      <w:r>
+        <w:rPr>
+          <w:rFonts w:ascii="Calibri" w:hAnsi="Calibri" w:eastAsia="Calibri" w:cs="Calibri"/>
+          <w:i w:val="0"/>
+          <w:iCs w:val="0"/>
+          <w:noProof w:val="0"/>
+          <w:color w:val="000000" w:themeColor="text1" w:themeTint="FF" w:themeShade="FF"/>
+          <w:sz w:val="18"/>
+          <w:szCs w:val="18"/>
+          <w:lang w:val="en-US"/>
+        </w:rPr>
+        <w:t xml:space="preserve">AI/ML </w:t>
+      </w:r>
+      <w:r>
+        <w:rPr>
+          <w:rFonts w:ascii="Calibri" w:hAnsi="Calibri" w:eastAsia="Calibri" w:cs="Calibri"/>
+          <w:i w:val="0"/>
+          <w:iCs w:val="0"/>
+          <w:noProof w:val="0"/>
+          <w:color w:val="000000" w:themeColor="text1" w:themeTint="FF" w:themeShade="FF"/>
+          <w:sz w:val="18"/>
+          <w:szCs w:val="18"/>
+          <w:lang w:val="en-US"/>
+        </w:rPr>
+        <w:t>strategy</w:t>
+      </w:r>
+      <w:r>
+        <w:rPr>
+          <w:rFonts w:ascii="Calibri" w:hAnsi="Calibri" w:eastAsia="Calibri" w:cs="Calibri"/>
+          <w:i w:val="0"/>
+          <w:iCs w:val="0"/>
+          <w:noProof w:val="0"/>
+          <w:color w:val="000000" w:themeColor="text1" w:themeTint="FF" w:themeShade="FF"/>
+          <w:sz w:val="18"/>
+          <w:szCs w:val="18"/>
+          <w:lang w:val="en-US"/>
+        </w:rPr>
+        <w:t xml:space="preserve"> (“innovation group”)</w:t>
+      </w:r>
+      <w:r>
+        <w:rPr>
+          <w:rFonts w:ascii="Calibri" w:hAnsi="Calibri" w:eastAsia="Calibri" w:cs="Calibri"/>
+          <w:i w:val="0"/>
+          <w:iCs w:val="0"/>
+          <w:noProof w:val="0"/>
+          <w:color w:val="000000" w:themeColor="text1" w:themeTint="FF" w:themeShade="FF"/>
+          <w:sz w:val="18"/>
+          <w:szCs w:val="18"/>
+          <w:lang w:val="en-US"/>
+        </w:rPr>
+        <w:t>.</w:t>
+      </w:r>
+    </w:p>
+    <w:p>
+      <w:pPr>
+        <w:pStyle w:val="Normal"/>
+        <w:spacing w:before="0" w:beforeAutospacing="off" w:after="0" w:afterAutospacing="off" w:line="240" w:lineRule="auto"/>
+        <w:rPr>
+          <w:rFonts w:ascii="Calibri" w:hAnsi="Calibri" w:eastAsia="Calibri" w:cs="Calibri"/>
+          <w:i w:val="0"/>
+          <w:iCs w:val="0"/>
+          <w:noProof w:val="0"/>
+          <w:color w:val="000000" w:themeColor="text1" w:themeTint="FF" w:themeShade="FF"/>
+          <w:sz w:val="18"/>
+          <w:szCs w:val="18"/>
+          <w:lang w:val="en-US"/>
+        </w:rPr>
+      </w:pPr>
+      <w:r>
+        <w:rPr>
+          <w:rFonts w:ascii="Calibri" w:hAnsi="Calibri" w:eastAsia="Calibri" w:cs="Calibri"/>
+          <w:i w:val="0"/>
+          <w:iCs w:val="0"/>
+          <w:noProof w:val="0"/>
+          <w:color w:val="000000" w:themeColor="text1" w:themeTint="FF" w:themeShade="FF"/>
+          <w:sz w:val="18"/>
+          <w:szCs w:val="18"/>
+          <w:lang w:val="en-US"/>
+        </w:rPr>
+        <w:t xml:space="preserve"> - Mentoring, Hiring, Managing teams, performance reviews</w:t>
+      </w:r>
+    </w:p>
+    <w:p>
+      <w:pPr>
+        <w:pStyle w:val="Normal"/>
+        <w:spacing w:before="0" w:beforeAutospacing="off" w:after="0" w:afterAutospacing="off" w:line="240" w:lineRule="auto"/>
+        <w:rPr>
+          <w:rFonts w:ascii="Calibri" w:hAnsi="Calibri" w:eastAsia="Calibri" w:cs="Calibri"/>
+          <w:i w:val="0"/>
+          <w:iCs w:val="0"/>
+          <w:noProof w:val="0"/>
+          <w:color w:val="000000" w:themeColor="text1" w:themeTint="FF" w:themeShade="FF"/>
+          <w:sz w:val="18"/>
+          <w:szCs w:val="18"/>
+          <w:lang w:val="en-US"/>
+        </w:rPr>
+      </w:pPr>
+    </w:p>
+    <w:p>
+      <w:pPr>
+        <w:spacing w:after="0" w:afterAutospacing="off"/>
+        <w:rPr>
+          <w:rFonts w:ascii="Calibri" w:hAnsi="Calibri" w:eastAsia="Calibri" w:cs="Calibri"/>
+          <w:noProof w:val="0"/>
+          <w:color w:val="000000" w:themeColor="text1" w:themeTint="FF" w:themeShade="FF"/>
+          <w:sz w:val="21"/>
+          <w:szCs w:val="21"/>
+          <w:lang w:val="en-US"/>
+        </w:rPr>
+      </w:pPr>
+      <w:r>
         <w:rPr>
           <w:rFonts w:ascii="Calibri" w:hAnsi="Calibri" w:eastAsia="Calibri" w:cs="Calibri"/>
           <w:b w:val="1"/>
           <w:bCs w:val="1"/>
           <w:noProof w:val="0"/>
-          <w:lang w:val="en-US"/>
-        </w:rPr>
-      </w:pPr>
+          <w:color w:val="000000" w:themeColor="text1" w:themeTint="FF" w:themeShade="FF"/>
+          <w:sz w:val="21"/>
+          <w:szCs w:val="21"/>
+          <w:lang w:val="en-US"/>
+        </w:rPr>
+        <w:t>CA Technologies (formerly Computer Associates)</w:t>
+      </w:r>
+      <w:r>
+        <w:rPr>
+          <w:rFonts w:ascii="Calibri" w:hAnsi="Calibri" w:eastAsia="Calibri" w:cs="Calibri"/>
+          <w:noProof w:val="0"/>
+          <w:color w:val="000000" w:themeColor="text1" w:themeTint="FF" w:themeShade="FF"/>
+          <w:sz w:val="21"/>
+          <w:szCs w:val="21"/>
+          <w:lang w:val="en-US"/>
+        </w:rPr>
+        <w:t xml:space="preserve"> — </w:t>
+      </w:r>
       <w:r>
         <w:rPr>
           <w:rFonts w:ascii="Calibri" w:hAnsi="Calibri" w:eastAsia="Calibri" w:cs="Calibri"/>
           <w:b w:val="1"/>
           <w:bCs w:val="1"/>
           <w:noProof w:val="0"/>
-          <w:lang w:val="en-US"/>
-        </w:rPr>
-        <w:t>Professional Experience</w:t>
-      </w:r>
-    </w:p>
-    <w:p>
-      <w:pPr>
-        <w:spacing w:before="0" w:beforeAutospacing="off" w:after="0" w:afterAutospacing="off"/>
-        <w:rPr>
-          <w:rFonts w:ascii="Calibri" w:hAnsi="Calibri" w:eastAsia="Calibri" w:cs="Calibri"/>
-          <w:b w:val="0"/>
-          <w:bCs w:val="0"/>
-          <w:noProof w:val="0"/>
           <w:color w:val="000000" w:themeColor="text1" w:themeTint="FF" w:themeShade="FF"/>
           <w:sz w:val="20"/>
           <w:szCs w:val="20"/>
           <w:lang w:val="en-US"/>
         </w:rPr>
-      </w:pPr>
-      <w:r>
-        <w:rPr>
-          <w:rFonts w:ascii="Calibri" w:hAnsi="Calibri" w:eastAsia="Calibri" w:cs="Calibri"/>
-          <w:b w:val="1"/>
-          <w:bCs w:val="1"/>
-          <w:i w:val="0"/>
-          <w:iCs w:val="0"/>
+        <w:t>Principal Engineer</w:t>
+      </w:r>
+      <w:r>
+        <w:rPr>
+          <w:rFonts w:ascii="Calibri" w:hAnsi="Calibri" w:eastAsia="Calibri" w:cs="Calibri"/>
+          <w:noProof w:val="0"/>
+          <w:color w:val="000000" w:themeColor="text1" w:themeTint="FF" w:themeShade="FF"/>
+          <w:sz w:val="20"/>
+          <w:szCs w:val="20"/>
+          <w:lang w:val="en-US"/>
+        </w:rPr>
+        <w:t xml:space="preserve"> | 2006–2014</w:t>
+      </w:r>
+      <w:r>
+        <w:rPr>
+          <w:rFonts w:ascii="Calibri" w:hAnsi="Calibri" w:eastAsia="Calibri" w:cs="Calibri"/>
           <w:noProof w:val="0"/>
           <w:color w:val="000000" w:themeColor="text1" w:themeTint="FF" w:themeShade="FF"/>
           <w:sz w:val="21"/>
           <w:szCs w:val="21"/>
           <w:lang w:val="en-US"/>
         </w:rPr>
-        <w:t xml:space="preserve">Arcserve </w:t>
-      </w:r>
-      <w:r>
-        <w:rPr>
-          <w:rFonts w:ascii="Calibri" w:hAnsi="Calibri" w:eastAsia="Calibri" w:cs="Calibri"/>
-          <w:b w:val="0"/>
-          <w:bCs w:val="0"/>
-          <w:i w:val="0"/>
-          <w:iCs w:val="0"/>
+        <w:t xml:space="preserve">   — </w:t>
+      </w:r>
+      <w:r>
+        <w:rPr>
+          <w:rFonts w:ascii="Calibri" w:hAnsi="Calibri" w:eastAsia="Calibri" w:cs="Calibri"/>
           <w:noProof w:val="0"/>
           <w:color w:val="000000" w:themeColor="text1" w:themeTint="FF" w:themeShade="FF"/>
           <w:sz w:val="21"/>
           <w:szCs w:val="21"/>
           <w:lang w:val="en-US"/>
         </w:rPr>
-        <w:t>(spun out from CA Technologies)</w:t>
-      </w:r>
-      <w:r>
-        <w:rPr>
-          <w:rFonts w:ascii="Calibri" w:hAnsi="Calibri" w:eastAsia="Calibri" w:cs="Calibri"/>
-          <w:b w:val="0"/>
-          <w:bCs w:val="0"/>
-          <w:i w:val="0"/>
-          <w:iCs w:val="0"/>
+        <w:t>Greater Boston, MA</w:t>
+      </w:r>
+      <w:r>
+        <w:rPr>
+          <w:rFonts w:ascii="Calibri" w:hAnsi="Calibri" w:eastAsia="Calibri" w:cs="Calibri"/>
           <w:noProof w:val="0"/>
           <w:color w:val="000000" w:themeColor="text1" w:themeTint="FF" w:themeShade="FF"/>
           <w:sz w:val="21"/>
           <w:szCs w:val="21"/>
           <w:lang w:val="en-US"/>
         </w:rPr>
-        <w:t xml:space="preserve"> </w:t>
-      </w:r>
-      <w:r>
-        <w:rPr>
-          <w:rFonts w:ascii="Calibri" w:hAnsi="Calibri" w:eastAsia="Calibri" w:cs="Calibri"/>
-          <w:b w:val="0"/>
-          <w:bCs w:val="0"/>
-          <w:noProof w:val="0"/>
-          <w:color w:val="000000" w:themeColor="text1" w:themeTint="FF" w:themeShade="FF"/>
-          <w:sz w:val="21"/>
-          <w:szCs w:val="21"/>
-          <w:lang w:val="en-US"/>
-        </w:rPr>
-        <w:t>— Greater Boston, MA</w:t>
-      </w:r>
-      <w:r>
-        <w:br/>
-      </w:r>
-      <w:r>
-        <w:rPr>
-          <w:rFonts w:ascii="Calibri" w:hAnsi="Calibri" w:eastAsia="Calibri" w:cs="Calibri"/>
-          <w:b w:val="1"/>
-          <w:bCs w:val="1"/>
-          <w:noProof w:val="0"/>
-          <w:color w:val="000000" w:themeColor="text1" w:themeTint="FF" w:themeShade="FF"/>
-          <w:sz w:val="20"/>
-          <w:szCs w:val="20"/>
-          <w:lang w:val="en-US"/>
-        </w:rPr>
-        <w:t xml:space="preserve">Technical Director, Software Engineering </w:t>
-      </w:r>
-      <w:r>
-        <w:rPr>
-          <w:rFonts w:ascii="Calibri" w:hAnsi="Calibri" w:eastAsia="Calibri" w:cs="Calibri"/>
-          <w:b w:val="0"/>
-          <w:bCs w:val="0"/>
-          <w:noProof w:val="0"/>
-          <w:color w:val="000000" w:themeColor="text1" w:themeTint="FF" w:themeShade="FF"/>
-          <w:sz w:val="20"/>
-          <w:szCs w:val="20"/>
-          <w:lang w:val="en-US"/>
-        </w:rPr>
-        <w:t>| 2014–Present</w:t>
+        <w:t xml:space="preserve">   </w:t>
       </w:r>
     </w:p>
     <w:p>
@@ -643,49 +3319,196 @@
         <w:ind w:left="144"/>
         <w:rPr>
           <w:rFonts w:ascii="Calibri" w:hAnsi="Calibri" w:eastAsia="Calibri" w:cs="Calibri"/>
-          <w:b w:val="0"/>
-          <w:bCs w:val="0"/>
-          <w:noProof w:val="0"/>
-          <w:sz w:val="18"/>
-          <w:szCs w:val="18"/>
-          <w:lang w:val="en-US"/>
-        </w:rPr>
-      </w:pPr>
-      <w:r>
-        <w:rPr>
-          <w:rFonts w:ascii="Calibri" w:hAnsi="Calibri" w:eastAsia="Calibri" w:cs="Calibri"/>
-          <w:b w:val="0"/>
-          <w:bCs w:val="0"/>
-          <w:noProof w:val="0"/>
-          <w:sz w:val="18"/>
-          <w:szCs w:val="18"/>
-          <w:lang w:val="en-US"/>
-        </w:rPr>
-        <w:t xml:space="preserve">- </w:t>
-      </w:r>
-      <w:r>
-        <w:rPr>
-          <w:rFonts w:ascii="Calibri" w:hAnsi="Calibri" w:eastAsia="Calibri" w:cs="Calibri"/>
-          <w:b w:val="0"/>
-          <w:bCs w:val="0"/>
-          <w:noProof w:val="0"/>
-          <w:sz w:val="18"/>
-          <w:szCs w:val="18"/>
-          <w:lang w:val="en-US"/>
-        </w:rPr>
-        <w:t>Led Technical Strategy for High-Impact Products</w:t>
-      </w:r>
-      <w:r>
-        <w:rPr>
-          <w:rFonts w:ascii="Calibri" w:hAnsi="Calibri" w:eastAsia="Calibri" w:cs="Calibri"/>
-          <w:b w:val="0"/>
-          <w:bCs w:val="0"/>
-          <w:noProof w:val="0"/>
-          <w:sz w:val="18"/>
-          <w:szCs w:val="18"/>
-          <w:lang w:val="en-US"/>
-        </w:rPr>
-        <w:t>: Directed architecture for enterprise products (replication, high-availability, cloud solutions) contributing to $20M+ annual revenue, guiding 100+ engineering, QA, and support staff, and managing teams of up to 10 engineers across geographies.</w:t>
+          <w:noProof w:val="0"/>
+          <w:color w:val="000000" w:themeColor="text1" w:themeTint="FF" w:themeShade="FF"/>
+          <w:sz w:val="18"/>
+          <w:szCs w:val="18"/>
+          <w:lang w:val="en-US"/>
+        </w:rPr>
+      </w:pPr>
+      <w:r>
+        <w:rPr>
+          <w:rFonts w:ascii="Calibri" w:hAnsi="Calibri" w:eastAsia="Calibri" w:cs="Calibri"/>
+          <w:noProof w:val="0"/>
+          <w:color w:val="000000" w:themeColor="text1" w:themeTint="FF" w:themeShade="FF"/>
+          <w:sz w:val="18"/>
+          <w:szCs w:val="18"/>
+          <w:lang w:val="en-US"/>
+        </w:rPr>
+        <w:t>- Led post-acquisition integration of XOsoft’s replication technologies into CA’s enterprise portfolio</w:t>
+      </w:r>
+      <w:r>
+        <w:rPr>
+          <w:rFonts w:ascii="Calibri" w:hAnsi="Calibri" w:eastAsia="Calibri" w:cs="Calibri"/>
+          <w:noProof w:val="0"/>
+          <w:color w:val="000000" w:themeColor="text1" w:themeTint="FF" w:themeShade="FF"/>
+          <w:sz w:val="18"/>
+          <w:szCs w:val="18"/>
+          <w:lang w:val="en-US"/>
+        </w:rPr>
+        <w:t xml:space="preserve">; </w:t>
+      </w:r>
+      <w:r>
+        <w:rPr>
+          <w:rFonts w:ascii="Calibri" w:hAnsi="Calibri" w:eastAsia="Calibri" w:cs="Calibri"/>
+          <w:noProof w:val="0"/>
+          <w:color w:val="000000" w:themeColor="text1" w:themeTint="FF" w:themeShade="FF"/>
+          <w:sz w:val="18"/>
+          <w:szCs w:val="18"/>
+          <w:lang w:val="en-US"/>
+        </w:rPr>
+        <w:t>Designed and developed high-availability replication, deduplication, and backup features using C/C++ for Windows and Linux</w:t>
+      </w:r>
+      <w:r>
+        <w:rPr>
+          <w:rFonts w:ascii="Calibri" w:hAnsi="Calibri" w:eastAsia="Calibri" w:cs="Calibri"/>
+          <w:noProof w:val="0"/>
+          <w:color w:val="000000" w:themeColor="text1" w:themeTint="FF" w:themeShade="FF"/>
+          <w:sz w:val="18"/>
+          <w:szCs w:val="18"/>
+          <w:lang w:val="en-US"/>
+        </w:rPr>
+        <w:t xml:space="preserve">; </w:t>
+      </w:r>
+      <w:r>
+        <w:rPr>
+          <w:rFonts w:ascii="Calibri" w:hAnsi="Calibri" w:eastAsia="Calibri" w:cs="Calibri"/>
+          <w:noProof w:val="0"/>
+          <w:color w:val="000000" w:themeColor="text1" w:themeTint="FF" w:themeShade="FF"/>
+          <w:sz w:val="18"/>
+          <w:szCs w:val="18"/>
+          <w:lang w:val="en-US"/>
+        </w:rPr>
+        <w:t>Built a Unix/Linux build automation framework with web UI, reducing manual labor by 50%.</w:t>
+      </w:r>
+    </w:p>
+    <w:p>
+      <w:pPr>
+        <w:spacing w:after="0" w:afterAutospacing="off"/>
+        <w:rPr>
+          <w:rFonts w:ascii="Calibri" w:hAnsi="Calibri" w:eastAsia="Calibri" w:cs="Calibri"/>
+          <w:noProof w:val="0"/>
+          <w:color w:val="000000" w:themeColor="text1" w:themeTint="FF" w:themeShade="FF"/>
+          <w:sz w:val="20"/>
+          <w:szCs w:val="20"/>
+          <w:lang w:val="en-US"/>
+        </w:rPr>
+      </w:pPr>
+      <w:r>
+        <w:rPr>
+          <w:rFonts w:ascii="Calibri" w:hAnsi="Calibri" w:eastAsia="Calibri" w:cs="Calibri"/>
+          <w:b w:val="1"/>
+          <w:bCs w:val="1"/>
+          <w:noProof w:val="0"/>
+          <w:color w:val="000000" w:themeColor="text1" w:themeTint="FF" w:themeShade="FF"/>
+          <w:sz w:val="21"/>
+          <w:szCs w:val="21"/>
+          <w:lang w:val="en-US"/>
+        </w:rPr>
+        <w:t>XOsoft</w:t>
+      </w:r>
+      <w:r>
+        <w:rPr>
+          <w:rFonts w:ascii="Calibri" w:hAnsi="Calibri" w:eastAsia="Calibri" w:cs="Calibri"/>
+          <w:noProof w:val="0"/>
+          <w:color w:val="000000" w:themeColor="text1" w:themeTint="FF" w:themeShade="FF"/>
+          <w:sz w:val="21"/>
+          <w:szCs w:val="21"/>
+          <w:lang w:val="en-US"/>
+        </w:rPr>
+        <w:t xml:space="preserve"> </w:t>
+      </w:r>
+      <w:r>
+        <w:rPr>
+          <w:rFonts w:ascii="Calibri" w:hAnsi="Calibri" w:eastAsia="Calibri" w:cs="Calibri"/>
+          <w:i w:val="1"/>
+          <w:iCs w:val="1"/>
+          <w:noProof w:val="0"/>
+          <w:color w:val="000000" w:themeColor="text1" w:themeTint="FF" w:themeShade="FF"/>
+          <w:sz w:val="21"/>
+          <w:szCs w:val="21"/>
+          <w:lang w:val="en-US"/>
+        </w:rPr>
+        <w:t>(Acquired by CA Technologies in 2006)</w:t>
+      </w:r>
+      <w:r>
+        <w:rPr>
+          <w:rFonts w:ascii="Calibri" w:hAnsi="Calibri" w:eastAsia="Calibri" w:cs="Calibri"/>
+          <w:noProof w:val="0"/>
+          <w:color w:val="000000" w:themeColor="text1" w:themeTint="FF" w:themeShade="FF"/>
+          <w:sz w:val="21"/>
+          <w:szCs w:val="21"/>
+          <w:lang w:val="en-US"/>
+        </w:rPr>
+        <w:t xml:space="preserve"> — </w:t>
+      </w:r>
+      <w:r>
+        <w:rPr>
+          <w:rFonts w:ascii="Calibri" w:hAnsi="Calibri" w:eastAsia="Calibri" w:cs="Calibri"/>
+          <w:b w:val="1"/>
+          <w:bCs w:val="1"/>
+          <w:noProof w:val="0"/>
+          <w:color w:val="000000" w:themeColor="text1" w:themeTint="FF" w:themeShade="FF"/>
+          <w:sz w:val="20"/>
+          <w:szCs w:val="20"/>
+          <w:lang w:val="en-US"/>
+        </w:rPr>
+        <w:t>Lead Software Engineer</w:t>
+      </w:r>
+      <w:r>
+        <w:rPr>
+          <w:rFonts w:ascii="Calibri" w:hAnsi="Calibri" w:eastAsia="Calibri" w:cs="Calibri"/>
+          <w:noProof w:val="0"/>
+          <w:color w:val="000000" w:themeColor="text1" w:themeTint="FF" w:themeShade="FF"/>
+          <w:sz w:val="20"/>
+          <w:szCs w:val="20"/>
+          <w:lang w:val="en-US"/>
+        </w:rPr>
+        <w:t xml:space="preserve"> | 2000–2006 </w:t>
+      </w:r>
+      <w:r>
+        <w:rPr>
+          <w:rFonts w:ascii="Calibri" w:hAnsi="Calibri" w:eastAsia="Calibri" w:cs="Calibri"/>
+          <w:noProof w:val="0"/>
+          <w:color w:val="000000" w:themeColor="text1" w:themeTint="FF" w:themeShade="FF"/>
+          <w:sz w:val="21"/>
+          <w:szCs w:val="21"/>
+          <w:lang w:val="en-US"/>
+        </w:rPr>
+        <w:t>—</w:t>
+      </w:r>
+      <w:r>
+        <w:rPr>
+          <w:rFonts w:ascii="Calibri" w:hAnsi="Calibri" w:eastAsia="Calibri" w:cs="Calibri"/>
+          <w:noProof w:val="0"/>
+          <w:color w:val="000000" w:themeColor="text1" w:themeTint="FF" w:themeShade="FF"/>
+          <w:sz w:val="21"/>
+          <w:szCs w:val="21"/>
+          <w:lang w:val="en-US"/>
+        </w:rPr>
+        <w:t xml:space="preserve"> </w:t>
+      </w:r>
+      <w:r>
+        <w:rPr>
+          <w:rFonts w:ascii="Calibri" w:hAnsi="Calibri" w:eastAsia="Calibri" w:cs="Calibri"/>
+          <w:noProof w:val="0"/>
+          <w:color w:val="000000" w:themeColor="text1" w:themeTint="FF" w:themeShade="FF"/>
+          <w:sz w:val="21"/>
+          <w:szCs w:val="21"/>
+          <w:lang w:val="en-US"/>
+        </w:rPr>
+        <w:t>Israel</w:t>
+      </w:r>
+      <w:r>
+        <w:rPr>
+          <w:rFonts w:ascii="Calibri" w:hAnsi="Calibri" w:eastAsia="Calibri" w:cs="Calibri"/>
+          <w:noProof w:val="0"/>
+          <w:color w:val="000000" w:themeColor="text1" w:themeTint="FF" w:themeShade="FF"/>
+          <w:sz w:val="21"/>
+          <w:szCs w:val="21"/>
+          <w:lang w:val="en-US"/>
+        </w:rPr>
+        <w:t xml:space="preserve">  </w:t>
       </w:r>
     </w:p>
     <w:p>
@@ -695,177 +3518,304 @@
         <w:ind w:left="144"/>
         <w:rPr>
           <w:rFonts w:ascii="Calibri" w:hAnsi="Calibri" w:eastAsia="Calibri" w:cs="Calibri"/>
+          <w:noProof w:val="0"/>
+          <w:color w:val="000000" w:themeColor="text1" w:themeTint="FF" w:themeShade="FF"/>
+          <w:sz w:val="18"/>
+          <w:szCs w:val="18"/>
+          <w:lang w:val="en-US"/>
+        </w:rPr>
+      </w:pPr>
+      <w:r>
+        <w:rPr>
+          <w:rFonts w:ascii="Calibri" w:hAnsi="Calibri" w:eastAsia="Calibri" w:cs="Calibri"/>
+          <w:noProof w:val="0"/>
+          <w:color w:val="000000" w:themeColor="text1" w:themeTint="FF" w:themeShade="FF"/>
+          <w:sz w:val="18"/>
+          <w:szCs w:val="18"/>
+          <w:lang w:val="en-US"/>
+        </w:rPr>
+        <w:t>-</w:t>
+      </w:r>
+      <w:r>
+        <w:rPr>
+          <w:rFonts w:ascii="Calibri" w:hAnsi="Calibri" w:eastAsia="Calibri" w:cs="Calibri"/>
+          <w:noProof w:val="0"/>
+          <w:color w:val="000000" w:themeColor="text1" w:themeTint="FF" w:themeShade="FF"/>
+          <w:sz w:val="18"/>
+          <w:szCs w:val="18"/>
+          <w:lang w:val="en-US"/>
+        </w:rPr>
+        <w:t xml:space="preserve"> </w:t>
+      </w:r>
+      <w:r>
+        <w:rPr>
+          <w:rFonts w:ascii="Calibri" w:hAnsi="Calibri" w:eastAsia="Calibri" w:cs="Calibri"/>
+          <w:noProof w:val="0"/>
+          <w:color w:val="000000" w:themeColor="text1" w:themeTint="FF" w:themeShade="FF"/>
+          <w:sz w:val="18"/>
+          <w:szCs w:val="18"/>
+          <w:lang w:val="en-US"/>
+        </w:rPr>
+        <w:t xml:space="preserve">Designed and developed CDN components, including network management and monitoring tools, and high-traffic HTTP/FTP caching proxies, along with replication </w:t>
+      </w:r>
+      <w:r>
+        <w:rPr>
+          <w:rFonts w:ascii="Calibri" w:hAnsi="Calibri" w:eastAsia="Calibri" w:cs="Calibri"/>
+          <w:noProof w:val="0"/>
+          <w:color w:val="000000" w:themeColor="text1" w:themeTint="FF" w:themeShade="FF"/>
+          <w:sz w:val="18"/>
+          <w:szCs w:val="18"/>
+          <w:lang w:val="en-US"/>
+        </w:rPr>
+        <w:t>solutions</w:t>
+      </w:r>
+      <w:r>
+        <w:rPr>
+          <w:rFonts w:ascii="Calibri" w:hAnsi="Calibri" w:eastAsia="Calibri" w:cs="Calibri"/>
+          <w:noProof w:val="0"/>
+          <w:color w:val="000000" w:themeColor="text1" w:themeTint="FF" w:themeShade="FF"/>
+          <w:sz w:val="18"/>
+          <w:szCs w:val="18"/>
+          <w:lang w:val="en-US"/>
+        </w:rPr>
+        <w:t xml:space="preserve">; </w:t>
+      </w:r>
+      <w:r>
+        <w:rPr>
+          <w:rFonts w:ascii="Calibri" w:hAnsi="Calibri" w:eastAsia="Calibri" w:cs="Calibri"/>
+          <w:noProof w:val="0"/>
+          <w:color w:val="000000" w:themeColor="text1" w:themeTint="FF" w:themeShade="FF"/>
+          <w:sz w:val="18"/>
+          <w:szCs w:val="18"/>
+          <w:lang w:val="en-US"/>
+        </w:rPr>
+        <w:t>Led</w:t>
+      </w:r>
+      <w:r>
+        <w:rPr>
+          <w:rFonts w:ascii="Calibri" w:hAnsi="Calibri" w:eastAsia="Calibri" w:cs="Calibri"/>
+          <w:noProof w:val="0"/>
+          <w:color w:val="000000" w:themeColor="text1" w:themeTint="FF" w:themeShade="FF"/>
+          <w:sz w:val="18"/>
+          <w:szCs w:val="18"/>
+          <w:lang w:val="en-US"/>
+        </w:rPr>
+        <w:t xml:space="preserve"> the development of kernel-mode drivers and file system modules in C/C++, improving system performance and reliability.</w:t>
+      </w:r>
+    </w:p>
+    <w:p>
+      <w:pPr>
+        <w:spacing w:after="0" w:afterAutospacing="off"/>
+        <w:rPr>
+          <w:rFonts w:ascii="Calibri" w:hAnsi="Calibri" w:eastAsia="Calibri" w:cs="Calibri"/>
+          <w:noProof w:val="0"/>
+          <w:color w:val="000000" w:themeColor="text1" w:themeTint="FF" w:themeShade="FF"/>
+          <w:sz w:val="20"/>
+          <w:szCs w:val="20"/>
+          <w:lang w:val="en-US"/>
+        </w:rPr>
+      </w:pPr>
+      <w:r>
+        <w:rPr>
+          <w:rFonts w:ascii="Calibri" w:hAnsi="Calibri" w:eastAsia="Calibri" w:cs="Calibri"/>
+          <w:b w:val="1"/>
+          <w:bCs w:val="1"/>
+          <w:noProof w:val="0"/>
+          <w:color w:val="000000" w:themeColor="text1" w:themeTint="FF" w:themeShade="FF"/>
+          <w:sz w:val="20"/>
+          <w:szCs w:val="20"/>
+          <w:lang w:val="en-US"/>
+        </w:rPr>
+        <w:t>Yandex</w:t>
+      </w:r>
+      <w:r>
+        <w:rPr>
+          <w:rFonts w:ascii="Calibri" w:hAnsi="Calibri" w:eastAsia="Calibri" w:cs="Calibri"/>
+          <w:noProof w:val="0"/>
+          <w:color w:val="000000" w:themeColor="text1" w:themeTint="FF" w:themeShade="FF"/>
+          <w:sz w:val="20"/>
+          <w:szCs w:val="20"/>
+          <w:lang w:val="en-US"/>
+        </w:rPr>
+        <w:t xml:space="preserve"> — Moscow, </w:t>
+      </w:r>
+      <w:r>
+        <w:rPr>
+          <w:rFonts w:ascii="Calibri" w:hAnsi="Calibri" w:eastAsia="Calibri" w:cs="Calibri"/>
+          <w:noProof w:val="0"/>
+          <w:color w:val="000000" w:themeColor="text1" w:themeTint="FF" w:themeShade="FF"/>
+          <w:sz w:val="20"/>
+          <w:szCs w:val="20"/>
+          <w:lang w:val="en-US"/>
+        </w:rPr>
+        <w:t>Russia</w:t>
+      </w:r>
+      <w:r>
+        <w:rPr>
+          <w:rFonts w:ascii="Calibri" w:hAnsi="Calibri" w:eastAsia="Calibri" w:cs="Calibri"/>
+          <w:noProof w:val="0"/>
+          <w:color w:val="000000" w:themeColor="text1" w:themeTint="FF" w:themeShade="FF"/>
+          <w:sz w:val="20"/>
+          <w:szCs w:val="20"/>
+          <w:lang w:val="en-US"/>
+        </w:rPr>
+        <w:t xml:space="preserve"> </w:t>
+      </w:r>
+      <w:r>
+        <w:rPr>
+          <w:rFonts w:ascii="Calibri" w:hAnsi="Calibri" w:eastAsia="Calibri" w:cs="Calibri"/>
+          <w:b w:val="1"/>
+          <w:bCs w:val="1"/>
+          <w:noProof w:val="0"/>
+          <w:color w:val="000000" w:themeColor="text1" w:themeTint="FF" w:themeShade="FF"/>
+          <w:sz w:val="20"/>
+          <w:szCs w:val="20"/>
+          <w:lang w:val="en-US"/>
+        </w:rPr>
+        <w:t>Software</w:t>
+      </w:r>
+      <w:r>
+        <w:rPr>
+          <w:rFonts w:ascii="Calibri" w:hAnsi="Calibri" w:eastAsia="Calibri" w:cs="Calibri"/>
+          <w:b w:val="1"/>
+          <w:bCs w:val="1"/>
+          <w:noProof w:val="0"/>
+          <w:color w:val="000000" w:themeColor="text1" w:themeTint="FF" w:themeShade="FF"/>
+          <w:sz w:val="20"/>
+          <w:szCs w:val="20"/>
+          <w:lang w:val="en-US"/>
+        </w:rPr>
+        <w:t xml:space="preserve"> Engineer</w:t>
+      </w:r>
+      <w:r>
+        <w:rPr>
+          <w:rFonts w:ascii="Calibri" w:hAnsi="Calibri" w:eastAsia="Calibri" w:cs="Calibri"/>
+          <w:noProof w:val="0"/>
+          <w:color w:val="000000" w:themeColor="text1" w:themeTint="FF" w:themeShade="FF"/>
+          <w:sz w:val="20"/>
+          <w:szCs w:val="20"/>
+          <w:lang w:val="en-US"/>
+        </w:rPr>
+        <w:t xml:space="preserve"> | 1998–200</w:t>
+      </w:r>
+      <w:r>
+        <w:rPr>
+          <w:rFonts w:ascii="Calibri" w:hAnsi="Calibri" w:eastAsia="Calibri" w:cs="Calibri"/>
+          <w:noProof w:val="0"/>
+          <w:color w:val="000000" w:themeColor="text1" w:themeTint="FF" w:themeShade="FF"/>
+          <w:sz w:val="20"/>
+          <w:szCs w:val="20"/>
+          <w:lang w:val="en-US"/>
+        </w:rPr>
+        <w:t>0</w:t>
+      </w:r>
+    </w:p>
+    <w:p>
+      <w:pPr>
+        <w:spacing w:after="0" w:afterAutospacing="off"/>
+        <w:ind w:left="144"/>
+        <w:rPr>
+          <w:rFonts w:ascii="Calibri" w:hAnsi="Calibri" w:eastAsia="Calibri" w:cs="Calibri"/>
+          <w:noProof w:val="0"/>
+          <w:color w:val="000000" w:themeColor="text1" w:themeTint="FF" w:themeShade="FF"/>
+          <w:sz w:val="18"/>
+          <w:szCs w:val="18"/>
+          <w:lang w:val="en-US"/>
+        </w:rPr>
+      </w:pPr>
+      <w:r>
+        <w:rPr>
+          <w:rFonts w:ascii="Calibri" w:hAnsi="Calibri" w:eastAsia="Calibri" w:cs="Calibri"/>
+          <w:noProof w:val="0"/>
+          <w:color w:val="000000" w:themeColor="text1" w:themeTint="FF" w:themeShade="FF"/>
+          <w:sz w:val="18"/>
+          <w:szCs w:val="18"/>
+          <w:lang w:val="en-US"/>
+        </w:rPr>
+        <w:t xml:space="preserve">- Developed high-traffic search, </w:t>
+      </w:r>
+      <w:r>
+        <w:rPr>
+          <w:rFonts w:ascii="Calibri" w:hAnsi="Calibri" w:eastAsia="Calibri" w:cs="Calibri"/>
+          <w:noProof w:val="0"/>
+          <w:color w:val="000000" w:themeColor="text1" w:themeTint="FF" w:themeShade="FF"/>
+          <w:sz w:val="18"/>
+          <w:szCs w:val="18"/>
+          <w:lang w:val="en-US"/>
+        </w:rPr>
+        <w:t xml:space="preserve">advertising </w:t>
+      </w:r>
+      <w:r>
+        <w:rPr>
+          <w:rFonts w:ascii="Calibri" w:hAnsi="Calibri" w:eastAsia="Calibri" w:cs="Calibri"/>
+          <w:noProof w:val="0"/>
+          <w:color w:val="000000" w:themeColor="text1" w:themeTint="FF" w:themeShade="FF"/>
+          <w:sz w:val="18"/>
+          <w:szCs w:val="18"/>
+          <w:lang w:val="en-US"/>
+        </w:rPr>
+        <w:t xml:space="preserve">network and </w:t>
+      </w:r>
+      <w:r>
+        <w:rPr>
+          <w:rFonts w:ascii="Calibri" w:hAnsi="Calibri" w:eastAsia="Calibri" w:cs="Calibri"/>
+          <w:noProof w:val="0"/>
+          <w:color w:val="000000" w:themeColor="text1" w:themeTint="FF" w:themeShade="FF"/>
+          <w:sz w:val="18"/>
+          <w:szCs w:val="18"/>
+          <w:lang w:val="en-US"/>
+        </w:rPr>
+        <w:t>web applications</w:t>
+      </w:r>
+      <w:r>
+        <w:rPr>
+          <w:rFonts w:ascii="Calibri" w:hAnsi="Calibri" w:eastAsia="Calibri" w:cs="Calibri"/>
+          <w:noProof w:val="0"/>
+          <w:color w:val="000000" w:themeColor="text1" w:themeTint="FF" w:themeShade="FF"/>
+          <w:sz w:val="18"/>
+          <w:szCs w:val="18"/>
+          <w:lang w:val="en-US"/>
+        </w:rPr>
+        <w:t xml:space="preserve"> using </w:t>
+      </w:r>
+      <w:r>
+        <w:rPr>
+          <w:rFonts w:ascii="Calibri" w:hAnsi="Calibri" w:eastAsia="Calibri" w:cs="Calibri"/>
+          <w:noProof w:val="0"/>
+          <w:color w:val="000000" w:themeColor="text1" w:themeTint="FF" w:themeShade="FF"/>
+          <w:sz w:val="18"/>
+          <w:szCs w:val="18"/>
+          <w:lang w:val="en-US"/>
+        </w:rPr>
+        <w:t>C++ and Perl, optimizing performance for large-scale systems.</w:t>
+      </w:r>
+    </w:p>
+    <w:p>
+      <w:pPr>
+        <w:pStyle w:val="Normal"/>
+        <w:spacing w:after="0" w:afterAutospacing="off"/>
+        <w:ind/>
+        <w:rPr>
+          <w:rFonts w:ascii="Calibri" w:hAnsi="Calibri" w:eastAsia="Calibri" w:cs="Calibri"/>
+          <w:noProof w:val="0"/>
+          <w:lang w:val="en-US"/>
+        </w:rPr>
+      </w:pPr>
+    </w:p>
+    <w:p>
+      <w:pPr>
+        <w:pStyle w:val="Normal"/>
+        <w:spacing w:after="0" w:afterAutospacing="off"/>
+        <w:ind w:left="0"/>
+        <w:rPr>
+          <w:rFonts w:ascii="Calibri" w:hAnsi="Calibri" w:eastAsia="Calibri" w:cs="Calibri"/>
           <w:b w:val="0"/>
           <w:bCs w:val="0"/>
-          <w:noProof w:val="0"/>
-          <w:sz w:val="18"/>
-          <w:szCs w:val="18"/>
-          <w:lang w:val="en-US"/>
-        </w:rPr>
-      </w:pPr>
-      <w:r>
-        <w:rPr>
-          <w:rFonts w:ascii="Calibri" w:hAnsi="Calibri" w:eastAsia="Calibri" w:cs="Calibri"/>
-          <w:b w:val="0"/>
-          <w:bCs w:val="0"/>
-          <w:noProof w:val="0"/>
-          <w:sz w:val="18"/>
-          <w:szCs w:val="18"/>
-          <w:lang w:val="en-US"/>
-        </w:rPr>
-        <w:t xml:space="preserve">- </w:t>
-      </w:r>
-      <w:r>
-        <w:rPr>
-          <w:rFonts w:ascii="Calibri" w:hAnsi="Calibri" w:eastAsia="Calibri" w:cs="Calibri"/>
-          <w:b w:val="0"/>
-          <w:bCs w:val="0"/>
-          <w:noProof w:val="0"/>
-          <w:sz w:val="18"/>
-          <w:szCs w:val="18"/>
-          <w:lang w:val="en-US"/>
-        </w:rPr>
-        <w:t>Drove AI and Cloud Innovation</w:t>
-      </w:r>
-      <w:r>
-        <w:rPr>
-          <w:rFonts w:ascii="Calibri" w:hAnsi="Calibri" w:eastAsia="Calibri" w:cs="Calibri"/>
-          <w:b w:val="0"/>
-          <w:bCs w:val="0"/>
-          <w:noProof w:val="0"/>
-          <w:sz w:val="18"/>
-          <w:szCs w:val="18"/>
-          <w:lang w:val="en-US"/>
-        </w:rPr>
-        <w:t>: Designed transformer-based LLMs for edge inference using ONNX Runtime for anomaly detection and agentic features, integrated RAG-based chatbots with legacy systems via REST and MCP protocols (reducing support calls by 15%), and led cloud-native and AI initiatives, reporting to CTO/VP.</w:t>
-      </w:r>
-    </w:p>
-    <w:p>
-      <w:pPr>
-        <w:pStyle w:val="Normal"/>
-        <w:spacing w:before="0" w:beforeAutospacing="off" w:after="0" w:afterAutospacing="off"/>
-        <w:ind w:left="144"/>
-        <w:rPr>
-          <w:rFonts w:ascii="Calibri" w:hAnsi="Calibri" w:eastAsia="Calibri" w:cs="Calibri"/>
-          <w:b w:val="0"/>
-          <w:bCs w:val="0"/>
-          <w:noProof w:val="0"/>
-          <w:sz w:val="18"/>
-          <w:szCs w:val="18"/>
-          <w:lang w:val="en-US"/>
-        </w:rPr>
-      </w:pPr>
-      <w:r>
-        <w:rPr>
-          <w:rFonts w:ascii="Calibri" w:hAnsi="Calibri" w:eastAsia="Calibri" w:cs="Calibri"/>
-          <w:b w:val="0"/>
-          <w:bCs w:val="0"/>
-          <w:noProof w:val="0"/>
-          <w:sz w:val="18"/>
-          <w:szCs w:val="18"/>
-          <w:lang w:val="en-US"/>
-        </w:rPr>
-        <w:t xml:space="preserve">- </w:t>
-      </w:r>
-      <w:r>
-        <w:rPr>
-          <w:rFonts w:ascii="Calibri" w:hAnsi="Calibri" w:eastAsia="Calibri" w:cs="Calibri"/>
-          <w:b w:val="0"/>
-          <w:bCs w:val="0"/>
-          <w:noProof w:val="0"/>
-          <w:sz w:val="18"/>
-          <w:szCs w:val="18"/>
-          <w:lang w:val="en-US"/>
-        </w:rPr>
-        <w:t>Developed and Deployed Advanced Features</w:t>
-      </w:r>
-      <w:r>
-        <w:rPr>
-          <w:rFonts w:ascii="Calibri" w:hAnsi="Calibri" w:eastAsia="Calibri" w:cs="Calibri"/>
-          <w:b w:val="0"/>
-          <w:bCs w:val="0"/>
-          <w:noProof w:val="0"/>
-          <w:sz w:val="18"/>
-          <w:szCs w:val="18"/>
-          <w:lang w:val="en-US"/>
-        </w:rPr>
-        <w:t>: Architected and coded high-availability replication, data deduplication, and agentless protection features for AWS/Azure workloads using C++ and Go, while training and deploying various ML models with scalable pipelines and feature engineering.</w:t>
-      </w:r>
-    </w:p>
-    <w:p>
-      <w:pPr>
-        <w:pStyle w:val="Normal"/>
-        <w:spacing w:before="0" w:beforeAutospacing="off" w:after="0" w:afterAutospacing="off"/>
-        <w:ind w:left="144"/>
-        <w:rPr>
-          <w:rFonts w:ascii="Calibri" w:hAnsi="Calibri" w:eastAsia="Calibri" w:cs="Calibri"/>
-          <w:b w:val="0"/>
-          <w:bCs w:val="0"/>
-          <w:noProof w:val="0"/>
-          <w:sz w:val="18"/>
-          <w:szCs w:val="18"/>
-          <w:lang w:val="en-US"/>
-        </w:rPr>
-      </w:pPr>
-      <w:r>
-        <w:rPr>
-          <w:rFonts w:ascii="Calibri" w:hAnsi="Calibri" w:eastAsia="Calibri" w:cs="Calibri"/>
-          <w:b w:val="0"/>
-          <w:bCs w:val="0"/>
-          <w:noProof w:val="0"/>
-          <w:sz w:val="18"/>
-          <w:szCs w:val="18"/>
-          <w:lang w:val="en-US"/>
-        </w:rPr>
-        <w:t xml:space="preserve">- </w:t>
-      </w:r>
-      <w:r>
-        <w:rPr>
-          <w:rFonts w:ascii="Calibri" w:hAnsi="Calibri" w:eastAsia="Calibri" w:cs="Calibri"/>
-          <w:b w:val="0"/>
-          <w:bCs w:val="0"/>
-          <w:noProof w:val="0"/>
-          <w:sz w:val="18"/>
-          <w:szCs w:val="18"/>
-          <w:lang w:val="en-US"/>
-        </w:rPr>
-        <w:t>Accelerated Delivery and Innovation</w:t>
-      </w:r>
-      <w:r>
-        <w:rPr>
-          <w:rFonts w:ascii="Calibri" w:hAnsi="Calibri" w:eastAsia="Calibri" w:cs="Calibri"/>
-          <w:b w:val="0"/>
-          <w:bCs w:val="0"/>
-          <w:noProof w:val="0"/>
-          <w:sz w:val="18"/>
-          <w:szCs w:val="18"/>
-          <w:lang w:val="en-US"/>
-        </w:rPr>
-        <w:t>: Reduced delivery cycles by 40% through agile practices and hands-on coding for a Linux-based storage solution, enabling a 6-month early launch, and won 3+ internal hackathons for AI/infrastructure prototypes, accelerating M&amp;A and innovation pipelines.</w:t>
-      </w:r>
-    </w:p>
-    <w:p>
-      <w:pPr>
-        <w:pStyle w:val="Normal"/>
-        <w:spacing w:before="0" w:beforeAutospacing="off" w:after="0" w:afterAutospacing="off"/>
-        <w:rPr>
-          <w:rFonts w:ascii="Calibri" w:hAnsi="Calibri" w:eastAsia="Calibri" w:cs="Calibri"/>
-          <w:b w:val="0"/>
-          <w:bCs w:val="0"/>
+          <w:i w:val="0"/>
+          <w:iCs w:val="0"/>
+          <w:noProof w:val="0"/>
           <w:sz w:val="20"/>
           <w:szCs w:val="20"/>
-        </w:rPr>
-      </w:pPr>
-    </w:p>
-    <w:p>
-      <w:pPr>
-        <w:spacing w:after="0" w:afterAutospacing="off"/>
-        <w:rPr>
-          <w:rFonts w:ascii="Calibri" w:hAnsi="Calibri" w:eastAsia="Calibri" w:cs="Calibri"/>
-          <w:noProof w:val="0"/>
-          <w:color w:val="000000" w:themeColor="text1" w:themeTint="FF" w:themeShade="FF"/>
-          <w:sz w:val="20"/>
-          <w:szCs w:val="20"/>
           <w:lang w:val="en-US"/>
         </w:rPr>
       </w:pPr>
@@ -874,530 +3824,24 @@
           <w:rFonts w:ascii="Calibri" w:hAnsi="Calibri" w:eastAsia="Calibri" w:cs="Calibri"/>
           <w:b w:val="1"/>
           <w:bCs w:val="1"/>
-          <w:noProof w:val="0"/>
-          <w:color w:val="000000" w:themeColor="text1" w:themeTint="FF" w:themeShade="FF"/>
-          <w:sz w:val="21"/>
-          <w:szCs w:val="21"/>
-          <w:lang w:val="en-US"/>
-        </w:rPr>
-        <w:t>CA Technologies (formerly Computer Associates)</w:t>
-      </w:r>
-      <w:r>
-        <w:rPr>
-          <w:rFonts w:ascii="Calibri" w:hAnsi="Calibri" w:eastAsia="Calibri" w:cs="Calibri"/>
-          <w:noProof w:val="0"/>
-          <w:color w:val="000000" w:themeColor="text1" w:themeTint="FF" w:themeShade="FF"/>
-          <w:sz w:val="21"/>
-          <w:szCs w:val="21"/>
-          <w:lang w:val="en-US"/>
-        </w:rPr>
-        <w:t xml:space="preserve"> — Greater Boston, MA</w:t>
-      </w:r>
-      <w:r>
-        <w:br/>
+        </w:rPr>
+        <w:t>Open-Source Projects</w:t>
       </w:r>
       <w:r>
         <w:rPr>
           <w:rFonts w:ascii="Calibri" w:hAnsi="Calibri" w:eastAsia="Calibri" w:cs="Calibri"/>
           <w:b w:val="1"/>
           <w:bCs w:val="1"/>
-          <w:noProof w:val="0"/>
-          <w:color w:val="000000" w:themeColor="text1" w:themeTint="FF" w:themeShade="FF"/>
-          <w:sz w:val="20"/>
-          <w:szCs w:val="20"/>
-          <w:lang w:val="en-US"/>
-        </w:rPr>
-        <w:t>Principal Engineer</w:t>
-      </w:r>
-      <w:r>
-        <w:rPr>
-          <w:rFonts w:ascii="Calibri" w:hAnsi="Calibri" w:eastAsia="Calibri" w:cs="Calibri"/>
-          <w:noProof w:val="0"/>
-          <w:color w:val="000000" w:themeColor="text1" w:themeTint="FF" w:themeShade="FF"/>
-          <w:sz w:val="20"/>
-          <w:szCs w:val="20"/>
-          <w:lang w:val="en-US"/>
-        </w:rPr>
-        <w:t xml:space="preserve"> | 2006–2014</w:t>
-      </w:r>
-    </w:p>
-    <w:p>
-      <w:pPr>
-        <w:pStyle w:val="Normal"/>
-        <w:spacing w:before="0" w:beforeAutospacing="off" w:after="0" w:afterAutospacing="off"/>
-        <w:ind w:left="144"/>
-        <w:rPr>
-          <w:rFonts w:ascii="Calibri" w:hAnsi="Calibri" w:eastAsia="Calibri" w:cs="Calibri"/>
-          <w:noProof w:val="0"/>
-          <w:color w:val="000000" w:themeColor="text1" w:themeTint="FF" w:themeShade="FF"/>
-          <w:sz w:val="18"/>
-          <w:szCs w:val="18"/>
-          <w:lang w:val="en-US"/>
-        </w:rPr>
-      </w:pPr>
-      <w:r>
-        <w:rPr>
-          <w:rFonts w:ascii="Calibri" w:hAnsi="Calibri" w:eastAsia="Calibri" w:cs="Calibri"/>
-          <w:noProof w:val="0"/>
-          <w:color w:val="000000" w:themeColor="text1" w:themeTint="FF" w:themeShade="FF"/>
-          <w:sz w:val="18"/>
-          <w:szCs w:val="18"/>
-          <w:lang w:val="en-US"/>
-        </w:rPr>
-        <w:t>- Led post-acquisition integration of XOsoft’s replication technologies into CA’s enterprise portfolio.</w:t>
-      </w:r>
-    </w:p>
-    <w:p>
-      <w:pPr>
-        <w:pStyle w:val="Normal"/>
-        <w:spacing w:before="0" w:beforeAutospacing="off" w:after="0" w:afterAutospacing="off"/>
-        <w:ind w:left="144"/>
-        <w:rPr>
-          <w:rFonts w:ascii="Calibri" w:hAnsi="Calibri" w:eastAsia="Calibri" w:cs="Calibri"/>
-          <w:noProof w:val="0"/>
-          <w:color w:val="000000" w:themeColor="text1" w:themeTint="FF" w:themeShade="FF"/>
-          <w:sz w:val="18"/>
-          <w:szCs w:val="18"/>
-          <w:lang w:val="en-US"/>
-        </w:rPr>
-      </w:pPr>
-      <w:r>
-        <w:rPr>
-          <w:rFonts w:ascii="Calibri" w:hAnsi="Calibri" w:eastAsia="Calibri" w:cs="Calibri"/>
-          <w:noProof w:val="0"/>
-          <w:color w:val="000000" w:themeColor="text1" w:themeTint="FF" w:themeShade="FF"/>
-          <w:sz w:val="18"/>
-          <w:szCs w:val="18"/>
-          <w:lang w:val="en-US"/>
-        </w:rPr>
-        <w:t>- Designed and developed high-availability replication, deduplication, and backup features using C/C++ for Windows and Linux.</w:t>
-      </w:r>
-    </w:p>
-    <w:p>
-      <w:pPr>
-        <w:pStyle w:val="Normal"/>
-        <w:spacing w:before="0" w:beforeAutospacing="off" w:after="0" w:afterAutospacing="off"/>
-        <w:ind w:left="144"/>
-        <w:rPr>
-          <w:rFonts w:ascii="Calibri" w:hAnsi="Calibri" w:eastAsia="Calibri" w:cs="Calibri"/>
-          <w:noProof w:val="0"/>
-          <w:color w:val="000000" w:themeColor="text1" w:themeTint="FF" w:themeShade="FF"/>
-          <w:sz w:val="18"/>
-          <w:szCs w:val="18"/>
-          <w:lang w:val="en-US"/>
-        </w:rPr>
-      </w:pPr>
-      <w:r>
-        <w:rPr>
-          <w:rFonts w:ascii="Calibri" w:hAnsi="Calibri" w:eastAsia="Calibri" w:cs="Calibri"/>
-          <w:noProof w:val="0"/>
-          <w:color w:val="000000" w:themeColor="text1" w:themeTint="FF" w:themeShade="FF"/>
-          <w:sz w:val="18"/>
-          <w:szCs w:val="18"/>
-          <w:lang w:val="en-US"/>
-        </w:rPr>
-        <w:t>- Built a Unix/Linux build automation framework with web UI, reducing manual labor by 50%.</w:t>
-      </w:r>
-    </w:p>
-    <w:p>
-      <w:pPr>
-        <w:pStyle w:val="Normal"/>
-        <w:spacing w:after="0" w:afterAutospacing="off"/>
-        <w:rPr>
-          <w:rFonts w:ascii="Calibri" w:hAnsi="Calibri" w:eastAsia="Calibri" w:cs="Calibri"/>
-          <w:sz w:val="20"/>
-          <w:szCs w:val="20"/>
-        </w:rPr>
-      </w:pPr>
-    </w:p>
-    <w:p>
-      <w:pPr>
-        <w:spacing w:after="0" w:afterAutospacing="off"/>
-        <w:rPr>
-          <w:rFonts w:ascii="Calibri" w:hAnsi="Calibri" w:eastAsia="Calibri" w:cs="Calibri"/>
-          <w:noProof w:val="0"/>
-          <w:color w:val="000000" w:themeColor="text1" w:themeTint="FF" w:themeShade="FF"/>
-          <w:sz w:val="20"/>
-          <w:szCs w:val="20"/>
-          <w:lang w:val="en-US"/>
-        </w:rPr>
-      </w:pPr>
+        </w:rPr>
+        <w:t>/POCs</w:t>
+      </w:r>
       <w:r>
         <w:rPr>
           <w:rFonts w:ascii="Calibri" w:hAnsi="Calibri" w:eastAsia="Calibri" w:cs="Calibri"/>
           <w:b w:val="1"/>
           <w:bCs w:val="1"/>
-          <w:noProof w:val="0"/>
-          <w:color w:val="000000" w:themeColor="text1" w:themeTint="FF" w:themeShade="FF"/>
-          <w:sz w:val="21"/>
-          <w:szCs w:val="21"/>
-          <w:lang w:val="en-US"/>
-        </w:rPr>
-        <w:t>XOsoft</w:t>
-      </w:r>
-      <w:r>
-        <w:rPr>
-          <w:rFonts w:ascii="Calibri" w:hAnsi="Calibri" w:eastAsia="Calibri" w:cs="Calibri"/>
-          <w:noProof w:val="0"/>
-          <w:color w:val="000000" w:themeColor="text1" w:themeTint="FF" w:themeShade="FF"/>
-          <w:sz w:val="21"/>
-          <w:szCs w:val="21"/>
-          <w:lang w:val="en-US"/>
-        </w:rPr>
-        <w:t xml:space="preserve"> </w:t>
-      </w:r>
-      <w:r>
-        <w:rPr>
-          <w:rFonts w:ascii="Calibri" w:hAnsi="Calibri" w:eastAsia="Calibri" w:cs="Calibri"/>
-          <w:i w:val="1"/>
-          <w:iCs w:val="1"/>
-          <w:noProof w:val="0"/>
-          <w:color w:val="000000" w:themeColor="text1" w:themeTint="FF" w:themeShade="FF"/>
-          <w:sz w:val="21"/>
-          <w:szCs w:val="21"/>
-          <w:lang w:val="en-US"/>
-        </w:rPr>
-        <w:t>(Acquired by CA Technologies in 2006)</w:t>
-      </w:r>
-      <w:r>
-        <w:rPr>
-          <w:rFonts w:ascii="Calibri" w:hAnsi="Calibri" w:eastAsia="Calibri" w:cs="Calibri"/>
-          <w:noProof w:val="0"/>
-          <w:color w:val="000000" w:themeColor="text1" w:themeTint="FF" w:themeShade="FF"/>
-          <w:sz w:val="21"/>
-          <w:szCs w:val="21"/>
-          <w:lang w:val="en-US"/>
-        </w:rPr>
-        <w:t xml:space="preserve"> — </w:t>
-      </w:r>
-      <w:r>
-        <w:rPr>
-          <w:rFonts w:ascii="Calibri" w:hAnsi="Calibri" w:eastAsia="Calibri" w:cs="Calibri"/>
-          <w:noProof w:val="0"/>
-          <w:color w:val="000000" w:themeColor="text1" w:themeTint="FF" w:themeShade="FF"/>
-          <w:sz w:val="21"/>
-          <w:szCs w:val="21"/>
-          <w:lang w:val="en-US"/>
-        </w:rPr>
-        <w:t>Israel</w:t>
-      </w:r>
-      <w:r>
-        <w:br/>
-      </w:r>
-      <w:r>
-        <w:rPr>
-          <w:rFonts w:ascii="Calibri" w:hAnsi="Calibri" w:eastAsia="Calibri" w:cs="Calibri"/>
-          <w:b w:val="1"/>
-          <w:bCs w:val="1"/>
-          <w:noProof w:val="0"/>
-          <w:color w:val="000000" w:themeColor="text1" w:themeTint="FF" w:themeShade="FF"/>
-          <w:sz w:val="20"/>
-          <w:szCs w:val="20"/>
-          <w:lang w:val="en-US"/>
-        </w:rPr>
-        <w:t>Lead Software Engineer</w:t>
-      </w:r>
-      <w:r>
-        <w:rPr>
-          <w:rFonts w:ascii="Calibri" w:hAnsi="Calibri" w:eastAsia="Calibri" w:cs="Calibri"/>
-          <w:noProof w:val="0"/>
-          <w:color w:val="000000" w:themeColor="text1" w:themeTint="FF" w:themeShade="FF"/>
-          <w:sz w:val="20"/>
-          <w:szCs w:val="20"/>
-          <w:lang w:val="en-US"/>
-        </w:rPr>
-        <w:t xml:space="preserve"> | 2000–2006</w:t>
-      </w:r>
-    </w:p>
-    <w:p>
-      <w:pPr>
-        <w:pStyle w:val="Normal"/>
-        <w:spacing w:before="0" w:beforeAutospacing="off" w:after="0" w:afterAutospacing="off"/>
-        <w:ind w:left="144"/>
-        <w:rPr>
-          <w:rFonts w:ascii="Calibri" w:hAnsi="Calibri" w:eastAsia="Calibri" w:cs="Calibri"/>
-          <w:noProof w:val="0"/>
-          <w:color w:val="000000" w:themeColor="text1" w:themeTint="FF" w:themeShade="FF"/>
-          <w:sz w:val="18"/>
-          <w:szCs w:val="18"/>
-          <w:lang w:val="en-US"/>
-        </w:rPr>
-      </w:pPr>
-      <w:r>
-        <w:rPr>
-          <w:rFonts w:ascii="Calibri" w:hAnsi="Calibri" w:eastAsia="Calibri" w:cs="Calibri"/>
-          <w:noProof w:val="0"/>
-          <w:color w:val="000000" w:themeColor="text1" w:themeTint="FF" w:themeShade="FF"/>
-          <w:sz w:val="18"/>
-          <w:szCs w:val="18"/>
-          <w:lang w:val="en-US"/>
-        </w:rPr>
-        <w:t>-</w:t>
-      </w:r>
-      <w:r>
-        <w:rPr>
-          <w:rFonts w:ascii="Calibri" w:hAnsi="Calibri" w:eastAsia="Calibri" w:cs="Calibri"/>
-          <w:noProof w:val="0"/>
-          <w:color w:val="000000" w:themeColor="text1" w:themeTint="FF" w:themeShade="FF"/>
-          <w:sz w:val="18"/>
-          <w:szCs w:val="18"/>
-          <w:lang w:val="en-US"/>
-        </w:rPr>
-        <w:t xml:space="preserve"> </w:t>
-      </w:r>
-      <w:r>
-        <w:rPr>
-          <w:rFonts w:ascii="Calibri" w:hAnsi="Calibri" w:eastAsia="Calibri" w:cs="Calibri"/>
-          <w:noProof w:val="0"/>
-          <w:color w:val="000000" w:themeColor="text1" w:themeTint="FF" w:themeShade="FF"/>
-          <w:sz w:val="18"/>
-          <w:szCs w:val="18"/>
-          <w:lang w:val="en-US"/>
-        </w:rPr>
-        <w:t>Designed and developed CDN components, including network management and monitoring tools, and high-traffic HTTP/FTP caching proxies, along with replication solutions.</w:t>
-      </w:r>
-    </w:p>
-    <w:p>
-      <w:pPr>
-        <w:pStyle w:val="Normal"/>
-        <w:spacing w:before="0" w:beforeAutospacing="off" w:after="0" w:afterAutospacing="off"/>
-        <w:ind w:left="144"/>
-        <w:rPr>
-          <w:rFonts w:ascii="Calibri" w:hAnsi="Calibri" w:eastAsia="Calibri" w:cs="Calibri"/>
-          <w:noProof w:val="0"/>
-          <w:color w:val="000000" w:themeColor="text1" w:themeTint="FF" w:themeShade="FF"/>
-          <w:sz w:val="18"/>
-          <w:szCs w:val="18"/>
-          <w:lang w:val="en-US"/>
-        </w:rPr>
-      </w:pPr>
-      <w:r>
-        <w:rPr>
-          <w:rFonts w:ascii="Calibri" w:hAnsi="Calibri" w:eastAsia="Calibri" w:cs="Calibri"/>
-          <w:noProof w:val="0"/>
-          <w:color w:val="000000" w:themeColor="text1" w:themeTint="FF" w:themeShade="FF"/>
-          <w:sz w:val="18"/>
-          <w:szCs w:val="18"/>
-          <w:lang w:val="en-US"/>
-        </w:rPr>
-        <w:t>- Led the development of kernel-mode drivers and file system modules in C/C++, improving system performance and reliability.</w:t>
-      </w:r>
-    </w:p>
-    <w:p>
-      <w:pPr>
-        <w:pStyle w:val="Normal"/>
-        <w:spacing w:before="0" w:beforeAutospacing="off" w:after="0" w:afterAutospacing="off"/>
-        <w:ind w:left="0"/>
-        <w:rPr>
-          <w:rFonts w:ascii="Calibri" w:hAnsi="Calibri" w:eastAsia="Calibri" w:cs="Calibri"/>
-          <w:noProof w:val="0"/>
-          <w:color w:val="000000" w:themeColor="text1" w:themeTint="FF" w:themeShade="FF"/>
-          <w:sz w:val="20"/>
-          <w:szCs w:val="20"/>
-          <w:lang w:val="en-US"/>
-        </w:rPr>
-      </w:pPr>
-    </w:p>
-    <w:p>
-      <w:pPr>
-        <w:spacing w:after="0" w:afterAutospacing="off"/>
-        <w:rPr>
-          <w:rFonts w:ascii="Calibri" w:hAnsi="Calibri" w:eastAsia="Calibri" w:cs="Calibri"/>
-          <w:noProof w:val="0"/>
-          <w:color w:val="000000" w:themeColor="text1" w:themeTint="FF" w:themeShade="FF"/>
-          <w:sz w:val="20"/>
-          <w:szCs w:val="20"/>
-          <w:lang w:val="en-US"/>
-        </w:rPr>
-      </w:pPr>
-      <w:r>
-        <w:rPr>
-          <w:rFonts w:ascii="Calibri" w:hAnsi="Calibri" w:eastAsia="Calibri" w:cs="Calibri"/>
-          <w:b w:val="1"/>
-          <w:bCs w:val="1"/>
-          <w:noProof w:val="0"/>
-          <w:color w:val="000000" w:themeColor="text1" w:themeTint="FF" w:themeShade="FF"/>
-          <w:sz w:val="20"/>
-          <w:szCs w:val="20"/>
-          <w:lang w:val="en-US"/>
-        </w:rPr>
-        <w:t>Yandex</w:t>
-      </w:r>
-      <w:r>
-        <w:rPr>
-          <w:rFonts w:ascii="Calibri" w:hAnsi="Calibri" w:eastAsia="Calibri" w:cs="Calibri"/>
-          <w:noProof w:val="0"/>
-          <w:color w:val="000000" w:themeColor="text1" w:themeTint="FF" w:themeShade="FF"/>
-          <w:sz w:val="20"/>
-          <w:szCs w:val="20"/>
-          <w:lang w:val="en-US"/>
-        </w:rPr>
-        <w:t xml:space="preserve"> — Moscow, Russia</w:t>
-      </w:r>
-      <w:r>
-        <w:br/>
-      </w:r>
-      <w:r>
-        <w:rPr>
-          <w:rFonts w:ascii="Calibri" w:hAnsi="Calibri" w:eastAsia="Calibri" w:cs="Calibri"/>
-          <w:b w:val="1"/>
-          <w:bCs w:val="1"/>
-          <w:noProof w:val="0"/>
-          <w:color w:val="000000" w:themeColor="text1" w:themeTint="FF" w:themeShade="FF"/>
-          <w:sz w:val="20"/>
-          <w:szCs w:val="20"/>
-          <w:lang w:val="en-US"/>
-        </w:rPr>
-        <w:t>Software Engineer</w:t>
-      </w:r>
-      <w:r>
-        <w:rPr>
-          <w:rFonts w:ascii="Calibri" w:hAnsi="Calibri" w:eastAsia="Calibri" w:cs="Calibri"/>
-          <w:noProof w:val="0"/>
-          <w:color w:val="000000" w:themeColor="text1" w:themeTint="FF" w:themeShade="FF"/>
-          <w:sz w:val="20"/>
-          <w:szCs w:val="20"/>
-          <w:lang w:val="en-US"/>
-        </w:rPr>
-        <w:t xml:space="preserve"> | 1998–200</w:t>
-      </w:r>
-      <w:r>
-        <w:rPr>
-          <w:rFonts w:ascii="Calibri" w:hAnsi="Calibri" w:eastAsia="Calibri" w:cs="Calibri"/>
-          <w:noProof w:val="0"/>
-          <w:color w:val="000000" w:themeColor="text1" w:themeTint="FF" w:themeShade="FF"/>
-          <w:sz w:val="20"/>
-          <w:szCs w:val="20"/>
-          <w:lang w:val="en-US"/>
-        </w:rPr>
-        <w:t>0</w:t>
-      </w:r>
-    </w:p>
-    <w:p>
-      <w:pPr>
-        <w:spacing w:after="0" w:afterAutospacing="off"/>
-        <w:ind w:left="144"/>
-        <w:rPr>
-          <w:rFonts w:ascii="Calibri" w:hAnsi="Calibri" w:eastAsia="Calibri" w:cs="Calibri"/>
-          <w:noProof w:val="0"/>
-          <w:color w:val="000000" w:themeColor="text1" w:themeTint="FF" w:themeShade="FF"/>
-          <w:sz w:val="18"/>
-          <w:szCs w:val="18"/>
-          <w:lang w:val="en-US"/>
-        </w:rPr>
-      </w:pPr>
-      <w:r>
-        <w:rPr>
-          <w:rFonts w:ascii="Calibri" w:hAnsi="Calibri" w:eastAsia="Calibri" w:cs="Calibri"/>
-          <w:noProof w:val="0"/>
-          <w:color w:val="000000" w:themeColor="text1" w:themeTint="FF" w:themeShade="FF"/>
-          <w:sz w:val="18"/>
-          <w:szCs w:val="18"/>
-          <w:lang w:val="en-US"/>
-        </w:rPr>
-        <w:t xml:space="preserve">- Developed high-traffic search, </w:t>
-      </w:r>
-      <w:r>
-        <w:rPr>
-          <w:rFonts w:ascii="Calibri" w:hAnsi="Calibri" w:eastAsia="Calibri" w:cs="Calibri"/>
-          <w:noProof w:val="0"/>
-          <w:color w:val="000000" w:themeColor="text1" w:themeTint="FF" w:themeShade="FF"/>
-          <w:sz w:val="18"/>
-          <w:szCs w:val="18"/>
-          <w:lang w:val="en-US"/>
-        </w:rPr>
-        <w:t xml:space="preserve">advertising </w:t>
-      </w:r>
-      <w:r>
-        <w:rPr>
-          <w:rFonts w:ascii="Calibri" w:hAnsi="Calibri" w:eastAsia="Calibri" w:cs="Calibri"/>
-          <w:noProof w:val="0"/>
-          <w:color w:val="000000" w:themeColor="text1" w:themeTint="FF" w:themeShade="FF"/>
-          <w:sz w:val="18"/>
-          <w:szCs w:val="18"/>
-          <w:lang w:val="en-US"/>
-        </w:rPr>
-        <w:t xml:space="preserve">network and </w:t>
-      </w:r>
-      <w:r>
-        <w:rPr>
-          <w:rFonts w:ascii="Calibri" w:hAnsi="Calibri" w:eastAsia="Calibri" w:cs="Calibri"/>
-          <w:noProof w:val="0"/>
-          <w:color w:val="000000" w:themeColor="text1" w:themeTint="FF" w:themeShade="FF"/>
-          <w:sz w:val="18"/>
-          <w:szCs w:val="18"/>
-          <w:lang w:val="en-US"/>
-        </w:rPr>
-        <w:t>web applications</w:t>
-      </w:r>
-      <w:r>
-        <w:rPr>
-          <w:rFonts w:ascii="Calibri" w:hAnsi="Calibri" w:eastAsia="Calibri" w:cs="Calibri"/>
-          <w:noProof w:val="0"/>
-          <w:color w:val="000000" w:themeColor="text1" w:themeTint="FF" w:themeShade="FF"/>
-          <w:sz w:val="18"/>
-          <w:szCs w:val="18"/>
-          <w:lang w:val="en-US"/>
-        </w:rPr>
-        <w:t xml:space="preserve"> using </w:t>
-      </w:r>
-      <w:r>
-        <w:rPr>
-          <w:rFonts w:ascii="Calibri" w:hAnsi="Calibri" w:eastAsia="Calibri" w:cs="Calibri"/>
-          <w:noProof w:val="0"/>
-          <w:color w:val="000000" w:themeColor="text1" w:themeTint="FF" w:themeShade="FF"/>
-          <w:sz w:val="18"/>
-          <w:szCs w:val="18"/>
-          <w:lang w:val="en-US"/>
-        </w:rPr>
-        <w:t>C++ and Perl, optimizing performance for large-scale systems.</w:t>
-      </w:r>
-    </w:p>
-    <w:p>
-      <w:pPr>
-        <w:pStyle w:val="Normal"/>
-        <w:spacing w:after="0" w:afterAutospacing="off"/>
-        <w:rPr>
-          <w:rFonts w:ascii="Calibri" w:hAnsi="Calibri" w:eastAsia="Calibri" w:cs="Calibri"/>
-          <w:noProof w:val="0"/>
-          <w:color w:val="000000" w:themeColor="text1" w:themeTint="FF" w:themeShade="FF"/>
-          <w:sz w:val="20"/>
-          <w:szCs w:val="20"/>
-          <w:lang w:val="en-US"/>
-        </w:rPr>
-      </w:pPr>
-    </w:p>
-    <w:p>
-      <w:pPr>
-        <w:pStyle w:val="Normal"/>
-        <w:spacing w:after="0" w:afterAutospacing="off"/>
-        <w:rPr>
-          <w:rFonts w:ascii="Calibri" w:hAnsi="Calibri" w:eastAsia="Calibri" w:cs="Calibri"/>
-          <w:b w:val="0"/>
-          <w:bCs w:val="0"/>
-          <w:i w:val="0"/>
-          <w:iCs w:val="0"/>
-          <w:noProof w:val="0"/>
-          <w:sz w:val="20"/>
-          <w:szCs w:val="20"/>
-          <w:lang w:val="en-US"/>
-        </w:rPr>
-      </w:pPr>
-      <w:r>
-        <w:rPr>
-          <w:rFonts w:ascii="Calibri" w:hAnsi="Calibri" w:eastAsia="Calibri" w:cs="Calibri"/>
-          <w:b w:val="1"/>
-          <w:bCs w:val="1"/>
-        </w:rPr>
-        <w:t>Open-Source Projects</w:t>
-      </w:r>
-      <w:r>
-        <w:rPr>
-          <w:rFonts w:ascii="Calibri" w:hAnsi="Calibri" w:eastAsia="Calibri" w:cs="Calibri"/>
-          <w:b w:val="1"/>
-          <w:bCs w:val="1"/>
-        </w:rPr>
-        <w:t>/POCs</w:t>
+        </w:rPr>
+        <w:t xml:space="preserve"> (examples) </w:t>
       </w:r>
     </w:p>
     <w:p>
@@ -1433,7 +3877,7 @@
         </w:rPr>
         <w:t xml:space="preserve">- </w:t>
       </w:r>
-      <w:hyperlink r:id="R5c6c8b8b8399467d">
+      <w:hyperlink r:id="R13007893dca941d2">
         <w:r>
           <w:rPr>
             <w:rStyle w:val="Hyperlink"/>
@@ -1494,7 +3938,7 @@
         </w:rPr>
         <w:t xml:space="preserve"> - </w:t>
       </w:r>
-      <w:hyperlink r:id="R670cfa514fc5426d">
+      <w:hyperlink r:id="R17207f7fc48642cf">
         <w:r>
           <w:rPr>
             <w:rStyle w:val="Hyperlink"/>
@@ -1563,7 +4007,7 @@
         </w:rPr>
         <w:t xml:space="preserve">- </w:t>
       </w:r>
-      <w:hyperlink r:id="Ra117be30de154dfe">
+      <w:hyperlink r:id="R60f174e5b6f74a99">
         <w:r>
           <w:rPr>
             <w:rStyle w:val="Hyperlink"/>
@@ -1624,7 +4068,7 @@
         </w:rPr>
         <w:t xml:space="preserve">- </w:t>
       </w:r>
-      <w:hyperlink r:id="Rb718696b2d644574">
+      <w:hyperlink r:id="R0868a815728f434a">
         <w:r>
           <w:rPr>
             <w:rStyle w:val="Hyperlink"/>
@@ -1660,7 +4104,7 @@
         </w:rPr>
         <w:t xml:space="preserve">- </w:t>
       </w:r>
-      <w:hyperlink r:id="Racd959e349f949b4">
+      <w:hyperlink r:id="Re17fd56a49a74d34">
         <w:r>
           <w:rPr>
             <w:rStyle w:val="Hyperlink"/>
@@ -1721,7 +4165,7 @@
         </w:rPr>
         <w:t xml:space="preserve">ust) - </w:t>
       </w:r>
-      <w:hyperlink r:id="Rdc4cc0ed0fe2461f">
+      <w:hyperlink r:id="R7da4ca90856b4b7c">
         <w:r>
           <w:rPr>
             <w:rStyle w:val="Hyperlink"/>
@@ -1740,6 +4184,63 @@
           <w:t>github.com/shvechkov/ufc</w:t>
         </w:r>
       </w:hyperlink>
+      <w:r>
+        <w:drawing>
+          <wp:anchor distT="0" distB="0" distL="114300" distR="114300" simplePos="0" relativeHeight="251658240" behindDoc="0" locked="0" layoutInCell="1" allowOverlap="1" wp14:editId="6B11710A" wp14:anchorId="2567C7DF">
+            <wp:simplePos x="0" y="0"/>
+            <wp:positionH relativeFrom="column">
+              <wp:posOffset>5695950</wp:posOffset>
+            </wp:positionH>
+            <wp:positionV relativeFrom="paragraph">
+              <wp:posOffset>57150</wp:posOffset>
+            </wp:positionV>
+            <wp:extent cx="910699" cy="1037283"/>
+            <wp:effectExtent l="0" t="0" r="0" b="0"/>
+            <wp:wrapNone/>
+            <wp:docPr id="158799551" name="drawing"/>
+            <wp:cNvGraphicFramePr>
+              <a:graphicFrameLocks noChangeAspect="1"/>
+            </wp:cNvGraphicFramePr>
+            <a:graphic>
+              <a:graphicData xmlns:a="http://schemas.openxmlformats.org/drawingml/2006/main" uri="http://schemas.openxmlformats.org/drawingml/2006/picture">
+                <pic:pic xmlns:pic="http://schemas.openxmlformats.org/drawingml/2006/picture">
+                  <pic:nvPicPr>
+                    <pic:cNvPr id="158799551" name=""/>
+                    <pic:cNvPicPr/>
+                  </pic:nvPicPr>
+                  <pic:blipFill>
+                    <a:blip xmlns:r="http://schemas.openxmlformats.org/officeDocument/2006/relationships" r:embed="rId1977497293">
+                      <a:extLst>
+                        <a:ext uri="{28A0092B-C50C-407E-A947-70E740481C1C}">
+                          <a14:useLocalDpi xmlns:a14="http://schemas.microsoft.com/office/drawing/2010/main"/>
+                        </a:ext>
+                      </a:extLst>
+                    </a:blip>
+                    <a:stretch>
+                      <a:fillRect/>
+                    </a:stretch>
+                  </pic:blipFill>
+                  <pic:spPr>
+                    <a:xfrm rot="0">
+                      <a:off x="0" y="0"/>
+                      <a:ext cx="910699" cy="1037283"/>
+                    </a:xfrm>
+                    <a:prstGeom prst="rect">
+                      <a:avLst/>
+                    </a:prstGeom>
+                  </pic:spPr>
+                </pic:pic>
+              </a:graphicData>
+            </a:graphic>
+            <wp14:sizeRelH relativeFrom="page">
+              <wp14:pctWidth>0</wp14:pctWidth>
+            </wp14:sizeRelH>
+            <wp14:sizeRelV relativeFrom="page">
+              <wp14:pctHeight>0</wp14:pctHeight>
+            </wp14:sizeRelV>
+          </wp:anchor>
+        </w:drawing>
+      </w:r>
     </w:p>
     <w:p>
       <w:pPr>
@@ -1802,19 +4303,8 @@
     <w:p>
       <w:pPr>
         <w:pStyle w:val="Normal"/>
-        <w:spacing w:after="0" w:afterAutospacing="off"/>
+        <w:spacing w:after="0" w:afterAutospacing="off" w:line="240" w:lineRule="auto"/>
         <w:ind w:left="144"/>
-        <w:rPr>
-          <w:rFonts w:ascii="Calibri" w:hAnsi="Calibri" w:eastAsia="Calibri" w:cs="Calibri"/>
-          <w:b w:val="0"/>
-          <w:bCs w:val="0"/>
-          <w:i w:val="0"/>
-          <w:iCs w:val="0"/>
-          <w:noProof w:val="0"/>
-          <w:sz w:val="18"/>
-          <w:szCs w:val="18"/>
-          <w:lang w:val="en-US"/>
-        </w:rPr>
       </w:pPr>
       <w:r>
         <w:rPr>
@@ -1867,7 +4357,7 @@
         </w:rPr>
         <w:t xml:space="preserve"> (</w:t>
       </w:r>
-      <w:hyperlink r:id="R826cf52158cd4c50">
+      <w:hyperlink r:id="Rcb491a9308c24c8f">
         <w:r>
           <w:rPr>
             <w:rStyle w:val="Hyperlink"/>
@@ -1917,7 +4407,7 @@
         </w:rPr>
         <w:t xml:space="preserve">Holder of multiple </w:t>
       </w:r>
-      <w:hyperlink r:id="R422cf6c64cc644f6">
+      <w:hyperlink r:id="R5da5f9eadfe34b3f">
         <w:r>
           <w:rPr>
             <w:rStyle w:val="Hyperlink"/>
@@ -1948,21 +4438,415 @@
           <w:szCs w:val="18"/>
           <w:lang w:val="en-US"/>
         </w:rPr>
-        <w:t xml:space="preserve"> in storage and infrastructure technologies</w:t>
+        <w:t xml:space="preserve"> in storage and infrastr</w:t>
+      </w:r>
+      <w:r>
+        <w:rPr>
+          <w:rFonts w:ascii="Calibri" w:hAnsi="Calibri" w:eastAsia="Calibri" w:cs="Calibri"/>
+          <w:b w:val="0"/>
+          <w:bCs w:val="0"/>
+          <w:i w:val="0"/>
+          <w:iCs w:val="0"/>
+          <w:noProof w:val="0"/>
+          <w:sz w:val="18"/>
+          <w:szCs w:val="18"/>
+          <w:lang w:val="en-US"/>
+        </w:rPr>
+        <w:t>ucture technologies</w:t>
       </w:r>
     </w:p>
     <w:sectPr>
       <w:pgSz w:w="12240" w:h="15840" w:orient="portrait"/>
-      <w:pgMar w:top="720" w:right="720" w:bottom="720" w:left="720" w:header="720" w:footer="720" w:gutter="0"/>
+      <w:pgMar w:top="0" w:right="720" w:bottom="0" w:left="720" w:header="720" w:footer="720" w:gutter="0"/>
       <w:cols w:space="720"/>
       <w:docGrid w:linePitch="360"/>
+      <w:headerReference w:type="default" r:id="R3a138bfb4b25471c"/>
+      <w:footerReference w:type="default" r:id="R0b89aedd326c427c"/>
     </w:sectPr>
   </w:body>
 </w:document>
 </file>
 
+<file path=word/footer.xml><?xml version="1.0" encoding="utf-8"?>
+<w:ftr xmlns:w14="http://schemas.microsoft.com/office/word/2010/wordml" xmlns:r="http://schemas.openxmlformats.org/officeDocument/2006/relationships" xmlns:w="http://schemas.openxmlformats.org/wordprocessingml/2006/main">
+  <w:tbl>
+    <w:tblPr>
+      <w:tblStyle w:val="TableNormal"/>
+      <w:bidiVisual w:val="0"/>
+      <w:tblW w:w="0" w:type="auto"/>
+      <w:tblLayout w:type="fixed"/>
+      <w:tblLook w:val="06A0" w:firstRow="1" w:lastRow="0" w:firstColumn="1" w:lastColumn="0" w:noHBand="1" w:noVBand="1"/>
+    </w:tblPr>
+    <w:tblGrid>
+      <w:gridCol w:w="10919"/>
+    </w:tblGrid>
+    <w:tr>
+      <w:trPr>
+        <w:trHeight w:val="300"/>
+      </w:trPr>
+      <w:tc>
+        <w:tcPr>
+          <w:tcW w:w="10919" w:type="dxa"/>
+          <w:tcMar/>
+        </w:tcPr>
+        <w:p>
+          <w:pPr>
+            <w:pStyle w:val="Header"/>
+            <w:ind w:left="-115"/>
+            <w:jc w:val="left"/>
+            <w:rPr>
+              <w:noProof w:val="0"/>
+              <w:lang w:val="en-US"/>
+            </w:rPr>
+          </w:pPr>
+          <w:r>
+            <w:rPr>
+              <w:rFonts w:ascii="Calibri" w:hAnsi="Calibri" w:eastAsia="Calibri" w:cs="Calibri"/>
+              <w:sz w:val="18"/>
+              <w:szCs w:val="18"/>
+            </w:rPr>
+            <w:t xml:space="preserve">Greater Boston, MA|+1(774)278-1743 |  </w:t>
+          </w:r>
+          <w:hyperlink r:id="R7cb85e872c1a4c1c">
+            <w:r>
+              <w:rPr>
+                <w:rStyle w:val="Hyperlink"/>
+                <w:rFonts w:ascii="Calibri" w:hAnsi="Calibri" w:eastAsia="Calibri" w:cs="Calibri"/>
+                <w:b w:val="0"/>
+                <w:bCs w:val="0"/>
+                <w:i w:val="0"/>
+                <w:iCs w:val="0"/>
+                <w:strike w:val="0"/>
+                <w:dstrike w:val="0"/>
+                <w:noProof w:val="0"/>
+                <w:sz w:val="18"/>
+                <w:szCs w:val="18"/>
+                <w:lang w:val="en-US"/>
+              </w:rPr>
+              <w:t>jobs@shvechkov.com</w:t>
+            </w:r>
+          </w:hyperlink>
+          <w:r>
+            <w:rPr>
+              <w:rFonts w:ascii="Calibri" w:hAnsi="Calibri" w:eastAsia="Calibri" w:cs="Calibri"/>
+              <w:sz w:val="18"/>
+              <w:szCs w:val="18"/>
+            </w:rPr>
+            <w:t xml:space="preserve">  |</w:t>
+          </w:r>
+          <w:r>
+            <w:rPr>
+              <w:rFonts w:ascii="Calibri" w:hAnsi="Calibri" w:eastAsia="Calibri" w:cs="Calibri"/>
+              <w:sz w:val="18"/>
+              <w:szCs w:val="18"/>
+            </w:rPr>
+            <w:t xml:space="preserve">  </w:t>
+          </w:r>
+          <w:hyperlink r:id="Ra8422377f62940df">
+            <w:r>
+              <w:rPr>
+                <w:rStyle w:val="Hyperlink"/>
+                <w:rFonts w:ascii="Calibri" w:hAnsi="Calibri" w:eastAsia="Calibri" w:cs="Calibri"/>
+                <w:b w:val="0"/>
+                <w:bCs w:val="0"/>
+                <w:i w:val="0"/>
+                <w:iCs w:val="0"/>
+                <w:strike w:val="0"/>
+                <w:dstrike w:val="0"/>
+                <w:noProof w:val="0"/>
+                <w:sz w:val="18"/>
+                <w:szCs w:val="18"/>
+                <w:lang w:val="en-US"/>
+              </w:rPr>
+              <w:t>https://</w:t>
+            </w:r>
+            <w:r>
+              <w:rPr>
+                <w:rStyle w:val="Hyperlink"/>
+                <w:rFonts w:ascii="Calibri" w:hAnsi="Calibri" w:eastAsia="Calibri" w:cs="Calibri"/>
+                <w:b w:val="0"/>
+                <w:bCs w:val="0"/>
+                <w:i w:val="0"/>
+                <w:iCs w:val="0"/>
+                <w:strike w:val="0"/>
+                <w:dstrike w:val="0"/>
+                <w:noProof w:val="0"/>
+                <w:sz w:val="18"/>
+                <w:szCs w:val="18"/>
+                <w:lang w:val="en-US"/>
+              </w:rPr>
+              <w:t>github.com/shvechkov</w:t>
+            </w:r>
+          </w:hyperlink>
+          <w:r>
+            <w:rPr>
+              <w:rFonts w:ascii="Calibri" w:hAnsi="Calibri" w:eastAsia="Calibri" w:cs="Calibri"/>
+              <w:sz w:val="18"/>
+              <w:szCs w:val="18"/>
+            </w:rPr>
+            <w:t xml:space="preserve"> </w:t>
+          </w:r>
+          <w:r>
+            <w:rPr>
+              <w:rFonts w:ascii="Calibri" w:hAnsi="Calibri" w:eastAsia="Calibri" w:cs="Calibri"/>
+              <w:sz w:val="18"/>
+              <w:szCs w:val="18"/>
+            </w:rPr>
+            <w:t xml:space="preserve"> </w:t>
+          </w:r>
+          <w:r>
+            <w:rPr>
+              <w:rFonts w:ascii="Calibri" w:hAnsi="Calibri" w:eastAsia="Calibri" w:cs="Calibri"/>
+              <w:sz w:val="18"/>
+              <w:szCs w:val="18"/>
+            </w:rPr>
+            <w:t xml:space="preserve">| </w:t>
+          </w:r>
+          <w:hyperlink r:id="R425f4655040242c4">
+            <w:r>
+              <w:rPr>
+                <w:rStyle w:val="Hyperlink"/>
+                <w:rFonts w:ascii="Calibri" w:hAnsi="Calibri" w:eastAsia="Calibri" w:cs="Calibri"/>
+                <w:b w:val="0"/>
+                <w:bCs w:val="0"/>
+                <w:i w:val="0"/>
+                <w:iCs w:val="0"/>
+                <w:strike w:val="0"/>
+                <w:dstrike w:val="0"/>
+                <w:noProof w:val="0"/>
+                <w:sz w:val="18"/>
+                <w:szCs w:val="18"/>
+                <w:lang w:val="en-US"/>
+              </w:rPr>
+              <w:t>https://</w:t>
+            </w:r>
+            <w:r>
+              <w:rPr>
+                <w:rStyle w:val="Hyperlink"/>
+                <w:rFonts w:ascii="Calibri" w:hAnsi="Calibri" w:eastAsia="Calibri" w:cs="Calibri"/>
+                <w:b w:val="0"/>
+                <w:bCs w:val="0"/>
+                <w:i w:val="0"/>
+                <w:iCs w:val="0"/>
+                <w:strike w:val="0"/>
+                <w:dstrike w:val="0"/>
+                <w:noProof w:val="0"/>
+                <w:sz w:val="18"/>
+                <w:szCs w:val="18"/>
+                <w:lang w:val="en-US"/>
+              </w:rPr>
+              <w:t>www.linkedin.com/in/alexey-shvechkov</w:t>
+            </w:r>
+            <w:r>
+              <w:tab/>
+            </w:r>
+          </w:hyperlink>
+        </w:p>
+        <w:p>
+          <w:pPr>
+            <w:pStyle w:val="Header"/>
+            <w:bidi w:val="0"/>
+            <w:ind w:left="-115"/>
+            <w:jc w:val="left"/>
+          </w:pPr>
+        </w:p>
+      </w:tc>
+    </w:tr>
+  </w:tbl>
+  <w:p>
+    <w:pPr>
+      <w:pStyle w:val="Footer"/>
+      <w:bidi w:val="0"/>
+    </w:pPr>
+  </w:p>
+</w:ftr>
+</file>
+
+<file path=word/header.xml><?xml version="1.0" encoding="utf-8"?>
+<w:hdr xmlns:w14="http://schemas.microsoft.com/office/word/2010/wordml" xmlns:w="http://schemas.openxmlformats.org/wordprocessingml/2006/main">
+  <w:tbl>
+    <w:tblPr>
+      <w:tblStyle w:val="TableNormal"/>
+      <w:bidiVisual w:val="0"/>
+      <w:tblW w:w="0" w:type="auto"/>
+      <w:tblLayout w:type="fixed"/>
+      <w:tblLook w:val="06A0" w:firstRow="1" w:lastRow="0" w:firstColumn="1" w:lastColumn="0" w:noHBand="1" w:noVBand="1"/>
+    </w:tblPr>
+    <w:tblGrid>
+      <w:gridCol w:w="3600"/>
+      <w:gridCol w:w="3600"/>
+      <w:gridCol w:w="3600"/>
+    </w:tblGrid>
+    <w:tr>
+      <w:trPr>
+        <w:trHeight w:val="300"/>
+      </w:trPr>
+      <w:tc>
+        <w:tcPr>
+          <w:tcW w:w="3600" w:type="dxa"/>
+          <w:tcMar/>
+        </w:tcPr>
+        <w:p>
+          <w:pPr>
+            <w:pStyle w:val="Header"/>
+            <w:bidi w:val="0"/>
+            <w:ind w:left="-115"/>
+            <w:jc w:val="left"/>
+          </w:pPr>
+        </w:p>
+      </w:tc>
+      <w:tc>
+        <w:tcPr>
+          <w:tcW w:w="3600" w:type="dxa"/>
+          <w:tcMar/>
+        </w:tcPr>
+        <w:p>
+          <w:pPr>
+            <w:pStyle w:val="Header"/>
+            <w:bidi w:val="0"/>
+            <w:jc w:val="center"/>
+          </w:pPr>
+        </w:p>
+      </w:tc>
+      <w:tc>
+        <w:tcPr>
+          <w:tcW w:w="3600" w:type="dxa"/>
+          <w:tcMar/>
+        </w:tcPr>
+        <w:p>
+          <w:pPr>
+            <w:pStyle w:val="Header"/>
+            <w:bidi w:val="0"/>
+            <w:ind w:right="-115"/>
+            <w:jc w:val="right"/>
+          </w:pPr>
+        </w:p>
+      </w:tc>
+    </w:tr>
+  </w:tbl>
+  <w:p>
+    <w:pPr>
+      <w:pStyle w:val="Header"/>
+      <w:bidi w:val="0"/>
+    </w:pPr>
+  </w:p>
+</w:hdr>
+</file>
+
 <file path=word/numbering.xml><?xml version="1.0" encoding="utf-8"?>
 <w:numbering xmlns:w="http://schemas.openxmlformats.org/wordprocessingml/2006/main">
+  <w:abstractNum xmlns:w="http://schemas.openxmlformats.org/wordprocessingml/2006/main" w:abstractNumId="9">
+    <w:nsid w:val="54109a72"/>
+    <w:multiLevelType xmlns:w="http://schemas.openxmlformats.org/wordprocessingml/2006/main" w:val="hybridMultilevel"/>
+    <w:lvl xmlns:w="http://schemas.openxmlformats.org/wordprocessingml/2006/main" w:ilvl="0">
+      <w:start w:val="1"/>
+      <w:numFmt w:val="bullet"/>
+      <w:lvlText w:val=""/>
+      <w:lvlJc w:val="left"/>
+      <w:pPr>
+        <w:ind w:left="720" w:hanging="360"/>
+      </w:pPr>
+      <w:rPr>
+        <w:rFonts w:hint="default" w:ascii="Symbol" w:hAnsi="Symbol"/>
+      </w:rPr>
+    </w:lvl>
+    <w:lvl xmlns:w="http://schemas.openxmlformats.org/wordprocessingml/2006/main" w:ilvl="1">
+      <w:start w:val="1"/>
+      <w:numFmt w:val="bullet"/>
+      <w:lvlText w:val="o"/>
+      <w:lvlJc w:val="left"/>
+      <w:pPr>
+        <w:ind w:left="1440" w:hanging="360"/>
+      </w:pPr>
+      <w:rPr>
+        <w:rFonts w:hint="default" w:ascii="Courier New" w:hAnsi="Courier New"/>
+      </w:rPr>
+    </w:lvl>
+    <w:lvl xmlns:w="http://schemas.openxmlformats.org/wordprocessingml/2006/main" w:ilvl="2">
+      <w:start w:val="1"/>
+      <w:numFmt w:val="bullet"/>
+      <w:lvlText w:val=""/>
+      <w:lvlJc w:val="left"/>
+      <w:pPr>
+        <w:ind w:left="2160" w:hanging="360"/>
+      </w:pPr>
+      <w:rPr>
+        <w:rFonts w:hint="default" w:ascii="Wingdings" w:hAnsi="Wingdings"/>
+      </w:rPr>
+    </w:lvl>
+    <w:lvl xmlns:w="http://schemas.openxmlformats.org/wordprocessingml/2006/main" w:ilvl="3">
+      <w:start w:val="1"/>
+      <w:numFmt w:val="bullet"/>
+      <w:lvlText w:val=""/>
+      <w:lvlJc w:val="left"/>
+      <w:pPr>
+        <w:ind w:left="2880" w:hanging="360"/>
+      </w:pPr>
+      <w:rPr>
+        <w:rFonts w:hint="default" w:ascii="Symbol" w:hAnsi="Symbol"/>
+      </w:rPr>
+    </w:lvl>
+    <w:lvl xmlns:w="http://schemas.openxmlformats.org/wordprocessingml/2006/main" w:ilvl="4">
+      <w:start w:val="1"/>
+      <w:numFmt w:val="bullet"/>
+      <w:lvlText w:val="o"/>
+      <w:lvlJc w:val="left"/>
+      <w:pPr>
+        <w:ind w:left="3600" w:hanging="360"/>
+      </w:pPr>
+      <w:rPr>
+        <w:rFonts w:hint="default" w:ascii="Courier New" w:hAnsi="Courier New"/>
+      </w:rPr>
+    </w:lvl>
+    <w:lvl xmlns:w="http://schemas.openxmlformats.org/wordprocessingml/2006/main" w:ilvl="5">
+      <w:start w:val="1"/>
+      <w:numFmt w:val="bullet"/>
+      <w:lvlText w:val=""/>
+      <w:lvlJc w:val="left"/>
+      <w:pPr>
+        <w:ind w:left="4320" w:hanging="360"/>
+      </w:pPr>
+      <w:rPr>
+        <w:rFonts w:hint="default" w:ascii="Wingdings" w:hAnsi="Wingdings"/>
+      </w:rPr>
+    </w:lvl>
+    <w:lvl xmlns:w="http://schemas.openxmlformats.org/wordprocessingml/2006/main" w:ilvl="6">
+      <w:start w:val="1"/>
+      <w:numFmt w:val="bullet"/>
+      <w:lvlText w:val=""/>
+      <w:lvlJc w:val="left"/>
+      <w:pPr>
+        <w:ind w:left="5040" w:hanging="360"/>
+      </w:pPr>
+      <w:rPr>
+        <w:rFonts w:hint="default" w:ascii="Symbol" w:hAnsi="Symbol"/>
+      </w:rPr>
+    </w:lvl>
+    <w:lvl xmlns:w="http://schemas.openxmlformats.org/wordprocessingml/2006/main" w:ilvl="7">
+      <w:start w:val="1"/>
+      <w:numFmt w:val="bullet"/>
+      <w:lvlText w:val="o"/>
+      <w:lvlJc w:val="left"/>
+      <w:pPr>
+        <w:ind w:left="5760" w:hanging="360"/>
+      </w:pPr>
+      <w:rPr>
+        <w:rFonts w:hint="default" w:ascii="Courier New" w:hAnsi="Courier New"/>
+      </w:rPr>
+    </w:lvl>
+    <w:lvl xmlns:w="http://schemas.openxmlformats.org/wordprocessingml/2006/main" w:ilvl="8">
+      <w:start w:val="1"/>
+      <w:numFmt w:val="bullet"/>
+      <w:lvlText w:val=""/>
+      <w:lvlJc w:val="left"/>
+      <w:pPr>
+        <w:ind w:left="6480" w:hanging="360"/>
+      </w:pPr>
+      <w:rPr>
+        <w:rFonts w:hint="default" w:ascii="Wingdings" w:hAnsi="Wingdings"/>
+      </w:rPr>
+    </w:lvl>
+  </w:abstractNum>
   <w:abstractNum xmlns:w="http://schemas.openxmlformats.org/wordprocessingml/2006/main" w:abstractNumId="8">
     <w:nsid w:val="6704fff4"/>
     <w:multiLevelType xmlns:w="http://schemas.openxmlformats.org/wordprocessingml/2006/main" w:val="hybridMultilevel"/>
@@ -2859,6 +5743,9 @@
       </w:rPr>
     </w:lvl>
   </w:abstractNum>
+  <w:num w:numId="9">
+    <w:abstractNumId w:val="9"/>
+  </w:num>
   <w:num w:numId="8">
     <w:abstractNumId w:val="8"/>
   </w:num>
@@ -3351,6 +6238,60 @@
       <w:outlineLvl w:val="1"/>
     </w:pPr>
   </w:style>
+  <w:style w:type="paragraph" w:styleId="Header">
+    <w:uiPriority w:val="99"/>
+    <w:name w:val="header"/>
+    <w:basedOn w:val="Normal"/>
+    <w:unhideWhenUsed/>
+    <w:rsid w:val="0BEBC26B"/>
+    <w:pPr>
+      <w:tabs>
+        <w:tab w:val="center" w:leader="none" w:pos="4680"/>
+        <w:tab w:val="right" w:leader="none" w:pos="9360"/>
+      </w:tabs>
+      <w:spacing w:after="0" w:line="240" w:lineRule="auto"/>
+    </w:pPr>
+  </w:style>
+  <w:style w:type="paragraph" w:styleId="Footer">
+    <w:uiPriority w:val="99"/>
+    <w:name w:val="footer"/>
+    <w:basedOn w:val="Normal"/>
+    <w:unhideWhenUsed/>
+    <w:rsid w:val="0BEBC26B"/>
+    <w:pPr>
+      <w:tabs>
+        <w:tab w:val="center" w:leader="none" w:pos="4680"/>
+        <w:tab w:val="right" w:leader="none" w:pos="9360"/>
+      </w:tabs>
+      <w:spacing w:after="0" w:line="240" w:lineRule="auto"/>
+    </w:pPr>
+  </w:style>
+  <w:style xmlns:w="http://schemas.openxmlformats.org/wordprocessingml/2006/main" w:type="table" w:styleId="TableGrid">
+    <w:name xmlns:w="http://schemas.openxmlformats.org/wordprocessingml/2006/main" w:val="Table Grid"/>
+    <w:basedOn xmlns:w="http://schemas.openxmlformats.org/wordprocessingml/2006/main" w:val="TableNormal"/>
+    <w:uiPriority xmlns:w="http://schemas.openxmlformats.org/wordprocessingml/2006/main" w:val="59"/>
+    <w:rsid xmlns:w="http://schemas.openxmlformats.org/wordprocessingml/2006/main" w:val="00FB4123"/>
+    <w:pPr xmlns:w="http://schemas.openxmlformats.org/wordprocessingml/2006/main">
+      <w:spacing w:after="0" w:line="240" w:lineRule="auto"/>
+    </w:pPr>
+    <w:tblPr xmlns:w="http://schemas.openxmlformats.org/wordprocessingml/2006/main">
+      <w:tblInd w:w="0" w:type="dxa"/>
+      <w:tblBorders>
+        <w:top w:val="single" w:color="000000" w:themeColor="text1" w:sz="4" w:space="0"/>
+        <w:left w:val="single" w:color="000000" w:themeColor="text1" w:sz="4" w:space="0"/>
+        <w:bottom w:val="single" w:color="000000" w:themeColor="text1" w:sz="4" w:space="0"/>
+        <w:right w:val="single" w:color="000000" w:themeColor="text1" w:sz="4" w:space="0"/>
+        <w:insideH w:val="single" w:color="000000" w:themeColor="text1" w:sz="4" w:space="0"/>
+        <w:insideV w:val="single" w:color="000000" w:themeColor="text1" w:sz="4" w:space="0"/>
+      </w:tblBorders>
+      <w:tblCellMar>
+        <w:top w:w="0" w:type="dxa"/>
+        <w:left w:w="108" w:type="dxa"/>
+        <w:bottom w:w="0" w:type="dxa"/>
+        <w:right w:w="108" w:type="dxa"/>
+      </w:tblCellMar>
+    </w:tblPr>
+  </w:style>
 </w:styles>
 </file>
 
